--- a/Kőpapírolló/Dokumentáció.docx
+++ b/Kőpapírolló/Dokumentáció.docx
@@ -4,101 +4,3465 @@
   <w:body>
     <w:p>
       <w:pPr>
-        <w:jc w:val="center"/>
-        <w:rPr>
-          <w:b/>
-          <w:sz w:val="28"/>
-        </w:rPr>
-      </w:pPr>
-      <w:r>
-        <w:rPr>
-          <w:b/>
-          <w:sz w:val="28"/>
+        <w:spacing w:before="100" w:beforeAutospacing="1" w:after="100" w:afterAutospacing="1" w:line="240" w:lineRule="auto"/>
+        <w:outlineLvl w:val="1"/>
+        <w:rPr>
+          <w:rFonts w:ascii="Times New Roman" w:eastAsia="Times New Roman" w:hAnsi="Times New Roman" w:cs="Times New Roman"/>
+          <w:b/>
+          <w:bCs/>
+          <w:sz w:val="36"/>
+          <w:szCs w:val="36"/>
+          <w:lang w:eastAsia="hu-HU"/>
+        </w:rPr>
+      </w:pPr>
+      <w:r>
+        <w:rPr>
+          <w:rFonts w:ascii="Times New Roman" w:eastAsia="Times New Roman" w:hAnsi="Times New Roman" w:cs="Times New Roman"/>
+          <w:b/>
+          <w:bCs/>
+          <w:sz w:val="36"/>
+          <w:szCs w:val="36"/>
+          <w:lang w:eastAsia="hu-HU"/>
+        </w:rPr>
+        <w:t xml:space="preserve">1. </w:t>
+      </w:r>
+      <w:r>
+        <w:rPr>
+          <w:rFonts w:ascii="Times New Roman" w:eastAsia="Times New Roman" w:hAnsi="Times New Roman" w:cs="Times New Roman"/>
+          <w:b/>
+          <w:bCs/>
+          <w:sz w:val="36"/>
+          <w:szCs w:val="36"/>
+          <w:lang w:eastAsia="hu-HU"/>
         </w:rPr>
         <w:t>Kő</w:t>
       </w:r>
       <w:r>
         <w:rPr>
-          <w:b/>
-          <w:sz w:val="28"/>
+          <w:rFonts w:ascii="Times New Roman" w:eastAsia="Times New Roman" w:hAnsi="Times New Roman" w:cs="Times New Roman"/>
+          <w:b/>
+          <w:bCs/>
+          <w:sz w:val="36"/>
+          <w:szCs w:val="36"/>
+          <w:lang w:eastAsia="hu-HU"/>
         </w:rPr>
         <w:t xml:space="preserve"> - </w:t>
       </w:r>
       <w:r>
         <w:rPr>
-          <w:b/>
-          <w:sz w:val="28"/>
-        </w:rPr>
-        <w:t xml:space="preserve">papír </w:t>
-      </w:r>
-      <w:r>
-        <w:rPr>
-          <w:b/>
-          <w:sz w:val="28"/>
-        </w:rPr>
-        <w:t xml:space="preserve">– </w:t>
-      </w:r>
-      <w:r>
-        <w:rPr>
-          <w:b/>
-          <w:sz w:val="28"/>
-        </w:rPr>
-        <w:t>olló</w:t>
-      </w:r>
-    </w:p>
-    <w:p>
-      <w:pPr>
-        <w:rPr>
-          <w:b/>
-          <w:sz w:val="28"/>
-        </w:rPr>
-      </w:pPr>
-    </w:p>
-    <w:p>
-      <w:r>
-        <w:t>A feladat</w:t>
-      </w:r>
-      <w:r>
-        <w:t xml:space="preserve"> egy kő, papír, olló játék elkészítése.</w:t>
-      </w:r>
-    </w:p>
-    <w:p/>
-    <w:p>
-      <w:r>
-        <w:t xml:space="preserve">A bekért neveket </w:t>
+          <w:rFonts w:ascii="Times New Roman" w:eastAsia="Times New Roman" w:hAnsi="Times New Roman" w:cs="Times New Roman"/>
+          <w:b/>
+          <w:bCs/>
+          <w:sz w:val="36"/>
+          <w:szCs w:val="36"/>
+          <w:lang w:eastAsia="hu-HU"/>
+        </w:rPr>
+        <w:t>papír</w:t>
+      </w:r>
+      <w:r>
+        <w:rPr>
+          <w:rFonts w:ascii="Times New Roman" w:eastAsia="Times New Roman" w:hAnsi="Times New Roman" w:cs="Times New Roman"/>
+          <w:b/>
+          <w:bCs/>
+          <w:sz w:val="36"/>
+          <w:szCs w:val="36"/>
+          <w:lang w:eastAsia="hu-HU"/>
+        </w:rPr>
+        <w:t xml:space="preserve"> </w:t>
+      </w:r>
+      <w:r>
+        <w:rPr>
+          <w:rFonts w:ascii="Times New Roman" w:eastAsia="Times New Roman" w:hAnsi="Times New Roman" w:cs="Times New Roman"/>
+          <w:b/>
+          <w:bCs/>
+          <w:sz w:val="36"/>
+          <w:szCs w:val="36"/>
+          <w:lang w:eastAsia="hu-HU"/>
+        </w:rPr>
+        <w:t>-</w:t>
+      </w:r>
+      <w:r>
+        <w:rPr>
+          <w:rFonts w:ascii="Times New Roman" w:eastAsia="Times New Roman" w:hAnsi="Times New Roman" w:cs="Times New Roman"/>
+          <w:b/>
+          <w:bCs/>
+          <w:sz w:val="36"/>
+          <w:szCs w:val="36"/>
+          <w:lang w:eastAsia="hu-HU"/>
+        </w:rPr>
+        <w:t xml:space="preserve"> </w:t>
+      </w:r>
+      <w:r>
+        <w:rPr>
+          <w:rFonts w:ascii="Times New Roman" w:eastAsia="Times New Roman" w:hAnsi="Times New Roman" w:cs="Times New Roman"/>
+          <w:b/>
+          <w:bCs/>
+          <w:sz w:val="36"/>
+          <w:szCs w:val="36"/>
+          <w:lang w:eastAsia="hu-HU"/>
+        </w:rPr>
+        <w:t>o</w:t>
+      </w:r>
+      <w:r>
+        <w:rPr>
+          <w:rFonts w:ascii="Times New Roman" w:eastAsia="Times New Roman" w:hAnsi="Times New Roman" w:cs="Times New Roman"/>
+          <w:b/>
+          <w:bCs/>
+          <w:sz w:val="36"/>
+          <w:szCs w:val="36"/>
+          <w:lang w:eastAsia="hu-HU"/>
+        </w:rPr>
+        <w:t>lló</w:t>
+      </w:r>
+      <w:r>
+        <w:rPr>
+          <w:rFonts w:ascii="Times New Roman" w:eastAsia="Times New Roman" w:hAnsi="Times New Roman" w:cs="Times New Roman"/>
+          <w:b/>
+          <w:bCs/>
+          <w:sz w:val="36"/>
+          <w:szCs w:val="36"/>
+          <w:lang w:eastAsia="hu-HU"/>
+        </w:rPr>
+        <w:t xml:space="preserve"> dokumentációja</w:t>
+      </w:r>
+    </w:p>
+    <w:p>
+      <w:pPr>
+        <w:spacing w:before="100" w:beforeAutospacing="1" w:after="100" w:afterAutospacing="1" w:line="240" w:lineRule="auto"/>
+        <w:outlineLvl w:val="2"/>
+        <w:rPr>
+          <w:rFonts w:ascii="Times New Roman" w:eastAsia="Times New Roman" w:hAnsi="Times New Roman" w:cs="Times New Roman"/>
+          <w:b/>
+          <w:bCs/>
+          <w:sz w:val="27"/>
+          <w:szCs w:val="27"/>
+          <w:lang w:eastAsia="hu-HU"/>
+        </w:rPr>
+      </w:pPr>
+      <w:r>
+        <w:rPr>
+          <w:rFonts w:ascii="Times New Roman" w:eastAsia="Times New Roman" w:hAnsi="Times New Roman" w:cs="Times New Roman"/>
+          <w:b/>
+          <w:bCs/>
+          <w:sz w:val="27"/>
+          <w:szCs w:val="27"/>
+          <w:lang w:eastAsia="hu-HU"/>
+        </w:rPr>
+        <w:t>Funkcionális követelmények:</w:t>
+      </w:r>
+    </w:p>
+    <w:p>
+      <w:pPr>
+        <w:numPr>
+          <w:ilvl w:val="0"/>
+          <w:numId w:val="3"/>
+        </w:numPr>
+        <w:spacing w:before="100" w:beforeAutospacing="1" w:after="100" w:afterAutospacing="1" w:line="240" w:lineRule="auto"/>
+        <w:rPr>
+          <w:rFonts w:ascii="Times New Roman" w:eastAsia="Times New Roman" w:hAnsi="Times New Roman" w:cs="Times New Roman"/>
+          <w:sz w:val="24"/>
+          <w:szCs w:val="24"/>
+          <w:lang w:eastAsia="hu-HU"/>
+        </w:rPr>
+      </w:pPr>
+      <w:r>
+        <w:rPr>
+          <w:rFonts w:ascii="Times New Roman" w:eastAsia="Times New Roman" w:hAnsi="Times New Roman" w:cs="Times New Roman"/>
+          <w:sz w:val="24"/>
+          <w:szCs w:val="24"/>
+          <w:lang w:eastAsia="hu-HU"/>
+        </w:rPr>
+        <w:t>A program két játékos nevét kérdezi be.</w:t>
+      </w:r>
+    </w:p>
+    <w:p>
+      <w:pPr>
+        <w:numPr>
+          <w:ilvl w:val="0"/>
+          <w:numId w:val="3"/>
+        </w:numPr>
+        <w:spacing w:before="100" w:beforeAutospacing="1" w:after="100" w:afterAutospacing="1" w:line="240" w:lineRule="auto"/>
+        <w:rPr>
+          <w:rFonts w:ascii="Times New Roman" w:eastAsia="Times New Roman" w:hAnsi="Times New Roman" w:cs="Times New Roman"/>
+          <w:sz w:val="24"/>
+          <w:szCs w:val="24"/>
+          <w:lang w:eastAsia="hu-HU"/>
+        </w:rPr>
+      </w:pPr>
+      <w:r>
+        <w:rPr>
+          <w:rFonts w:ascii="Times New Roman" w:eastAsia="Times New Roman" w:hAnsi="Times New Roman" w:cs="Times New Roman"/>
+          <w:sz w:val="24"/>
+          <w:szCs w:val="24"/>
+          <w:lang w:eastAsia="hu-HU"/>
+        </w:rPr>
+        <w:t>Mindkét játékos kiválaszthatja a játék három lehetősége közül: Kő, Papír, Olló.</w:t>
+      </w:r>
+    </w:p>
+    <w:p>
+      <w:pPr>
+        <w:numPr>
+          <w:ilvl w:val="0"/>
+          <w:numId w:val="3"/>
+        </w:numPr>
+        <w:spacing w:before="100" w:beforeAutospacing="1" w:after="100" w:afterAutospacing="1" w:line="240" w:lineRule="auto"/>
+        <w:rPr>
+          <w:rFonts w:ascii="Times New Roman" w:eastAsia="Times New Roman" w:hAnsi="Times New Roman" w:cs="Times New Roman"/>
+          <w:sz w:val="24"/>
+          <w:szCs w:val="24"/>
+          <w:lang w:eastAsia="hu-HU"/>
+        </w:rPr>
+      </w:pPr>
+      <w:r>
+        <w:rPr>
+          <w:rFonts w:ascii="Times New Roman" w:eastAsia="Times New Roman" w:hAnsi="Times New Roman" w:cs="Times New Roman"/>
+          <w:sz w:val="24"/>
+          <w:szCs w:val="24"/>
+          <w:lang w:eastAsia="hu-HU"/>
+        </w:rPr>
+        <w:t>A program összehasonlítja a választásokat és meghatározza a győztest vagy döntetlent.</w:t>
+      </w:r>
+    </w:p>
+    <w:p>
+      <w:pPr>
+        <w:numPr>
+          <w:ilvl w:val="0"/>
+          <w:numId w:val="3"/>
+        </w:numPr>
+        <w:spacing w:before="100" w:beforeAutospacing="1" w:after="100" w:afterAutospacing="1" w:line="240" w:lineRule="auto"/>
+        <w:rPr>
+          <w:rFonts w:ascii="Times New Roman" w:eastAsia="Times New Roman" w:hAnsi="Times New Roman" w:cs="Times New Roman"/>
+          <w:sz w:val="24"/>
+          <w:szCs w:val="24"/>
+          <w:lang w:eastAsia="hu-HU"/>
+        </w:rPr>
+      </w:pPr>
+      <w:r>
+        <w:rPr>
+          <w:rFonts w:ascii="Times New Roman" w:eastAsia="Times New Roman" w:hAnsi="Times New Roman" w:cs="Times New Roman"/>
+          <w:sz w:val="24"/>
+          <w:szCs w:val="24"/>
+          <w:lang w:eastAsia="hu-HU"/>
+        </w:rPr>
+        <w:t>A játék legfeljebb 10 fordulóig tarthat.</w:t>
+      </w:r>
+    </w:p>
+    <w:p>
+      <w:pPr>
+        <w:numPr>
+          <w:ilvl w:val="0"/>
+          <w:numId w:val="3"/>
+        </w:numPr>
+        <w:spacing w:before="100" w:beforeAutospacing="1" w:after="100" w:afterAutospacing="1" w:line="240" w:lineRule="auto"/>
+        <w:rPr>
+          <w:rFonts w:ascii="Times New Roman" w:eastAsia="Times New Roman" w:hAnsi="Times New Roman" w:cs="Times New Roman"/>
+          <w:sz w:val="24"/>
+          <w:szCs w:val="24"/>
+          <w:lang w:eastAsia="hu-HU"/>
+        </w:rPr>
+      </w:pPr>
+      <w:r>
+        <w:rPr>
+          <w:rFonts w:ascii="Times New Roman" w:eastAsia="Times New Roman" w:hAnsi="Times New Roman" w:cs="Times New Roman"/>
+          <w:sz w:val="24"/>
+          <w:szCs w:val="24"/>
+          <w:lang w:eastAsia="hu-HU"/>
+        </w:rPr>
+        <w:t>Minden forduló eredményét fájlba menti, amely tartalmazza a játékosok nevét, választásait és a győztest.</w:t>
+      </w:r>
+    </w:p>
+    <w:p>
+      <w:pPr>
+        <w:numPr>
+          <w:ilvl w:val="0"/>
+          <w:numId w:val="3"/>
+        </w:numPr>
+        <w:spacing w:before="100" w:beforeAutospacing="1" w:after="100" w:afterAutospacing="1" w:line="240" w:lineRule="auto"/>
+        <w:rPr>
+          <w:rFonts w:ascii="Times New Roman" w:eastAsia="Times New Roman" w:hAnsi="Times New Roman" w:cs="Times New Roman"/>
+          <w:sz w:val="24"/>
+          <w:szCs w:val="24"/>
+          <w:lang w:eastAsia="hu-HU"/>
+        </w:rPr>
+      </w:pPr>
+      <w:r>
+        <w:rPr>
+          <w:rFonts w:ascii="Times New Roman" w:eastAsia="Times New Roman" w:hAnsi="Times New Roman" w:cs="Times New Roman"/>
+          <w:sz w:val="24"/>
+          <w:szCs w:val="24"/>
+          <w:lang w:eastAsia="hu-HU"/>
+        </w:rPr>
+        <w:t>A játék végén megjeleníti a statisztikákat: győzelmek és döntetlenek számát mindkét játékos számára.</w:t>
+      </w:r>
+    </w:p>
+    <w:p>
+      <w:pPr>
+        <w:numPr>
+          <w:ilvl w:val="0"/>
+          <w:numId w:val="3"/>
+        </w:numPr>
+        <w:spacing w:before="100" w:beforeAutospacing="1" w:after="100" w:afterAutospacing="1" w:line="240" w:lineRule="auto"/>
+        <w:rPr>
+          <w:rFonts w:ascii="Times New Roman" w:eastAsia="Times New Roman" w:hAnsi="Times New Roman" w:cs="Times New Roman"/>
+          <w:sz w:val="24"/>
+          <w:szCs w:val="24"/>
+          <w:lang w:eastAsia="hu-HU"/>
+        </w:rPr>
+      </w:pPr>
+      <w:r>
+        <w:rPr>
+          <w:rFonts w:ascii="Times New Roman" w:eastAsia="Times New Roman" w:hAnsi="Times New Roman" w:cs="Times New Roman"/>
+          <w:sz w:val="24"/>
+          <w:szCs w:val="24"/>
+          <w:lang w:eastAsia="hu-HU"/>
+        </w:rPr>
+        <w:t>A program biztosítja, hogy a felhasználó csak érvényes válaszokat adjon meg (pl. számot a választáshoz, nem üres nevet).</w:t>
+      </w:r>
+    </w:p>
+    <w:p>
+      <w:pPr>
+        <w:spacing w:before="100" w:beforeAutospacing="1" w:after="100" w:afterAutospacing="1" w:line="240" w:lineRule="auto"/>
+        <w:outlineLvl w:val="2"/>
+        <w:rPr>
+          <w:rFonts w:ascii="Times New Roman" w:eastAsia="Times New Roman" w:hAnsi="Times New Roman" w:cs="Times New Roman"/>
+          <w:b/>
+          <w:bCs/>
+          <w:sz w:val="27"/>
+          <w:szCs w:val="27"/>
+          <w:lang w:eastAsia="hu-HU"/>
+        </w:rPr>
+      </w:pPr>
+      <w:r>
+        <w:rPr>
+          <w:rFonts w:ascii="Times New Roman" w:eastAsia="Times New Roman" w:hAnsi="Times New Roman" w:cs="Times New Roman"/>
+          <w:b/>
+          <w:bCs/>
+          <w:sz w:val="27"/>
+          <w:szCs w:val="27"/>
+          <w:lang w:eastAsia="hu-HU"/>
+        </w:rPr>
+        <w:t>Nem-funkcionális követelmények:</w:t>
+      </w:r>
+    </w:p>
+    <w:p>
+      <w:pPr>
+        <w:numPr>
+          <w:ilvl w:val="0"/>
+          <w:numId w:val="4"/>
+        </w:numPr>
+        <w:spacing w:before="100" w:beforeAutospacing="1" w:after="100" w:afterAutospacing="1" w:line="240" w:lineRule="auto"/>
+        <w:rPr>
+          <w:rFonts w:ascii="Times New Roman" w:eastAsia="Times New Roman" w:hAnsi="Times New Roman" w:cs="Times New Roman"/>
+          <w:sz w:val="24"/>
+          <w:szCs w:val="24"/>
+          <w:lang w:eastAsia="hu-HU"/>
+        </w:rPr>
+      </w:pPr>
+      <w:r>
+        <w:rPr>
+          <w:rFonts w:ascii="Times New Roman" w:eastAsia="Times New Roman" w:hAnsi="Times New Roman" w:cs="Times New Roman"/>
+          <w:sz w:val="24"/>
+          <w:szCs w:val="24"/>
+          <w:lang w:eastAsia="hu-HU"/>
+        </w:rPr>
+        <w:t>A programnak gyorsnak kell lennie, és válaszideje nem haladhatja meg a 2 másodpercet.</w:t>
+      </w:r>
+    </w:p>
+    <w:p>
+      <w:pPr>
+        <w:numPr>
+          <w:ilvl w:val="0"/>
+          <w:numId w:val="4"/>
+        </w:numPr>
+        <w:spacing w:before="100" w:beforeAutospacing="1" w:after="100" w:afterAutospacing="1" w:line="240" w:lineRule="auto"/>
+        <w:rPr>
+          <w:rFonts w:ascii="Times New Roman" w:eastAsia="Times New Roman" w:hAnsi="Times New Roman" w:cs="Times New Roman"/>
+          <w:sz w:val="24"/>
+          <w:szCs w:val="24"/>
+          <w:lang w:eastAsia="hu-HU"/>
+        </w:rPr>
+      </w:pPr>
+      <w:r>
+        <w:rPr>
+          <w:rFonts w:ascii="Times New Roman" w:eastAsia="Times New Roman" w:hAnsi="Times New Roman" w:cs="Times New Roman"/>
+          <w:sz w:val="24"/>
+          <w:szCs w:val="24"/>
+          <w:lang w:eastAsia="hu-HU"/>
+        </w:rPr>
+        <w:t>A programnak stabilnak kell lennie, képesnek kell lennie az összes forduló kezelésére, és nem szabad leállnia hiba nélkül.</w:t>
+      </w:r>
+    </w:p>
+    <w:p>
+      <w:pPr>
+        <w:numPr>
+          <w:ilvl w:val="0"/>
+          <w:numId w:val="4"/>
+        </w:numPr>
+        <w:spacing w:before="100" w:beforeAutospacing="1" w:after="100" w:afterAutospacing="1" w:line="240" w:lineRule="auto"/>
+        <w:rPr>
+          <w:rFonts w:ascii="Times New Roman" w:eastAsia="Times New Roman" w:hAnsi="Times New Roman" w:cs="Times New Roman"/>
+          <w:sz w:val="24"/>
+          <w:szCs w:val="24"/>
+          <w:lang w:eastAsia="hu-HU"/>
+        </w:rPr>
+      </w:pPr>
+      <w:r>
+        <w:rPr>
+          <w:rFonts w:ascii="Times New Roman" w:eastAsia="Times New Roman" w:hAnsi="Times New Roman" w:cs="Times New Roman"/>
+          <w:sz w:val="24"/>
+          <w:szCs w:val="24"/>
+          <w:lang w:eastAsia="hu-HU"/>
+        </w:rPr>
+        <w:t>A fájlkezelésnek hibamentesen kell működnie (</w:t>
+      </w:r>
+      <w:proofErr w:type="gramStart"/>
+      <w:r>
+        <w:rPr>
+          <w:rFonts w:ascii="Times New Roman" w:eastAsia="Times New Roman" w:hAnsi="Times New Roman" w:cs="Times New Roman"/>
+          <w:sz w:val="24"/>
+          <w:szCs w:val="24"/>
+          <w:lang w:eastAsia="hu-HU"/>
+        </w:rPr>
+        <w:t>pl.</w:t>
+      </w:r>
+      <w:proofErr w:type="gramEnd"/>
+      <w:r>
+        <w:rPr>
+          <w:rFonts w:ascii="Times New Roman" w:eastAsia="Times New Roman" w:hAnsi="Times New Roman" w:cs="Times New Roman"/>
+          <w:sz w:val="24"/>
+          <w:szCs w:val="24"/>
+          <w:lang w:eastAsia="hu-HU"/>
+        </w:rPr>
+        <w:t xml:space="preserve"> ha a fájl nem elérhető, a programnak kezelnie kell a hibát).</w:t>
+      </w:r>
+    </w:p>
+    <w:p>
+      <w:pPr>
+        <w:spacing w:before="100" w:beforeAutospacing="1" w:after="100" w:afterAutospacing="1" w:line="240" w:lineRule="auto"/>
+        <w:outlineLvl w:val="2"/>
+        <w:rPr>
+          <w:rFonts w:ascii="Times New Roman" w:eastAsia="Times New Roman" w:hAnsi="Times New Roman" w:cs="Times New Roman"/>
+          <w:b/>
+          <w:bCs/>
+          <w:sz w:val="27"/>
+          <w:szCs w:val="27"/>
+          <w:lang w:eastAsia="hu-HU"/>
+        </w:rPr>
+      </w:pPr>
+      <w:r>
+        <w:rPr>
+          <w:rFonts w:ascii="Times New Roman" w:eastAsia="Times New Roman" w:hAnsi="Times New Roman" w:cs="Times New Roman"/>
+          <w:b/>
+          <w:bCs/>
+          <w:sz w:val="27"/>
+          <w:szCs w:val="27"/>
+          <w:lang w:eastAsia="hu-HU"/>
+        </w:rPr>
+        <w:t>Üzleti követelmények:</w:t>
+      </w:r>
+    </w:p>
+    <w:p>
+      <w:pPr>
+        <w:numPr>
+          <w:ilvl w:val="0"/>
+          <w:numId w:val="5"/>
+        </w:numPr>
+        <w:spacing w:before="100" w:beforeAutospacing="1" w:after="100" w:afterAutospacing="1" w:line="240" w:lineRule="auto"/>
+        <w:rPr>
+          <w:rFonts w:ascii="Times New Roman" w:eastAsia="Times New Roman" w:hAnsi="Times New Roman" w:cs="Times New Roman"/>
+          <w:sz w:val="24"/>
+          <w:szCs w:val="24"/>
+          <w:lang w:eastAsia="hu-HU"/>
+        </w:rPr>
+      </w:pPr>
+      <w:r>
+        <w:rPr>
+          <w:rFonts w:ascii="Times New Roman" w:eastAsia="Times New Roman" w:hAnsi="Times New Roman" w:cs="Times New Roman"/>
+          <w:sz w:val="24"/>
+          <w:szCs w:val="24"/>
+          <w:lang w:eastAsia="hu-HU"/>
+        </w:rPr>
+        <w:t>A rendszer célja, hogy szórakoztató módon vezesse a kő-papír-olló játékot két játékos számára.</w:t>
+      </w:r>
+    </w:p>
+    <w:p>
+      <w:pPr>
+        <w:numPr>
+          <w:ilvl w:val="0"/>
+          <w:numId w:val="5"/>
+        </w:numPr>
+        <w:spacing w:before="100" w:beforeAutospacing="1" w:after="100" w:afterAutospacing="1" w:line="240" w:lineRule="auto"/>
+        <w:rPr>
+          <w:rFonts w:ascii="Times New Roman" w:eastAsia="Times New Roman" w:hAnsi="Times New Roman" w:cs="Times New Roman"/>
+          <w:sz w:val="24"/>
+          <w:szCs w:val="24"/>
+          <w:lang w:eastAsia="hu-HU"/>
+        </w:rPr>
+      </w:pPr>
+      <w:r>
+        <w:rPr>
+          <w:rFonts w:ascii="Times New Roman" w:eastAsia="Times New Roman" w:hAnsi="Times New Roman" w:cs="Times New Roman"/>
+          <w:sz w:val="24"/>
+          <w:szCs w:val="24"/>
+          <w:lang w:eastAsia="hu-HU"/>
+        </w:rPr>
+        <w:t>A program fenntartja és rögzíti a játék történetét, így a felhasználók visszanézhetik a korábbi eredményeket.</w:t>
+      </w:r>
+    </w:p>
+    <w:p>
+      <w:pPr>
+        <w:spacing w:before="100" w:beforeAutospacing="1" w:after="100" w:afterAutospacing="1" w:line="240" w:lineRule="auto"/>
+        <w:outlineLvl w:val="1"/>
+        <w:rPr>
+          <w:rFonts w:ascii="Times New Roman" w:eastAsia="Times New Roman" w:hAnsi="Times New Roman" w:cs="Times New Roman"/>
+          <w:b/>
+          <w:bCs/>
+          <w:sz w:val="36"/>
+          <w:szCs w:val="36"/>
+          <w:lang w:eastAsia="hu-HU"/>
+        </w:rPr>
+      </w:pPr>
+      <w:r>
+        <w:rPr>
+          <w:rFonts w:ascii="Times New Roman" w:eastAsia="Times New Roman" w:hAnsi="Times New Roman" w:cs="Times New Roman"/>
+          <w:b/>
+          <w:bCs/>
+          <w:sz w:val="36"/>
+          <w:szCs w:val="36"/>
+          <w:lang w:eastAsia="hu-HU"/>
+        </w:rPr>
+        <w:t>2. Tervezési dokumentáció</w:t>
+      </w:r>
+    </w:p>
+    <w:p>
+      <w:pPr>
+        <w:spacing w:before="100" w:beforeAutospacing="1" w:after="100" w:afterAutospacing="1" w:line="240" w:lineRule="auto"/>
+        <w:outlineLvl w:val="2"/>
+        <w:rPr>
+          <w:rFonts w:ascii="Times New Roman" w:eastAsia="Times New Roman" w:hAnsi="Times New Roman" w:cs="Times New Roman"/>
+          <w:b/>
+          <w:bCs/>
+          <w:sz w:val="27"/>
+          <w:szCs w:val="27"/>
+          <w:lang w:eastAsia="hu-HU"/>
+        </w:rPr>
+      </w:pPr>
+      <w:r>
+        <w:rPr>
+          <w:rFonts w:ascii="Times New Roman" w:eastAsia="Times New Roman" w:hAnsi="Times New Roman" w:cs="Times New Roman"/>
+          <w:b/>
+          <w:bCs/>
+          <w:sz w:val="27"/>
+          <w:szCs w:val="27"/>
+          <w:lang w:eastAsia="hu-HU"/>
+        </w:rPr>
+        <w:t>Rendszerarchitektúra:</w:t>
+      </w:r>
+    </w:p>
+    <w:p>
+      <w:pPr>
+        <w:spacing w:before="100" w:beforeAutospacing="1" w:after="100" w:afterAutospacing="1" w:line="240" w:lineRule="auto"/>
+        <w:rPr>
+          <w:rFonts w:ascii="Times New Roman" w:eastAsia="Times New Roman" w:hAnsi="Times New Roman" w:cs="Times New Roman"/>
+          <w:sz w:val="24"/>
+          <w:szCs w:val="24"/>
+          <w:lang w:eastAsia="hu-HU"/>
+        </w:rPr>
+      </w:pPr>
+      <w:r>
+        <w:rPr>
+          <w:rFonts w:ascii="Times New Roman" w:eastAsia="Times New Roman" w:hAnsi="Times New Roman" w:cs="Times New Roman"/>
+          <w:sz w:val="24"/>
+          <w:szCs w:val="24"/>
+          <w:lang w:eastAsia="hu-HU"/>
+        </w:rPr>
+        <w:t>A program egy egyszerű konzolos alkalmazás, amely nem rendelkezik bonyolult architektúrával. A rendszer három fő komponensből áll:</w:t>
+      </w:r>
+    </w:p>
+    <w:p>
+      <w:pPr>
+        <w:numPr>
+          <w:ilvl w:val="0"/>
+          <w:numId w:val="6"/>
+        </w:numPr>
+        <w:spacing w:before="100" w:beforeAutospacing="1" w:after="100" w:afterAutospacing="1" w:line="240" w:lineRule="auto"/>
+        <w:rPr>
+          <w:rFonts w:ascii="Times New Roman" w:eastAsia="Times New Roman" w:hAnsi="Times New Roman" w:cs="Times New Roman"/>
+          <w:sz w:val="24"/>
+          <w:szCs w:val="24"/>
+          <w:lang w:eastAsia="hu-HU"/>
+        </w:rPr>
+      </w:pPr>
+      <w:r>
+        <w:rPr>
+          <w:rFonts w:ascii="Times New Roman" w:eastAsia="Times New Roman" w:hAnsi="Times New Roman" w:cs="Times New Roman"/>
+          <w:b/>
+          <w:bCs/>
+          <w:sz w:val="24"/>
+          <w:szCs w:val="24"/>
+          <w:lang w:eastAsia="hu-HU"/>
+        </w:rPr>
+        <w:t>Felhasználói interakció</w:t>
+      </w:r>
+      <w:r>
+        <w:rPr>
+          <w:rFonts w:ascii="Times New Roman" w:eastAsia="Times New Roman" w:hAnsi="Times New Roman" w:cs="Times New Roman"/>
+          <w:sz w:val="24"/>
+          <w:szCs w:val="24"/>
+          <w:lang w:eastAsia="hu-HU"/>
+        </w:rPr>
+        <w:t xml:space="preserve"> – A felhasználó interakciói történnek a konzolon keresztül.</w:t>
+      </w:r>
+    </w:p>
+    <w:p>
+      <w:pPr>
+        <w:numPr>
+          <w:ilvl w:val="0"/>
+          <w:numId w:val="6"/>
+        </w:numPr>
+        <w:spacing w:before="100" w:beforeAutospacing="1" w:after="100" w:afterAutospacing="1" w:line="240" w:lineRule="auto"/>
+        <w:rPr>
+          <w:rFonts w:ascii="Times New Roman" w:eastAsia="Times New Roman" w:hAnsi="Times New Roman" w:cs="Times New Roman"/>
+          <w:sz w:val="24"/>
+          <w:szCs w:val="24"/>
+          <w:lang w:eastAsia="hu-HU"/>
+        </w:rPr>
+      </w:pPr>
+      <w:r>
+        <w:rPr>
+          <w:rFonts w:ascii="Times New Roman" w:eastAsia="Times New Roman" w:hAnsi="Times New Roman" w:cs="Times New Roman"/>
+          <w:b/>
+          <w:bCs/>
+          <w:sz w:val="24"/>
+          <w:szCs w:val="24"/>
+          <w:lang w:eastAsia="hu-HU"/>
+        </w:rPr>
+        <w:t>Játéklogika</w:t>
+      </w:r>
+      <w:r>
+        <w:rPr>
+          <w:rFonts w:ascii="Times New Roman" w:eastAsia="Times New Roman" w:hAnsi="Times New Roman" w:cs="Times New Roman"/>
+          <w:sz w:val="24"/>
+          <w:szCs w:val="24"/>
+          <w:lang w:eastAsia="hu-HU"/>
+        </w:rPr>
+        <w:t xml:space="preserve"> – A program összehasonlítja a játékosok választásait, és meghatározza a győztest.</w:t>
+      </w:r>
+    </w:p>
+    <w:p>
+      <w:pPr>
+        <w:numPr>
+          <w:ilvl w:val="0"/>
+          <w:numId w:val="6"/>
+        </w:numPr>
+        <w:spacing w:before="100" w:beforeAutospacing="1" w:after="100" w:afterAutospacing="1" w:line="240" w:lineRule="auto"/>
+        <w:rPr>
+          <w:rFonts w:ascii="Times New Roman" w:eastAsia="Times New Roman" w:hAnsi="Times New Roman" w:cs="Times New Roman"/>
+          <w:sz w:val="24"/>
+          <w:szCs w:val="24"/>
+          <w:lang w:eastAsia="hu-HU"/>
+        </w:rPr>
+      </w:pPr>
+      <w:r>
+        <w:rPr>
+          <w:rFonts w:ascii="Times New Roman" w:eastAsia="Times New Roman" w:hAnsi="Times New Roman" w:cs="Times New Roman"/>
+          <w:b/>
+          <w:bCs/>
+          <w:sz w:val="24"/>
+          <w:szCs w:val="24"/>
+          <w:lang w:eastAsia="hu-HU"/>
+        </w:rPr>
+        <w:t>Eredménykezelés</w:t>
+      </w:r>
+      <w:r>
+        <w:rPr>
+          <w:rFonts w:ascii="Times New Roman" w:eastAsia="Times New Roman" w:hAnsi="Times New Roman" w:cs="Times New Roman"/>
+          <w:sz w:val="24"/>
+          <w:szCs w:val="24"/>
+          <w:lang w:eastAsia="hu-HU"/>
+        </w:rPr>
+        <w:t xml:space="preserve"> – Az eredmények mentése fájlba és statisztikák megjelenítése.</w:t>
+      </w:r>
+    </w:p>
+    <w:p>
+      <w:pPr>
+        <w:rPr>
+          <w:rFonts w:ascii="Courier New" w:eastAsia="Times New Roman" w:hAnsi="Courier New" w:cs="Courier New"/>
+          <w:sz w:val="20"/>
+          <w:szCs w:val="20"/>
+          <w:lang w:eastAsia="hu-HU"/>
+        </w:rPr>
+      </w:pPr>
+      <w:r>
+        <w:rPr>
+          <w:rFonts w:ascii="Courier New" w:eastAsia="Times New Roman" w:hAnsi="Courier New" w:cs="Courier New"/>
+          <w:sz w:val="20"/>
+          <w:szCs w:val="20"/>
+          <w:lang w:eastAsia="hu-HU"/>
+        </w:rPr>
+        <w:br w:type="page"/>
+      </w:r>
+    </w:p>
+    <w:p>
+      <w:pPr>
+        <w:spacing w:before="100" w:beforeAutospacing="1" w:after="100" w:afterAutospacing="1" w:line="240" w:lineRule="auto"/>
+        <w:outlineLvl w:val="2"/>
+        <w:rPr>
+          <w:rFonts w:ascii="Times New Roman" w:eastAsia="Times New Roman" w:hAnsi="Times New Roman" w:cs="Times New Roman"/>
+          <w:b/>
+          <w:bCs/>
+          <w:sz w:val="27"/>
+          <w:szCs w:val="27"/>
+          <w:lang w:eastAsia="hu-HU"/>
+        </w:rPr>
+      </w:pPr>
+      <w:r>
+        <w:rPr>
+          <w:rFonts w:ascii="Times New Roman" w:eastAsia="Times New Roman" w:hAnsi="Times New Roman" w:cs="Times New Roman"/>
+          <w:b/>
+          <w:bCs/>
+          <w:sz w:val="27"/>
+          <w:szCs w:val="27"/>
+          <w:lang w:eastAsia="hu-HU"/>
+        </w:rPr>
+        <w:lastRenderedPageBreak/>
+        <w:t>Adatmodell:</w:t>
+      </w:r>
+    </w:p>
+    <w:p>
+      <w:pPr>
+        <w:spacing w:before="100" w:beforeAutospacing="1" w:after="100" w:afterAutospacing="1" w:line="240" w:lineRule="auto"/>
+        <w:rPr>
+          <w:rFonts w:ascii="Times New Roman" w:eastAsia="Times New Roman" w:hAnsi="Times New Roman" w:cs="Times New Roman"/>
+          <w:sz w:val="24"/>
+          <w:szCs w:val="24"/>
+          <w:lang w:eastAsia="hu-HU"/>
+        </w:rPr>
+      </w:pPr>
+      <w:r>
+        <w:rPr>
+          <w:rFonts w:ascii="Times New Roman" w:eastAsia="Times New Roman" w:hAnsi="Times New Roman" w:cs="Times New Roman"/>
+          <w:sz w:val="24"/>
+          <w:szCs w:val="24"/>
+          <w:lang w:eastAsia="hu-HU"/>
+        </w:rPr>
+        <w:t>A játék nem használ adatbázist, de az eredményeket egy szöveges fájlban tárolja, amelynek formátuma a következő:</w:t>
+      </w:r>
+    </w:p>
+    <w:p>
+      <w:pPr>
+        <w:tabs>
+          <w:tab w:val="left" w:pos="916"/>
+          <w:tab w:val="left" w:pos="1832"/>
+          <w:tab w:val="left" w:pos="2748"/>
+          <w:tab w:val="left" w:pos="3664"/>
+          <w:tab w:val="left" w:pos="4580"/>
+          <w:tab w:val="left" w:pos="5496"/>
+          <w:tab w:val="left" w:pos="6412"/>
+          <w:tab w:val="left" w:pos="7328"/>
+          <w:tab w:val="left" w:pos="8244"/>
+          <w:tab w:val="left" w:pos="9160"/>
+          <w:tab w:val="left" w:pos="10076"/>
+          <w:tab w:val="left" w:pos="10992"/>
+          <w:tab w:val="left" w:pos="11908"/>
+          <w:tab w:val="left" w:pos="12824"/>
+          <w:tab w:val="left" w:pos="13740"/>
+          <w:tab w:val="left" w:pos="14656"/>
+        </w:tabs>
+        <w:spacing w:after="0" w:line="240" w:lineRule="auto"/>
+        <w:rPr>
+          <w:rFonts w:ascii="Courier New" w:eastAsia="Times New Roman" w:hAnsi="Courier New" w:cs="Courier New"/>
+          <w:sz w:val="20"/>
+          <w:szCs w:val="20"/>
+          <w:lang w:eastAsia="hu-HU"/>
+        </w:rPr>
+      </w:pPr>
+      <w:r>
+        <w:rPr>
+          <w:rFonts w:ascii="Courier New" w:eastAsia="Times New Roman" w:hAnsi="Courier New" w:cs="Courier New"/>
+          <w:sz w:val="20"/>
+          <w:szCs w:val="20"/>
+          <w:lang w:eastAsia="hu-HU"/>
+        </w:rPr>
+        <w:t>Forduló: 1, Játékos1 választása: Kő, Játékos2 választása: Olló, Győztes: Játékos1</w:t>
+      </w:r>
+    </w:p>
+    <w:p>
+      <w:pPr>
+        <w:tabs>
+          <w:tab w:val="left" w:pos="916"/>
+          <w:tab w:val="left" w:pos="1832"/>
+          <w:tab w:val="left" w:pos="2748"/>
+          <w:tab w:val="left" w:pos="3664"/>
+          <w:tab w:val="left" w:pos="4580"/>
+          <w:tab w:val="left" w:pos="5496"/>
+          <w:tab w:val="left" w:pos="6412"/>
+          <w:tab w:val="left" w:pos="7328"/>
+          <w:tab w:val="left" w:pos="8244"/>
+          <w:tab w:val="left" w:pos="9160"/>
+          <w:tab w:val="left" w:pos="10076"/>
+          <w:tab w:val="left" w:pos="10992"/>
+          <w:tab w:val="left" w:pos="11908"/>
+          <w:tab w:val="left" w:pos="12824"/>
+          <w:tab w:val="left" w:pos="13740"/>
+          <w:tab w:val="left" w:pos="14656"/>
+        </w:tabs>
+        <w:spacing w:after="0" w:line="240" w:lineRule="auto"/>
+        <w:rPr>
+          <w:rFonts w:ascii="Courier New" w:eastAsia="Times New Roman" w:hAnsi="Courier New" w:cs="Courier New"/>
+          <w:sz w:val="20"/>
+          <w:szCs w:val="20"/>
+          <w:lang w:eastAsia="hu-HU"/>
+        </w:rPr>
+      </w:pPr>
+      <w:r>
+        <w:rPr>
+          <w:rFonts w:ascii="Courier New" w:eastAsia="Times New Roman" w:hAnsi="Courier New" w:cs="Courier New"/>
+          <w:sz w:val="20"/>
+          <w:szCs w:val="20"/>
+          <w:lang w:eastAsia="hu-HU"/>
+        </w:rPr>
+        <w:t>Forduló: 2, Játékos1 választása: Papír, Játékos2 választása: Kő, Győztes: Játékos2</w:t>
+      </w:r>
+    </w:p>
+    <w:p>
+      <w:pPr>
+        <w:spacing w:before="100" w:beforeAutospacing="1" w:after="100" w:afterAutospacing="1" w:line="240" w:lineRule="auto"/>
+        <w:outlineLvl w:val="2"/>
+        <w:rPr>
+          <w:rFonts w:ascii="Times New Roman" w:eastAsia="Times New Roman" w:hAnsi="Times New Roman" w:cs="Times New Roman"/>
+          <w:b/>
+          <w:bCs/>
+          <w:sz w:val="27"/>
+          <w:szCs w:val="27"/>
+          <w:lang w:eastAsia="hu-HU"/>
+        </w:rPr>
+      </w:pPr>
+      <w:r>
+        <w:rPr>
+          <w:rFonts w:ascii="Times New Roman" w:eastAsia="Times New Roman" w:hAnsi="Times New Roman" w:cs="Times New Roman"/>
+          <w:b/>
+          <w:bCs/>
+          <w:sz w:val="27"/>
+          <w:szCs w:val="27"/>
+          <w:lang w:eastAsia="hu-HU"/>
+        </w:rPr>
+        <w:t>Algoritmusok és folyamatok:</w:t>
+      </w:r>
+    </w:p>
+    <w:p>
+      <w:pPr>
+        <w:numPr>
+          <w:ilvl w:val="0"/>
+          <w:numId w:val="7"/>
+        </w:numPr>
+        <w:spacing w:before="100" w:beforeAutospacing="1" w:after="100" w:afterAutospacing="1" w:line="240" w:lineRule="auto"/>
+        <w:rPr>
+          <w:rFonts w:ascii="Times New Roman" w:eastAsia="Times New Roman" w:hAnsi="Times New Roman" w:cs="Times New Roman"/>
+          <w:sz w:val="24"/>
+          <w:szCs w:val="24"/>
+          <w:lang w:eastAsia="hu-HU"/>
+        </w:rPr>
+      </w:pPr>
+      <w:r>
+        <w:rPr>
+          <w:rFonts w:ascii="Times New Roman" w:eastAsia="Times New Roman" w:hAnsi="Times New Roman" w:cs="Times New Roman"/>
+          <w:b/>
+          <w:bCs/>
+          <w:sz w:val="24"/>
+          <w:szCs w:val="24"/>
+          <w:lang w:eastAsia="hu-HU"/>
+        </w:rPr>
+        <w:t>Játék lefolytatása</w:t>
+      </w:r>
+      <w:r>
+        <w:rPr>
+          <w:rFonts w:ascii="Times New Roman" w:eastAsia="Times New Roman" w:hAnsi="Times New Roman" w:cs="Times New Roman"/>
+          <w:sz w:val="24"/>
+          <w:szCs w:val="24"/>
+          <w:lang w:eastAsia="hu-HU"/>
+        </w:rPr>
+        <w:t>:</w:t>
+      </w:r>
+    </w:p>
+    <w:p>
+      <w:pPr>
+        <w:numPr>
+          <w:ilvl w:val="1"/>
+          <w:numId w:val="7"/>
+        </w:numPr>
+        <w:spacing w:before="100" w:beforeAutospacing="1" w:after="100" w:afterAutospacing="1" w:line="240" w:lineRule="auto"/>
+        <w:rPr>
+          <w:rFonts w:ascii="Times New Roman" w:eastAsia="Times New Roman" w:hAnsi="Times New Roman" w:cs="Times New Roman"/>
+          <w:sz w:val="24"/>
+          <w:szCs w:val="24"/>
+          <w:lang w:eastAsia="hu-HU"/>
+        </w:rPr>
+      </w:pPr>
+      <w:r>
+        <w:rPr>
+          <w:rFonts w:ascii="Times New Roman" w:eastAsia="Times New Roman" w:hAnsi="Times New Roman" w:cs="Times New Roman"/>
+          <w:sz w:val="24"/>
+          <w:szCs w:val="24"/>
+          <w:lang w:eastAsia="hu-HU"/>
+        </w:rPr>
+        <w:t>A felhasználó nevét és választását kéri be.</w:t>
+      </w:r>
+    </w:p>
+    <w:p>
+      <w:pPr>
+        <w:numPr>
+          <w:ilvl w:val="1"/>
+          <w:numId w:val="7"/>
+        </w:numPr>
+        <w:spacing w:before="100" w:beforeAutospacing="1" w:after="100" w:afterAutospacing="1" w:line="240" w:lineRule="auto"/>
+        <w:rPr>
+          <w:rFonts w:ascii="Times New Roman" w:eastAsia="Times New Roman" w:hAnsi="Times New Roman" w:cs="Times New Roman"/>
+          <w:sz w:val="24"/>
+          <w:szCs w:val="24"/>
+          <w:lang w:eastAsia="hu-HU"/>
+        </w:rPr>
+      </w:pPr>
+      <w:r>
+        <w:rPr>
+          <w:rFonts w:ascii="Times New Roman" w:eastAsia="Times New Roman" w:hAnsi="Times New Roman" w:cs="Times New Roman"/>
+          <w:sz w:val="24"/>
+          <w:szCs w:val="24"/>
+          <w:lang w:eastAsia="hu-HU"/>
+        </w:rPr>
+        <w:t>Az összehasonlítást követően megállapítja a győztest.</w:t>
+      </w:r>
+    </w:p>
+    <w:p>
+      <w:pPr>
+        <w:numPr>
+          <w:ilvl w:val="1"/>
+          <w:numId w:val="7"/>
+        </w:numPr>
+        <w:spacing w:before="100" w:beforeAutospacing="1" w:after="100" w:afterAutospacing="1" w:line="240" w:lineRule="auto"/>
+        <w:rPr>
+          <w:rFonts w:ascii="Times New Roman" w:eastAsia="Times New Roman" w:hAnsi="Times New Roman" w:cs="Times New Roman"/>
+          <w:sz w:val="24"/>
+          <w:szCs w:val="24"/>
+          <w:lang w:eastAsia="hu-HU"/>
+        </w:rPr>
+      </w:pPr>
+      <w:r>
+        <w:rPr>
+          <w:rFonts w:ascii="Times New Roman" w:eastAsia="Times New Roman" w:hAnsi="Times New Roman" w:cs="Times New Roman"/>
+          <w:sz w:val="24"/>
+          <w:szCs w:val="24"/>
+          <w:lang w:eastAsia="hu-HU"/>
+        </w:rPr>
+        <w:t>Az eredményt fájlba menti.</w:t>
+      </w:r>
+    </w:p>
+    <w:p>
+      <w:pPr>
+        <w:numPr>
+          <w:ilvl w:val="0"/>
+          <w:numId w:val="7"/>
+        </w:numPr>
+        <w:spacing w:before="100" w:beforeAutospacing="1" w:after="100" w:afterAutospacing="1" w:line="240" w:lineRule="auto"/>
+        <w:rPr>
+          <w:rFonts w:ascii="Times New Roman" w:eastAsia="Times New Roman" w:hAnsi="Times New Roman" w:cs="Times New Roman"/>
+          <w:sz w:val="24"/>
+          <w:szCs w:val="24"/>
+          <w:lang w:eastAsia="hu-HU"/>
+        </w:rPr>
+      </w:pPr>
+      <w:r>
+        <w:rPr>
+          <w:rFonts w:ascii="Times New Roman" w:eastAsia="Times New Roman" w:hAnsi="Times New Roman" w:cs="Times New Roman"/>
+          <w:b/>
+          <w:bCs/>
+          <w:sz w:val="24"/>
+          <w:szCs w:val="24"/>
+          <w:lang w:eastAsia="hu-HU"/>
+        </w:rPr>
+        <w:t>Statisztika megjelenítése</w:t>
+      </w:r>
+      <w:r>
+        <w:rPr>
+          <w:rFonts w:ascii="Times New Roman" w:eastAsia="Times New Roman" w:hAnsi="Times New Roman" w:cs="Times New Roman"/>
+          <w:sz w:val="24"/>
+          <w:szCs w:val="24"/>
+          <w:lang w:eastAsia="hu-HU"/>
+        </w:rPr>
+        <w:t>:</w:t>
+      </w:r>
+    </w:p>
+    <w:p>
+      <w:pPr>
+        <w:numPr>
+          <w:ilvl w:val="1"/>
+          <w:numId w:val="7"/>
+        </w:numPr>
+        <w:spacing w:before="100" w:beforeAutospacing="1" w:after="100" w:afterAutospacing="1" w:line="240" w:lineRule="auto"/>
+        <w:rPr>
+          <w:rFonts w:ascii="Times New Roman" w:eastAsia="Times New Roman" w:hAnsi="Times New Roman" w:cs="Times New Roman"/>
+          <w:sz w:val="24"/>
+          <w:szCs w:val="24"/>
+          <w:lang w:eastAsia="hu-HU"/>
+        </w:rPr>
+      </w:pPr>
+      <w:r>
+        <w:rPr>
+          <w:rFonts w:ascii="Times New Roman" w:eastAsia="Times New Roman" w:hAnsi="Times New Roman" w:cs="Times New Roman"/>
+          <w:sz w:val="24"/>
+          <w:szCs w:val="24"/>
+          <w:lang w:eastAsia="hu-HU"/>
+        </w:rPr>
+        <w:t>A fájl beolvasásával összegyűjti a győzelmek és döntetlenek számát.</w:t>
+      </w:r>
+    </w:p>
+    <w:p>
+      <w:pPr>
+        <w:numPr>
+          <w:ilvl w:val="1"/>
+          <w:numId w:val="7"/>
+        </w:numPr>
+        <w:spacing w:before="100" w:beforeAutospacing="1" w:after="100" w:afterAutospacing="1" w:line="240" w:lineRule="auto"/>
+        <w:rPr>
+          <w:rFonts w:ascii="Times New Roman" w:eastAsia="Times New Roman" w:hAnsi="Times New Roman" w:cs="Times New Roman"/>
+          <w:sz w:val="24"/>
+          <w:szCs w:val="24"/>
+          <w:lang w:eastAsia="hu-HU"/>
+        </w:rPr>
+      </w:pPr>
+      <w:r>
+        <w:rPr>
+          <w:rFonts w:ascii="Times New Roman" w:eastAsia="Times New Roman" w:hAnsi="Times New Roman" w:cs="Times New Roman"/>
+          <w:sz w:val="24"/>
+          <w:szCs w:val="24"/>
+          <w:lang w:eastAsia="hu-HU"/>
+        </w:rPr>
+        <w:t>Az eredményeket kiírja a képernyőre.</w:t>
+      </w:r>
+    </w:p>
+    <w:p>
+      <w:pPr>
+        <w:spacing w:before="100" w:beforeAutospacing="1" w:after="100" w:afterAutospacing="1" w:line="240" w:lineRule="auto"/>
+        <w:outlineLvl w:val="2"/>
+        <w:rPr>
+          <w:rFonts w:ascii="Times New Roman" w:eastAsia="Times New Roman" w:hAnsi="Times New Roman" w:cs="Times New Roman"/>
+          <w:b/>
+          <w:bCs/>
+          <w:sz w:val="27"/>
+          <w:szCs w:val="27"/>
+          <w:lang w:eastAsia="hu-HU"/>
+        </w:rPr>
+      </w:pPr>
+      <w:r>
+        <w:rPr>
+          <w:rFonts w:ascii="Times New Roman" w:eastAsia="Times New Roman" w:hAnsi="Times New Roman" w:cs="Times New Roman"/>
+          <w:b/>
+          <w:bCs/>
+          <w:sz w:val="27"/>
+          <w:szCs w:val="27"/>
+          <w:lang w:eastAsia="hu-HU"/>
+        </w:rPr>
+        <w:t>API dokumentáció:</w:t>
+      </w:r>
+    </w:p>
+    <w:p>
+      <w:pPr>
+        <w:spacing w:before="100" w:beforeAutospacing="1" w:after="100" w:afterAutospacing="1" w:line="240" w:lineRule="auto"/>
+        <w:rPr>
+          <w:rFonts w:ascii="Times New Roman" w:eastAsia="Times New Roman" w:hAnsi="Times New Roman" w:cs="Times New Roman"/>
+          <w:sz w:val="24"/>
+          <w:szCs w:val="24"/>
+          <w:lang w:eastAsia="hu-HU"/>
+        </w:rPr>
+      </w:pPr>
+      <w:r>
+        <w:rPr>
+          <w:rFonts w:ascii="Times New Roman" w:eastAsia="Times New Roman" w:hAnsi="Times New Roman" w:cs="Times New Roman"/>
+          <w:sz w:val="24"/>
+          <w:szCs w:val="24"/>
+          <w:lang w:eastAsia="hu-HU"/>
+        </w:rPr>
+        <w:t>Mivel a program konzolos alkalmazás, nem rendelkezik klasszikus API-</w:t>
       </w:r>
       <w:proofErr w:type="spellStart"/>
       <w:r>
-        <w:t>string</w:t>
+        <w:rPr>
+          <w:rFonts w:ascii="Times New Roman" w:eastAsia="Times New Roman" w:hAnsi="Times New Roman" w:cs="Times New Roman"/>
+          <w:sz w:val="24"/>
+          <w:szCs w:val="24"/>
+          <w:lang w:eastAsia="hu-HU"/>
+        </w:rPr>
+        <w:t>val</w:t>
       </w:r>
       <w:proofErr w:type="spellEnd"/>
       <w:r>
-        <w:t xml:space="preserve"> változókban tárolom el és egy függvény segítségével névvé alakítom (Az első betű nagybetű)</w:t>
-      </w:r>
-    </w:p>
-    <w:p>
-      <w:r>
-        <w:t xml:space="preserve">A kő vagy papír vagy olló választásokat int típusú változóban tárolom a könnyebb kezelhetőség miatt, majd átírok </w:t>
+        <w:rPr>
+          <w:rFonts w:ascii="Times New Roman" w:eastAsia="Times New Roman" w:hAnsi="Times New Roman" w:cs="Times New Roman"/>
+          <w:sz w:val="24"/>
+          <w:szCs w:val="24"/>
+          <w:lang w:eastAsia="hu-HU"/>
+        </w:rPr>
+        <w:t xml:space="preserve">. Azonban az alkalmazás közvetlenül használja a </w:t>
+      </w:r>
+      <w:r>
+        <w:rPr>
+          <w:rFonts w:ascii="Courier New" w:eastAsia="Times New Roman" w:hAnsi="Courier New" w:cs="Courier New"/>
+          <w:sz w:val="20"/>
+          <w:szCs w:val="20"/>
+          <w:lang w:eastAsia="hu-HU"/>
+        </w:rPr>
+        <w:t>System.IO</w:t>
+      </w:r>
+      <w:r>
+        <w:rPr>
+          <w:rFonts w:ascii="Times New Roman" w:eastAsia="Times New Roman" w:hAnsi="Times New Roman" w:cs="Times New Roman"/>
+          <w:sz w:val="24"/>
+          <w:szCs w:val="24"/>
+          <w:lang w:eastAsia="hu-HU"/>
+        </w:rPr>
+        <w:t xml:space="preserve"> és a </w:t>
       </w:r>
       <w:proofErr w:type="spellStart"/>
       <w:r>
-        <w:t>stringekre</w:t>
+        <w:rPr>
+          <w:rFonts w:ascii="Courier New" w:eastAsia="Times New Roman" w:hAnsi="Courier New" w:cs="Courier New"/>
+          <w:sz w:val="20"/>
+          <w:szCs w:val="20"/>
+          <w:lang w:eastAsia="hu-HU"/>
+        </w:rPr>
+        <w:t>System.Threading</w:t>
       </w:r>
       <w:proofErr w:type="spellEnd"/>
       <w:r>
-        <w:t xml:space="preserve"> hogy a file-</w:t>
-      </w:r>
-      <w:proofErr w:type="spellStart"/>
-      <w:r>
-        <w:t>ba</w:t>
-      </w:r>
-      <w:proofErr w:type="spellEnd"/>
-      <w:r>
-        <w:t xml:space="preserve"> íráskor értelmezhető legyen.</w:t>
+        <w:rPr>
+          <w:rFonts w:ascii="Times New Roman" w:eastAsia="Times New Roman" w:hAnsi="Times New Roman" w:cs="Times New Roman"/>
+          <w:sz w:val="24"/>
+          <w:szCs w:val="24"/>
+          <w:lang w:eastAsia="hu-HU"/>
+        </w:rPr>
+        <w:t xml:space="preserve"> névtereket.</w:t>
+      </w:r>
+    </w:p>
+    <w:p>
+      <w:pPr>
+        <w:spacing w:before="100" w:beforeAutospacing="1" w:after="100" w:afterAutospacing="1" w:line="240" w:lineRule="auto"/>
+        <w:outlineLvl w:val="1"/>
+        <w:rPr>
+          <w:rFonts w:ascii="Times New Roman" w:eastAsia="Times New Roman" w:hAnsi="Times New Roman" w:cs="Times New Roman"/>
+          <w:b/>
+          <w:bCs/>
+          <w:sz w:val="36"/>
+          <w:szCs w:val="36"/>
+          <w:lang w:eastAsia="hu-HU"/>
+        </w:rPr>
+      </w:pPr>
+      <w:r>
+        <w:rPr>
+          <w:rFonts w:ascii="Times New Roman" w:eastAsia="Times New Roman" w:hAnsi="Times New Roman" w:cs="Times New Roman"/>
+          <w:b/>
+          <w:bCs/>
+          <w:sz w:val="36"/>
+          <w:szCs w:val="36"/>
+          <w:lang w:eastAsia="hu-HU"/>
+        </w:rPr>
+        <w:t>3. Fejlesztési dokumentáció</w:t>
+      </w:r>
+    </w:p>
+    <w:p>
+      <w:pPr>
+        <w:spacing w:before="100" w:beforeAutospacing="1" w:after="100" w:afterAutospacing="1" w:line="240" w:lineRule="auto"/>
+        <w:outlineLvl w:val="2"/>
+        <w:rPr>
+          <w:rFonts w:ascii="Times New Roman" w:eastAsia="Times New Roman" w:hAnsi="Times New Roman" w:cs="Times New Roman"/>
+          <w:b/>
+          <w:bCs/>
+          <w:sz w:val="27"/>
+          <w:szCs w:val="27"/>
+          <w:lang w:eastAsia="hu-HU"/>
+        </w:rPr>
+      </w:pPr>
+      <w:r>
+        <w:rPr>
+          <w:rFonts w:ascii="Times New Roman" w:eastAsia="Times New Roman" w:hAnsi="Times New Roman" w:cs="Times New Roman"/>
+          <w:b/>
+          <w:bCs/>
+          <w:sz w:val="27"/>
+          <w:szCs w:val="27"/>
+          <w:lang w:eastAsia="hu-HU"/>
+        </w:rPr>
+        <w:t>Kódszabványok:</w:t>
+      </w:r>
+    </w:p>
+    <w:p>
+      <w:pPr>
+        <w:numPr>
+          <w:ilvl w:val="0"/>
+          <w:numId w:val="8"/>
+        </w:numPr>
+        <w:spacing w:before="100" w:beforeAutospacing="1" w:after="100" w:afterAutospacing="1" w:line="240" w:lineRule="auto"/>
+        <w:rPr>
+          <w:rFonts w:ascii="Times New Roman" w:eastAsia="Times New Roman" w:hAnsi="Times New Roman" w:cs="Times New Roman"/>
+          <w:sz w:val="24"/>
+          <w:szCs w:val="24"/>
+          <w:lang w:eastAsia="hu-HU"/>
+        </w:rPr>
+      </w:pPr>
+      <w:r>
+        <w:rPr>
+          <w:rFonts w:ascii="Times New Roman" w:eastAsia="Times New Roman" w:hAnsi="Times New Roman" w:cs="Times New Roman"/>
+          <w:b/>
+          <w:bCs/>
+          <w:sz w:val="24"/>
+          <w:szCs w:val="24"/>
+          <w:lang w:eastAsia="hu-HU"/>
+        </w:rPr>
+        <w:t>Névadási konvenciók</w:t>
+      </w:r>
+      <w:r>
+        <w:rPr>
+          <w:rFonts w:ascii="Times New Roman" w:eastAsia="Times New Roman" w:hAnsi="Times New Roman" w:cs="Times New Roman"/>
+          <w:sz w:val="24"/>
+          <w:szCs w:val="24"/>
+          <w:lang w:eastAsia="hu-HU"/>
+        </w:rPr>
+        <w:t xml:space="preserve">: A változó- és metódusnevek </w:t>
+      </w:r>
+      <w:r>
+        <w:rPr>
+          <w:rFonts w:ascii="Times New Roman" w:eastAsia="Times New Roman" w:hAnsi="Times New Roman" w:cs="Times New Roman"/>
+          <w:sz w:val="24"/>
+          <w:szCs w:val="24"/>
+          <w:lang w:eastAsia="hu-HU"/>
+        </w:rPr>
+        <w:t xml:space="preserve">a </w:t>
       </w:r>
       <w:bookmarkStart w:id="0" w:name="_GoBack"/>
       <w:bookmarkEnd w:id="0"/>
-    </w:p>
+      <w:r>
+        <w:rPr>
+          <w:rFonts w:ascii="Times New Roman" w:eastAsia="Times New Roman" w:hAnsi="Times New Roman" w:cs="Times New Roman"/>
+          <w:sz w:val="24"/>
+          <w:szCs w:val="24"/>
+          <w:lang w:eastAsia="hu-HU"/>
+        </w:rPr>
+        <w:t xml:space="preserve">következő </w:t>
+      </w:r>
+      <w:r>
+        <w:rPr>
+          <w:rFonts w:ascii="Times New Roman" w:eastAsia="Times New Roman" w:hAnsi="Times New Roman" w:cs="Times New Roman"/>
+          <w:sz w:val="24"/>
+          <w:szCs w:val="24"/>
+          <w:lang w:eastAsia="hu-HU"/>
+        </w:rPr>
+        <w:t xml:space="preserve">formátumban vannak, pl. </w:t>
+      </w:r>
+      <w:proofErr w:type="spellStart"/>
+      <w:r>
+        <w:rPr>
+          <w:rFonts w:ascii="Courier New" w:eastAsia="Times New Roman" w:hAnsi="Courier New" w:cs="Courier New"/>
+          <w:sz w:val="20"/>
+          <w:szCs w:val="20"/>
+          <w:lang w:eastAsia="hu-HU"/>
+        </w:rPr>
+        <w:t>GetName</w:t>
+      </w:r>
+      <w:proofErr w:type="spellEnd"/>
+      <w:r>
+        <w:rPr>
+          <w:rFonts w:ascii="Times New Roman" w:eastAsia="Times New Roman" w:hAnsi="Times New Roman" w:cs="Times New Roman"/>
+          <w:sz w:val="24"/>
+          <w:szCs w:val="24"/>
+          <w:lang w:eastAsia="hu-HU"/>
+        </w:rPr>
+        <w:t xml:space="preserve">, </w:t>
+      </w:r>
+      <w:proofErr w:type="spellStart"/>
+      <w:r>
+        <w:rPr>
+          <w:rFonts w:ascii="Courier New" w:eastAsia="Times New Roman" w:hAnsi="Courier New" w:cs="Courier New"/>
+          <w:sz w:val="20"/>
+          <w:szCs w:val="20"/>
+          <w:lang w:eastAsia="hu-HU"/>
+        </w:rPr>
+        <w:t>Capitalize</w:t>
+      </w:r>
+      <w:proofErr w:type="spellEnd"/>
+      <w:r>
+        <w:rPr>
+          <w:rFonts w:ascii="Times New Roman" w:eastAsia="Times New Roman" w:hAnsi="Times New Roman" w:cs="Times New Roman"/>
+          <w:sz w:val="24"/>
+          <w:szCs w:val="24"/>
+          <w:lang w:eastAsia="hu-HU"/>
+        </w:rPr>
+        <w:t xml:space="preserve">, </w:t>
+      </w:r>
+      <w:proofErr w:type="spellStart"/>
+      <w:r>
+        <w:rPr>
+          <w:rFonts w:ascii="Courier New" w:eastAsia="Times New Roman" w:hAnsi="Courier New" w:cs="Courier New"/>
+          <w:sz w:val="20"/>
+          <w:szCs w:val="20"/>
+          <w:lang w:eastAsia="hu-HU"/>
+        </w:rPr>
+        <w:t>SaveResult</w:t>
+      </w:r>
+      <w:proofErr w:type="spellEnd"/>
+      <w:r>
+        <w:rPr>
+          <w:rFonts w:ascii="Times New Roman" w:eastAsia="Times New Roman" w:hAnsi="Times New Roman" w:cs="Times New Roman"/>
+          <w:sz w:val="24"/>
+          <w:szCs w:val="24"/>
+          <w:lang w:eastAsia="hu-HU"/>
+        </w:rPr>
+        <w:t>.</w:t>
+      </w:r>
+    </w:p>
+    <w:p>
+      <w:pPr>
+        <w:numPr>
+          <w:ilvl w:val="0"/>
+          <w:numId w:val="8"/>
+        </w:numPr>
+        <w:spacing w:before="100" w:beforeAutospacing="1" w:after="100" w:afterAutospacing="1" w:line="240" w:lineRule="auto"/>
+        <w:rPr>
+          <w:rFonts w:ascii="Times New Roman" w:eastAsia="Times New Roman" w:hAnsi="Times New Roman" w:cs="Times New Roman"/>
+          <w:sz w:val="24"/>
+          <w:szCs w:val="24"/>
+          <w:lang w:eastAsia="hu-HU"/>
+        </w:rPr>
+      </w:pPr>
+      <w:r>
+        <w:rPr>
+          <w:rFonts w:ascii="Times New Roman" w:eastAsia="Times New Roman" w:hAnsi="Times New Roman" w:cs="Times New Roman"/>
+          <w:b/>
+          <w:bCs/>
+          <w:sz w:val="24"/>
+          <w:szCs w:val="24"/>
+          <w:lang w:eastAsia="hu-HU"/>
+        </w:rPr>
+        <w:t>Kommentárok</w:t>
+      </w:r>
+      <w:r>
+        <w:rPr>
+          <w:rFonts w:ascii="Times New Roman" w:eastAsia="Times New Roman" w:hAnsi="Times New Roman" w:cs="Times New Roman"/>
+          <w:sz w:val="24"/>
+          <w:szCs w:val="24"/>
+          <w:lang w:eastAsia="hu-HU"/>
+        </w:rPr>
+        <w:t>: Az osztályok, metódusok és fontosabb kódrészek magyarázatait kommentekkel láttuk el.</w:t>
+      </w:r>
+    </w:p>
+    <w:p>
+      <w:pPr>
+        <w:numPr>
+          <w:ilvl w:val="0"/>
+          <w:numId w:val="8"/>
+        </w:numPr>
+        <w:spacing w:before="100" w:beforeAutospacing="1" w:after="100" w:afterAutospacing="1" w:line="240" w:lineRule="auto"/>
+        <w:rPr>
+          <w:rFonts w:ascii="Times New Roman" w:eastAsia="Times New Roman" w:hAnsi="Times New Roman" w:cs="Times New Roman"/>
+          <w:sz w:val="24"/>
+          <w:szCs w:val="24"/>
+          <w:lang w:eastAsia="hu-HU"/>
+        </w:rPr>
+      </w:pPr>
+      <w:r>
+        <w:rPr>
+          <w:rFonts w:ascii="Times New Roman" w:eastAsia="Times New Roman" w:hAnsi="Times New Roman" w:cs="Times New Roman"/>
+          <w:b/>
+          <w:bCs/>
+          <w:sz w:val="24"/>
+          <w:szCs w:val="24"/>
+          <w:lang w:eastAsia="hu-HU"/>
+        </w:rPr>
+        <w:t>Formázás</w:t>
+      </w:r>
+      <w:r>
+        <w:rPr>
+          <w:rFonts w:ascii="Times New Roman" w:eastAsia="Times New Roman" w:hAnsi="Times New Roman" w:cs="Times New Roman"/>
+          <w:sz w:val="24"/>
+          <w:szCs w:val="24"/>
+          <w:lang w:eastAsia="hu-HU"/>
+        </w:rPr>
+        <w:t>: A kód jól tagolt, és minden egyes metódus előtt van egy üres sor.</w:t>
+      </w:r>
+    </w:p>
+    <w:p>
+      <w:pPr>
+        <w:spacing w:before="100" w:beforeAutospacing="1" w:after="100" w:afterAutospacing="1" w:line="240" w:lineRule="auto"/>
+        <w:outlineLvl w:val="2"/>
+        <w:rPr>
+          <w:rFonts w:ascii="Times New Roman" w:eastAsia="Times New Roman" w:hAnsi="Times New Roman" w:cs="Times New Roman"/>
+          <w:b/>
+          <w:bCs/>
+          <w:sz w:val="27"/>
+          <w:szCs w:val="27"/>
+          <w:lang w:eastAsia="hu-HU"/>
+        </w:rPr>
+      </w:pPr>
+      <w:r>
+        <w:rPr>
+          <w:rFonts w:ascii="Times New Roman" w:eastAsia="Times New Roman" w:hAnsi="Times New Roman" w:cs="Times New Roman"/>
+          <w:b/>
+          <w:bCs/>
+          <w:sz w:val="27"/>
+          <w:szCs w:val="27"/>
+          <w:lang w:eastAsia="hu-HU"/>
+        </w:rPr>
+        <w:t>Kommentárok és annotációk:</w:t>
+      </w:r>
+    </w:p>
+    <w:p>
+      <w:pPr>
+        <w:tabs>
+          <w:tab w:val="left" w:pos="916"/>
+          <w:tab w:val="left" w:pos="1832"/>
+          <w:tab w:val="left" w:pos="2748"/>
+          <w:tab w:val="left" w:pos="3664"/>
+          <w:tab w:val="left" w:pos="4580"/>
+          <w:tab w:val="left" w:pos="5496"/>
+          <w:tab w:val="left" w:pos="6412"/>
+          <w:tab w:val="left" w:pos="7328"/>
+          <w:tab w:val="left" w:pos="8244"/>
+          <w:tab w:val="left" w:pos="9160"/>
+          <w:tab w:val="left" w:pos="10076"/>
+          <w:tab w:val="left" w:pos="10992"/>
+          <w:tab w:val="left" w:pos="11908"/>
+          <w:tab w:val="left" w:pos="12824"/>
+          <w:tab w:val="left" w:pos="13740"/>
+          <w:tab w:val="left" w:pos="14656"/>
+        </w:tabs>
+        <w:spacing w:after="0" w:line="240" w:lineRule="auto"/>
+        <w:rPr>
+          <w:rFonts w:ascii="Courier New" w:eastAsia="Times New Roman" w:hAnsi="Courier New" w:cs="Courier New"/>
+          <w:sz w:val="20"/>
+          <w:szCs w:val="20"/>
+          <w:lang w:eastAsia="hu-HU"/>
+        </w:rPr>
+      </w:pPr>
+      <w:proofErr w:type="spellStart"/>
+      <w:r>
+        <w:rPr>
+          <w:rFonts w:ascii="Courier New" w:eastAsia="Times New Roman" w:hAnsi="Courier New" w:cs="Courier New"/>
+          <w:sz w:val="20"/>
+          <w:szCs w:val="20"/>
+          <w:lang w:eastAsia="hu-HU"/>
+        </w:rPr>
+        <w:t>csharp</w:t>
+      </w:r>
+      <w:proofErr w:type="spellEnd"/>
+    </w:p>
+    <w:p>
+      <w:pPr>
+        <w:tabs>
+          <w:tab w:val="left" w:pos="916"/>
+          <w:tab w:val="left" w:pos="1832"/>
+          <w:tab w:val="left" w:pos="2748"/>
+          <w:tab w:val="left" w:pos="3664"/>
+          <w:tab w:val="left" w:pos="4580"/>
+          <w:tab w:val="left" w:pos="5496"/>
+          <w:tab w:val="left" w:pos="6412"/>
+          <w:tab w:val="left" w:pos="7328"/>
+          <w:tab w:val="left" w:pos="8244"/>
+          <w:tab w:val="left" w:pos="9160"/>
+          <w:tab w:val="left" w:pos="10076"/>
+          <w:tab w:val="left" w:pos="10992"/>
+          <w:tab w:val="left" w:pos="11908"/>
+          <w:tab w:val="left" w:pos="12824"/>
+          <w:tab w:val="left" w:pos="13740"/>
+          <w:tab w:val="left" w:pos="14656"/>
+        </w:tabs>
+        <w:spacing w:after="0" w:line="240" w:lineRule="auto"/>
+        <w:rPr>
+          <w:rFonts w:ascii="Courier New" w:eastAsia="Times New Roman" w:hAnsi="Courier New" w:cs="Courier New"/>
+          <w:sz w:val="20"/>
+          <w:szCs w:val="20"/>
+          <w:lang w:eastAsia="hu-HU"/>
+        </w:rPr>
+      </w:pPr>
+      <w:r>
+        <w:rPr>
+          <w:rFonts w:ascii="Courier New" w:eastAsia="Times New Roman" w:hAnsi="Courier New" w:cs="Courier New"/>
+          <w:sz w:val="20"/>
+          <w:szCs w:val="20"/>
+          <w:lang w:eastAsia="hu-HU"/>
+        </w:rPr>
+        <w:t>Kód másolása</w:t>
+      </w:r>
+    </w:p>
+    <w:p>
+      <w:pPr>
+        <w:tabs>
+          <w:tab w:val="left" w:pos="916"/>
+          <w:tab w:val="left" w:pos="1832"/>
+          <w:tab w:val="left" w:pos="2748"/>
+          <w:tab w:val="left" w:pos="3664"/>
+          <w:tab w:val="left" w:pos="4580"/>
+          <w:tab w:val="left" w:pos="5496"/>
+          <w:tab w:val="left" w:pos="6412"/>
+          <w:tab w:val="left" w:pos="7328"/>
+          <w:tab w:val="left" w:pos="8244"/>
+          <w:tab w:val="left" w:pos="9160"/>
+          <w:tab w:val="left" w:pos="10076"/>
+          <w:tab w:val="left" w:pos="10992"/>
+          <w:tab w:val="left" w:pos="11908"/>
+          <w:tab w:val="left" w:pos="12824"/>
+          <w:tab w:val="left" w:pos="13740"/>
+          <w:tab w:val="left" w:pos="14656"/>
+        </w:tabs>
+        <w:spacing w:after="0" w:line="240" w:lineRule="auto"/>
+        <w:rPr>
+          <w:rFonts w:ascii="Courier New" w:eastAsia="Times New Roman" w:hAnsi="Courier New" w:cs="Courier New"/>
+          <w:sz w:val="20"/>
+          <w:szCs w:val="20"/>
+          <w:lang w:eastAsia="hu-HU"/>
+        </w:rPr>
+      </w:pPr>
+      <w:r>
+        <w:rPr>
+          <w:rFonts w:ascii="Courier New" w:eastAsia="Times New Roman" w:hAnsi="Courier New" w:cs="Courier New"/>
+          <w:sz w:val="20"/>
+          <w:szCs w:val="20"/>
+          <w:lang w:eastAsia="hu-HU"/>
+        </w:rPr>
+        <w:t>// Metódus a fájlból történő olvasásra</w:t>
+      </w:r>
+    </w:p>
+    <w:p>
+      <w:pPr>
+        <w:tabs>
+          <w:tab w:val="left" w:pos="916"/>
+          <w:tab w:val="left" w:pos="1832"/>
+          <w:tab w:val="left" w:pos="2748"/>
+          <w:tab w:val="left" w:pos="3664"/>
+          <w:tab w:val="left" w:pos="4580"/>
+          <w:tab w:val="left" w:pos="5496"/>
+          <w:tab w:val="left" w:pos="6412"/>
+          <w:tab w:val="left" w:pos="7328"/>
+          <w:tab w:val="left" w:pos="8244"/>
+          <w:tab w:val="left" w:pos="9160"/>
+          <w:tab w:val="left" w:pos="10076"/>
+          <w:tab w:val="left" w:pos="10992"/>
+          <w:tab w:val="left" w:pos="11908"/>
+          <w:tab w:val="left" w:pos="12824"/>
+          <w:tab w:val="left" w:pos="13740"/>
+          <w:tab w:val="left" w:pos="14656"/>
+        </w:tabs>
+        <w:spacing w:after="0" w:line="240" w:lineRule="auto"/>
+        <w:rPr>
+          <w:rFonts w:ascii="Courier New" w:eastAsia="Times New Roman" w:hAnsi="Courier New" w:cs="Courier New"/>
+          <w:sz w:val="20"/>
+          <w:szCs w:val="20"/>
+          <w:lang w:eastAsia="hu-HU"/>
+        </w:rPr>
+      </w:pPr>
+      <w:proofErr w:type="spellStart"/>
+      <w:r>
+        <w:rPr>
+          <w:rFonts w:ascii="Courier New" w:eastAsia="Times New Roman" w:hAnsi="Courier New" w:cs="Courier New"/>
+          <w:sz w:val="20"/>
+          <w:szCs w:val="20"/>
+          <w:lang w:eastAsia="hu-HU"/>
+        </w:rPr>
+        <w:t>static</w:t>
+      </w:r>
+      <w:proofErr w:type="spellEnd"/>
+      <w:r>
+        <w:rPr>
+          <w:rFonts w:ascii="Courier New" w:eastAsia="Times New Roman" w:hAnsi="Courier New" w:cs="Courier New"/>
+          <w:sz w:val="20"/>
+          <w:szCs w:val="20"/>
+          <w:lang w:eastAsia="hu-HU"/>
+        </w:rPr>
+        <w:t xml:space="preserve"> List&lt;</w:t>
+      </w:r>
+      <w:proofErr w:type="spellStart"/>
+      <w:r>
+        <w:rPr>
+          <w:rFonts w:ascii="Courier New" w:eastAsia="Times New Roman" w:hAnsi="Courier New" w:cs="Courier New"/>
+          <w:sz w:val="20"/>
+          <w:szCs w:val="20"/>
+          <w:lang w:eastAsia="hu-HU"/>
+        </w:rPr>
+        <w:t>string</w:t>
+      </w:r>
+      <w:proofErr w:type="spellEnd"/>
+      <w:r>
+        <w:rPr>
+          <w:rFonts w:ascii="Courier New" w:eastAsia="Times New Roman" w:hAnsi="Courier New" w:cs="Courier New"/>
+          <w:sz w:val="20"/>
+          <w:szCs w:val="20"/>
+          <w:lang w:eastAsia="hu-HU"/>
+        </w:rPr>
+        <w:t xml:space="preserve">&gt; </w:t>
+      </w:r>
+      <w:proofErr w:type="spellStart"/>
+      <w:proofErr w:type="gramStart"/>
+      <w:r>
+        <w:rPr>
+          <w:rFonts w:ascii="Courier New" w:eastAsia="Times New Roman" w:hAnsi="Courier New" w:cs="Courier New"/>
+          <w:sz w:val="20"/>
+          <w:szCs w:val="20"/>
+          <w:lang w:eastAsia="hu-HU"/>
+        </w:rPr>
+        <w:t>ReadFile</w:t>
+      </w:r>
+      <w:proofErr w:type="spellEnd"/>
+      <w:r>
+        <w:rPr>
+          <w:rFonts w:ascii="Courier New" w:eastAsia="Times New Roman" w:hAnsi="Courier New" w:cs="Courier New"/>
+          <w:sz w:val="20"/>
+          <w:szCs w:val="20"/>
+          <w:lang w:eastAsia="hu-HU"/>
+        </w:rPr>
+        <w:t>(</w:t>
+      </w:r>
+      <w:proofErr w:type="spellStart"/>
+      <w:proofErr w:type="gramEnd"/>
+      <w:r>
+        <w:rPr>
+          <w:rFonts w:ascii="Courier New" w:eastAsia="Times New Roman" w:hAnsi="Courier New" w:cs="Courier New"/>
+          <w:sz w:val="20"/>
+          <w:szCs w:val="20"/>
+          <w:lang w:eastAsia="hu-HU"/>
+        </w:rPr>
+        <w:t>string</w:t>
+      </w:r>
+      <w:proofErr w:type="spellEnd"/>
+      <w:r>
+        <w:rPr>
+          <w:rFonts w:ascii="Courier New" w:eastAsia="Times New Roman" w:hAnsi="Courier New" w:cs="Courier New"/>
+          <w:sz w:val="20"/>
+          <w:szCs w:val="20"/>
+          <w:lang w:eastAsia="hu-HU"/>
+        </w:rPr>
+        <w:t xml:space="preserve"> </w:t>
+      </w:r>
+      <w:proofErr w:type="spellStart"/>
+      <w:r>
+        <w:rPr>
+          <w:rFonts w:ascii="Courier New" w:eastAsia="Times New Roman" w:hAnsi="Courier New" w:cs="Courier New"/>
+          <w:sz w:val="20"/>
+          <w:szCs w:val="20"/>
+          <w:lang w:eastAsia="hu-HU"/>
+        </w:rPr>
+        <w:t>fileName</w:t>
+      </w:r>
+      <w:proofErr w:type="spellEnd"/>
+      <w:r>
+        <w:rPr>
+          <w:rFonts w:ascii="Courier New" w:eastAsia="Times New Roman" w:hAnsi="Courier New" w:cs="Courier New"/>
+          <w:sz w:val="20"/>
+          <w:szCs w:val="20"/>
+          <w:lang w:eastAsia="hu-HU"/>
+        </w:rPr>
+        <w:t>)</w:t>
+      </w:r>
+    </w:p>
+    <w:p>
+      <w:pPr>
+        <w:tabs>
+          <w:tab w:val="left" w:pos="916"/>
+          <w:tab w:val="left" w:pos="1832"/>
+          <w:tab w:val="left" w:pos="2748"/>
+          <w:tab w:val="left" w:pos="3664"/>
+          <w:tab w:val="left" w:pos="4580"/>
+          <w:tab w:val="left" w:pos="5496"/>
+          <w:tab w:val="left" w:pos="6412"/>
+          <w:tab w:val="left" w:pos="7328"/>
+          <w:tab w:val="left" w:pos="8244"/>
+          <w:tab w:val="left" w:pos="9160"/>
+          <w:tab w:val="left" w:pos="10076"/>
+          <w:tab w:val="left" w:pos="10992"/>
+          <w:tab w:val="left" w:pos="11908"/>
+          <w:tab w:val="left" w:pos="12824"/>
+          <w:tab w:val="left" w:pos="13740"/>
+          <w:tab w:val="left" w:pos="14656"/>
+        </w:tabs>
+        <w:spacing w:after="0" w:line="240" w:lineRule="auto"/>
+        <w:rPr>
+          <w:rFonts w:ascii="Courier New" w:eastAsia="Times New Roman" w:hAnsi="Courier New" w:cs="Courier New"/>
+          <w:sz w:val="20"/>
+          <w:szCs w:val="20"/>
+          <w:lang w:eastAsia="hu-HU"/>
+        </w:rPr>
+      </w:pPr>
+      <w:r>
+        <w:rPr>
+          <w:rFonts w:ascii="Courier New" w:eastAsia="Times New Roman" w:hAnsi="Courier New" w:cs="Courier New"/>
+          <w:sz w:val="20"/>
+          <w:szCs w:val="20"/>
+          <w:lang w:eastAsia="hu-HU"/>
+        </w:rPr>
+        <w:t>{</w:t>
+      </w:r>
+    </w:p>
+    <w:p>
+      <w:pPr>
+        <w:tabs>
+          <w:tab w:val="left" w:pos="916"/>
+          <w:tab w:val="left" w:pos="1832"/>
+          <w:tab w:val="left" w:pos="2748"/>
+          <w:tab w:val="left" w:pos="3664"/>
+          <w:tab w:val="left" w:pos="4580"/>
+          <w:tab w:val="left" w:pos="5496"/>
+          <w:tab w:val="left" w:pos="6412"/>
+          <w:tab w:val="left" w:pos="7328"/>
+          <w:tab w:val="left" w:pos="8244"/>
+          <w:tab w:val="left" w:pos="9160"/>
+          <w:tab w:val="left" w:pos="10076"/>
+          <w:tab w:val="left" w:pos="10992"/>
+          <w:tab w:val="left" w:pos="11908"/>
+          <w:tab w:val="left" w:pos="12824"/>
+          <w:tab w:val="left" w:pos="13740"/>
+          <w:tab w:val="left" w:pos="14656"/>
+        </w:tabs>
+        <w:spacing w:after="0" w:line="240" w:lineRule="auto"/>
+        <w:rPr>
+          <w:rFonts w:ascii="Courier New" w:eastAsia="Times New Roman" w:hAnsi="Courier New" w:cs="Courier New"/>
+          <w:sz w:val="20"/>
+          <w:szCs w:val="20"/>
+          <w:lang w:eastAsia="hu-HU"/>
+        </w:rPr>
+      </w:pPr>
+      <w:r>
+        <w:rPr>
+          <w:rFonts w:ascii="Courier New" w:eastAsia="Times New Roman" w:hAnsi="Courier New" w:cs="Courier New"/>
+          <w:sz w:val="20"/>
+          <w:szCs w:val="20"/>
+          <w:lang w:eastAsia="hu-HU"/>
+        </w:rPr>
+        <w:t xml:space="preserve">    </w:t>
+      </w:r>
+      <w:proofErr w:type="spellStart"/>
+      <w:proofErr w:type="gramStart"/>
+      <w:r>
+        <w:rPr>
+          <w:rFonts w:ascii="Courier New" w:eastAsia="Times New Roman" w:hAnsi="Courier New" w:cs="Courier New"/>
+          <w:sz w:val="20"/>
+          <w:szCs w:val="20"/>
+          <w:lang w:eastAsia="hu-HU"/>
+        </w:rPr>
+        <w:t>string</w:t>
+      </w:r>
+      <w:proofErr w:type="spellEnd"/>
+      <w:r>
+        <w:rPr>
+          <w:rFonts w:ascii="Courier New" w:eastAsia="Times New Roman" w:hAnsi="Courier New" w:cs="Courier New"/>
+          <w:sz w:val="20"/>
+          <w:szCs w:val="20"/>
+          <w:lang w:eastAsia="hu-HU"/>
+        </w:rPr>
+        <w:t>[</w:t>
+      </w:r>
+      <w:proofErr w:type="gramEnd"/>
+      <w:r>
+        <w:rPr>
+          <w:rFonts w:ascii="Courier New" w:eastAsia="Times New Roman" w:hAnsi="Courier New" w:cs="Courier New"/>
+          <w:sz w:val="20"/>
+          <w:szCs w:val="20"/>
+          <w:lang w:eastAsia="hu-HU"/>
+        </w:rPr>
+        <w:t xml:space="preserve">] </w:t>
+      </w:r>
+      <w:proofErr w:type="spellStart"/>
+      <w:r>
+        <w:rPr>
+          <w:rFonts w:ascii="Courier New" w:eastAsia="Times New Roman" w:hAnsi="Courier New" w:cs="Courier New"/>
+          <w:sz w:val="20"/>
+          <w:szCs w:val="20"/>
+          <w:lang w:eastAsia="hu-HU"/>
+        </w:rPr>
+        <w:t>lines</w:t>
+      </w:r>
+      <w:proofErr w:type="spellEnd"/>
+      <w:r>
+        <w:rPr>
+          <w:rFonts w:ascii="Courier New" w:eastAsia="Times New Roman" w:hAnsi="Courier New" w:cs="Courier New"/>
+          <w:sz w:val="20"/>
+          <w:szCs w:val="20"/>
+          <w:lang w:eastAsia="hu-HU"/>
+        </w:rPr>
+        <w:t xml:space="preserve"> = </w:t>
+      </w:r>
+      <w:proofErr w:type="spellStart"/>
+      <w:r>
+        <w:rPr>
+          <w:rFonts w:ascii="Courier New" w:eastAsia="Times New Roman" w:hAnsi="Courier New" w:cs="Courier New"/>
+          <w:sz w:val="20"/>
+          <w:szCs w:val="20"/>
+          <w:lang w:eastAsia="hu-HU"/>
+        </w:rPr>
+        <w:t>File.ReadAllLines</w:t>
+      </w:r>
+      <w:proofErr w:type="spellEnd"/>
+      <w:r>
+        <w:rPr>
+          <w:rFonts w:ascii="Courier New" w:eastAsia="Times New Roman" w:hAnsi="Courier New" w:cs="Courier New"/>
+          <w:sz w:val="20"/>
+          <w:szCs w:val="20"/>
+          <w:lang w:eastAsia="hu-HU"/>
+        </w:rPr>
+        <w:t>(</w:t>
+      </w:r>
+      <w:proofErr w:type="spellStart"/>
+      <w:r>
+        <w:rPr>
+          <w:rFonts w:ascii="Courier New" w:eastAsia="Times New Roman" w:hAnsi="Courier New" w:cs="Courier New"/>
+          <w:sz w:val="20"/>
+          <w:szCs w:val="20"/>
+          <w:lang w:eastAsia="hu-HU"/>
+        </w:rPr>
+        <w:t>fileName</w:t>
+      </w:r>
+      <w:proofErr w:type="spellEnd"/>
+      <w:r>
+        <w:rPr>
+          <w:rFonts w:ascii="Courier New" w:eastAsia="Times New Roman" w:hAnsi="Courier New" w:cs="Courier New"/>
+          <w:sz w:val="20"/>
+          <w:szCs w:val="20"/>
+          <w:lang w:eastAsia="hu-HU"/>
+        </w:rPr>
+        <w:t>);</w:t>
+      </w:r>
+    </w:p>
+    <w:p>
+      <w:pPr>
+        <w:tabs>
+          <w:tab w:val="left" w:pos="916"/>
+          <w:tab w:val="left" w:pos="1832"/>
+          <w:tab w:val="left" w:pos="2748"/>
+          <w:tab w:val="left" w:pos="3664"/>
+          <w:tab w:val="left" w:pos="4580"/>
+          <w:tab w:val="left" w:pos="5496"/>
+          <w:tab w:val="left" w:pos="6412"/>
+          <w:tab w:val="left" w:pos="7328"/>
+          <w:tab w:val="left" w:pos="8244"/>
+          <w:tab w:val="left" w:pos="9160"/>
+          <w:tab w:val="left" w:pos="10076"/>
+          <w:tab w:val="left" w:pos="10992"/>
+          <w:tab w:val="left" w:pos="11908"/>
+          <w:tab w:val="left" w:pos="12824"/>
+          <w:tab w:val="left" w:pos="13740"/>
+          <w:tab w:val="left" w:pos="14656"/>
+        </w:tabs>
+        <w:spacing w:after="0" w:line="240" w:lineRule="auto"/>
+        <w:rPr>
+          <w:rFonts w:ascii="Courier New" w:eastAsia="Times New Roman" w:hAnsi="Courier New" w:cs="Courier New"/>
+          <w:sz w:val="20"/>
+          <w:szCs w:val="20"/>
+          <w:lang w:eastAsia="hu-HU"/>
+        </w:rPr>
+      </w:pPr>
+      <w:r>
+        <w:rPr>
+          <w:rFonts w:ascii="Courier New" w:eastAsia="Times New Roman" w:hAnsi="Courier New" w:cs="Courier New"/>
+          <w:sz w:val="20"/>
+          <w:szCs w:val="20"/>
+          <w:lang w:eastAsia="hu-HU"/>
+        </w:rPr>
+        <w:t xml:space="preserve">    List&lt;</w:t>
+      </w:r>
+      <w:proofErr w:type="spellStart"/>
+      <w:r>
+        <w:rPr>
+          <w:rFonts w:ascii="Courier New" w:eastAsia="Times New Roman" w:hAnsi="Courier New" w:cs="Courier New"/>
+          <w:sz w:val="20"/>
+          <w:szCs w:val="20"/>
+          <w:lang w:eastAsia="hu-HU"/>
+        </w:rPr>
+        <w:t>string</w:t>
+      </w:r>
+      <w:proofErr w:type="spellEnd"/>
+      <w:r>
+        <w:rPr>
+          <w:rFonts w:ascii="Courier New" w:eastAsia="Times New Roman" w:hAnsi="Courier New" w:cs="Courier New"/>
+          <w:sz w:val="20"/>
+          <w:szCs w:val="20"/>
+          <w:lang w:eastAsia="hu-HU"/>
+        </w:rPr>
+        <w:t xml:space="preserve">&gt; </w:t>
+      </w:r>
+      <w:proofErr w:type="spellStart"/>
+      <w:r>
+        <w:rPr>
+          <w:rFonts w:ascii="Courier New" w:eastAsia="Times New Roman" w:hAnsi="Courier New" w:cs="Courier New"/>
+          <w:sz w:val="20"/>
+          <w:szCs w:val="20"/>
+          <w:lang w:eastAsia="hu-HU"/>
+        </w:rPr>
+        <w:t>datas</w:t>
+      </w:r>
+      <w:proofErr w:type="spellEnd"/>
+      <w:r>
+        <w:rPr>
+          <w:rFonts w:ascii="Courier New" w:eastAsia="Times New Roman" w:hAnsi="Courier New" w:cs="Courier New"/>
+          <w:sz w:val="20"/>
+          <w:szCs w:val="20"/>
+          <w:lang w:eastAsia="hu-HU"/>
+        </w:rPr>
+        <w:t xml:space="preserve"> = </w:t>
+      </w:r>
+      <w:proofErr w:type="spellStart"/>
+      <w:r>
+        <w:rPr>
+          <w:rFonts w:ascii="Courier New" w:eastAsia="Times New Roman" w:hAnsi="Courier New" w:cs="Courier New"/>
+          <w:sz w:val="20"/>
+          <w:szCs w:val="20"/>
+          <w:lang w:eastAsia="hu-HU"/>
+        </w:rPr>
+        <w:t>new</w:t>
+      </w:r>
+      <w:proofErr w:type="spellEnd"/>
+      <w:r>
+        <w:rPr>
+          <w:rFonts w:ascii="Courier New" w:eastAsia="Times New Roman" w:hAnsi="Courier New" w:cs="Courier New"/>
+          <w:sz w:val="20"/>
+          <w:szCs w:val="20"/>
+          <w:lang w:eastAsia="hu-HU"/>
+        </w:rPr>
+        <w:t xml:space="preserve"> List&lt;</w:t>
+      </w:r>
+      <w:proofErr w:type="spellStart"/>
+      <w:r>
+        <w:rPr>
+          <w:rFonts w:ascii="Courier New" w:eastAsia="Times New Roman" w:hAnsi="Courier New" w:cs="Courier New"/>
+          <w:sz w:val="20"/>
+          <w:szCs w:val="20"/>
+          <w:lang w:eastAsia="hu-HU"/>
+        </w:rPr>
+        <w:t>string</w:t>
+      </w:r>
+      <w:proofErr w:type="spellEnd"/>
+      <w:proofErr w:type="gramStart"/>
+      <w:r>
+        <w:rPr>
+          <w:rFonts w:ascii="Courier New" w:eastAsia="Times New Roman" w:hAnsi="Courier New" w:cs="Courier New"/>
+          <w:sz w:val="20"/>
+          <w:szCs w:val="20"/>
+          <w:lang w:eastAsia="hu-HU"/>
+        </w:rPr>
+        <w:t>&gt;(</w:t>
+      </w:r>
+      <w:proofErr w:type="gramEnd"/>
+      <w:r>
+        <w:rPr>
+          <w:rFonts w:ascii="Courier New" w:eastAsia="Times New Roman" w:hAnsi="Courier New" w:cs="Courier New"/>
+          <w:sz w:val="20"/>
+          <w:szCs w:val="20"/>
+          <w:lang w:eastAsia="hu-HU"/>
+        </w:rPr>
+        <w:t>);</w:t>
+      </w:r>
+    </w:p>
+    <w:p>
+      <w:pPr>
+        <w:tabs>
+          <w:tab w:val="left" w:pos="916"/>
+          <w:tab w:val="left" w:pos="1832"/>
+          <w:tab w:val="left" w:pos="2748"/>
+          <w:tab w:val="left" w:pos="3664"/>
+          <w:tab w:val="left" w:pos="4580"/>
+          <w:tab w:val="left" w:pos="5496"/>
+          <w:tab w:val="left" w:pos="6412"/>
+          <w:tab w:val="left" w:pos="7328"/>
+          <w:tab w:val="left" w:pos="8244"/>
+          <w:tab w:val="left" w:pos="9160"/>
+          <w:tab w:val="left" w:pos="10076"/>
+          <w:tab w:val="left" w:pos="10992"/>
+          <w:tab w:val="left" w:pos="11908"/>
+          <w:tab w:val="left" w:pos="12824"/>
+          <w:tab w:val="left" w:pos="13740"/>
+          <w:tab w:val="left" w:pos="14656"/>
+        </w:tabs>
+        <w:spacing w:after="0" w:line="240" w:lineRule="auto"/>
+        <w:rPr>
+          <w:rFonts w:ascii="Courier New" w:eastAsia="Times New Roman" w:hAnsi="Courier New" w:cs="Courier New"/>
+          <w:sz w:val="20"/>
+          <w:szCs w:val="20"/>
+          <w:lang w:eastAsia="hu-HU"/>
+        </w:rPr>
+      </w:pPr>
+      <w:r>
+        <w:rPr>
+          <w:rFonts w:ascii="Courier New" w:eastAsia="Times New Roman" w:hAnsi="Courier New" w:cs="Courier New"/>
+          <w:sz w:val="20"/>
+          <w:szCs w:val="20"/>
+          <w:lang w:eastAsia="hu-HU"/>
+        </w:rPr>
+        <w:t xml:space="preserve">    </w:t>
+      </w:r>
+      <w:proofErr w:type="spellStart"/>
+      <w:r>
+        <w:rPr>
+          <w:rFonts w:ascii="Courier New" w:eastAsia="Times New Roman" w:hAnsi="Courier New" w:cs="Courier New"/>
+          <w:sz w:val="20"/>
+          <w:szCs w:val="20"/>
+          <w:lang w:eastAsia="hu-HU"/>
+        </w:rPr>
+        <w:t>foreach</w:t>
+      </w:r>
+      <w:proofErr w:type="spellEnd"/>
+      <w:r>
+        <w:rPr>
+          <w:rFonts w:ascii="Courier New" w:eastAsia="Times New Roman" w:hAnsi="Courier New" w:cs="Courier New"/>
+          <w:sz w:val="20"/>
+          <w:szCs w:val="20"/>
+          <w:lang w:eastAsia="hu-HU"/>
+        </w:rPr>
+        <w:t xml:space="preserve"> (</w:t>
+      </w:r>
+      <w:proofErr w:type="spellStart"/>
+      <w:r>
+        <w:rPr>
+          <w:rFonts w:ascii="Courier New" w:eastAsia="Times New Roman" w:hAnsi="Courier New" w:cs="Courier New"/>
+          <w:sz w:val="20"/>
+          <w:szCs w:val="20"/>
+          <w:lang w:eastAsia="hu-HU"/>
+        </w:rPr>
+        <w:t>string</w:t>
+      </w:r>
+      <w:proofErr w:type="spellEnd"/>
+      <w:r>
+        <w:rPr>
+          <w:rFonts w:ascii="Courier New" w:eastAsia="Times New Roman" w:hAnsi="Courier New" w:cs="Courier New"/>
+          <w:sz w:val="20"/>
+          <w:szCs w:val="20"/>
+          <w:lang w:eastAsia="hu-HU"/>
+        </w:rPr>
+        <w:t xml:space="preserve"> line in </w:t>
+      </w:r>
+      <w:proofErr w:type="spellStart"/>
+      <w:r>
+        <w:rPr>
+          <w:rFonts w:ascii="Courier New" w:eastAsia="Times New Roman" w:hAnsi="Courier New" w:cs="Courier New"/>
+          <w:sz w:val="20"/>
+          <w:szCs w:val="20"/>
+          <w:lang w:eastAsia="hu-HU"/>
+        </w:rPr>
+        <w:t>lines</w:t>
+      </w:r>
+      <w:proofErr w:type="spellEnd"/>
+      <w:r>
+        <w:rPr>
+          <w:rFonts w:ascii="Courier New" w:eastAsia="Times New Roman" w:hAnsi="Courier New" w:cs="Courier New"/>
+          <w:sz w:val="20"/>
+          <w:szCs w:val="20"/>
+          <w:lang w:eastAsia="hu-HU"/>
+        </w:rPr>
+        <w:t>)</w:t>
+      </w:r>
+    </w:p>
+    <w:p>
+      <w:pPr>
+        <w:tabs>
+          <w:tab w:val="left" w:pos="916"/>
+          <w:tab w:val="left" w:pos="1832"/>
+          <w:tab w:val="left" w:pos="2748"/>
+          <w:tab w:val="left" w:pos="3664"/>
+          <w:tab w:val="left" w:pos="4580"/>
+          <w:tab w:val="left" w:pos="5496"/>
+          <w:tab w:val="left" w:pos="6412"/>
+          <w:tab w:val="left" w:pos="7328"/>
+          <w:tab w:val="left" w:pos="8244"/>
+          <w:tab w:val="left" w:pos="9160"/>
+          <w:tab w:val="left" w:pos="10076"/>
+          <w:tab w:val="left" w:pos="10992"/>
+          <w:tab w:val="left" w:pos="11908"/>
+          <w:tab w:val="left" w:pos="12824"/>
+          <w:tab w:val="left" w:pos="13740"/>
+          <w:tab w:val="left" w:pos="14656"/>
+        </w:tabs>
+        <w:spacing w:after="0" w:line="240" w:lineRule="auto"/>
+        <w:rPr>
+          <w:rFonts w:ascii="Courier New" w:eastAsia="Times New Roman" w:hAnsi="Courier New" w:cs="Courier New"/>
+          <w:sz w:val="20"/>
+          <w:szCs w:val="20"/>
+          <w:lang w:eastAsia="hu-HU"/>
+        </w:rPr>
+      </w:pPr>
+      <w:r>
+        <w:rPr>
+          <w:rFonts w:ascii="Courier New" w:eastAsia="Times New Roman" w:hAnsi="Courier New" w:cs="Courier New"/>
+          <w:sz w:val="20"/>
+          <w:szCs w:val="20"/>
+          <w:lang w:eastAsia="hu-HU"/>
+        </w:rPr>
+        <w:t xml:space="preserve">    {</w:t>
+      </w:r>
+    </w:p>
+    <w:p>
+      <w:pPr>
+        <w:tabs>
+          <w:tab w:val="left" w:pos="916"/>
+          <w:tab w:val="left" w:pos="1832"/>
+          <w:tab w:val="left" w:pos="2748"/>
+          <w:tab w:val="left" w:pos="3664"/>
+          <w:tab w:val="left" w:pos="4580"/>
+          <w:tab w:val="left" w:pos="5496"/>
+          <w:tab w:val="left" w:pos="6412"/>
+          <w:tab w:val="left" w:pos="7328"/>
+          <w:tab w:val="left" w:pos="8244"/>
+          <w:tab w:val="left" w:pos="9160"/>
+          <w:tab w:val="left" w:pos="10076"/>
+          <w:tab w:val="left" w:pos="10992"/>
+          <w:tab w:val="left" w:pos="11908"/>
+          <w:tab w:val="left" w:pos="12824"/>
+          <w:tab w:val="left" w:pos="13740"/>
+          <w:tab w:val="left" w:pos="14656"/>
+        </w:tabs>
+        <w:spacing w:after="0" w:line="240" w:lineRule="auto"/>
+        <w:rPr>
+          <w:rFonts w:ascii="Courier New" w:eastAsia="Times New Roman" w:hAnsi="Courier New" w:cs="Courier New"/>
+          <w:sz w:val="20"/>
+          <w:szCs w:val="20"/>
+          <w:lang w:eastAsia="hu-HU"/>
+        </w:rPr>
+      </w:pPr>
+      <w:r>
+        <w:rPr>
+          <w:rFonts w:ascii="Courier New" w:eastAsia="Times New Roman" w:hAnsi="Courier New" w:cs="Courier New"/>
+          <w:sz w:val="20"/>
+          <w:szCs w:val="20"/>
+          <w:lang w:eastAsia="hu-HU"/>
+        </w:rPr>
+        <w:t xml:space="preserve">        </w:t>
+      </w:r>
+      <w:proofErr w:type="spellStart"/>
+      <w:proofErr w:type="gramStart"/>
+      <w:r>
+        <w:rPr>
+          <w:rFonts w:ascii="Courier New" w:eastAsia="Times New Roman" w:hAnsi="Courier New" w:cs="Courier New"/>
+          <w:sz w:val="20"/>
+          <w:szCs w:val="20"/>
+          <w:lang w:eastAsia="hu-HU"/>
+        </w:rPr>
+        <w:t>datas.Add</w:t>
+      </w:r>
+      <w:proofErr w:type="spellEnd"/>
+      <w:proofErr w:type="gramEnd"/>
+      <w:r>
+        <w:rPr>
+          <w:rFonts w:ascii="Courier New" w:eastAsia="Times New Roman" w:hAnsi="Courier New" w:cs="Courier New"/>
+          <w:sz w:val="20"/>
+          <w:szCs w:val="20"/>
+          <w:lang w:eastAsia="hu-HU"/>
+        </w:rPr>
+        <w:t>(line);</w:t>
+      </w:r>
+    </w:p>
+    <w:p>
+      <w:pPr>
+        <w:tabs>
+          <w:tab w:val="left" w:pos="916"/>
+          <w:tab w:val="left" w:pos="1832"/>
+          <w:tab w:val="left" w:pos="2748"/>
+          <w:tab w:val="left" w:pos="3664"/>
+          <w:tab w:val="left" w:pos="4580"/>
+          <w:tab w:val="left" w:pos="5496"/>
+          <w:tab w:val="left" w:pos="6412"/>
+          <w:tab w:val="left" w:pos="7328"/>
+          <w:tab w:val="left" w:pos="8244"/>
+          <w:tab w:val="left" w:pos="9160"/>
+          <w:tab w:val="left" w:pos="10076"/>
+          <w:tab w:val="left" w:pos="10992"/>
+          <w:tab w:val="left" w:pos="11908"/>
+          <w:tab w:val="left" w:pos="12824"/>
+          <w:tab w:val="left" w:pos="13740"/>
+          <w:tab w:val="left" w:pos="14656"/>
+        </w:tabs>
+        <w:spacing w:after="0" w:line="240" w:lineRule="auto"/>
+        <w:rPr>
+          <w:rFonts w:ascii="Courier New" w:eastAsia="Times New Roman" w:hAnsi="Courier New" w:cs="Courier New"/>
+          <w:sz w:val="20"/>
+          <w:szCs w:val="20"/>
+          <w:lang w:eastAsia="hu-HU"/>
+        </w:rPr>
+      </w:pPr>
+      <w:r>
+        <w:rPr>
+          <w:rFonts w:ascii="Courier New" w:eastAsia="Times New Roman" w:hAnsi="Courier New" w:cs="Courier New"/>
+          <w:sz w:val="20"/>
+          <w:szCs w:val="20"/>
+          <w:lang w:eastAsia="hu-HU"/>
+        </w:rPr>
+        <w:t xml:space="preserve">    }</w:t>
+      </w:r>
+    </w:p>
+    <w:p>
+      <w:pPr>
+        <w:tabs>
+          <w:tab w:val="left" w:pos="916"/>
+          <w:tab w:val="left" w:pos="1832"/>
+          <w:tab w:val="left" w:pos="2748"/>
+          <w:tab w:val="left" w:pos="3664"/>
+          <w:tab w:val="left" w:pos="4580"/>
+          <w:tab w:val="left" w:pos="5496"/>
+          <w:tab w:val="left" w:pos="6412"/>
+          <w:tab w:val="left" w:pos="7328"/>
+          <w:tab w:val="left" w:pos="8244"/>
+          <w:tab w:val="left" w:pos="9160"/>
+          <w:tab w:val="left" w:pos="10076"/>
+          <w:tab w:val="left" w:pos="10992"/>
+          <w:tab w:val="left" w:pos="11908"/>
+          <w:tab w:val="left" w:pos="12824"/>
+          <w:tab w:val="left" w:pos="13740"/>
+          <w:tab w:val="left" w:pos="14656"/>
+        </w:tabs>
+        <w:spacing w:after="0" w:line="240" w:lineRule="auto"/>
+        <w:rPr>
+          <w:rFonts w:ascii="Courier New" w:eastAsia="Times New Roman" w:hAnsi="Courier New" w:cs="Courier New"/>
+          <w:sz w:val="20"/>
+          <w:szCs w:val="20"/>
+          <w:lang w:eastAsia="hu-HU"/>
+        </w:rPr>
+      </w:pPr>
+      <w:r>
+        <w:rPr>
+          <w:rFonts w:ascii="Courier New" w:eastAsia="Times New Roman" w:hAnsi="Courier New" w:cs="Courier New"/>
+          <w:sz w:val="20"/>
+          <w:szCs w:val="20"/>
+          <w:lang w:eastAsia="hu-HU"/>
+        </w:rPr>
+        <w:t xml:space="preserve">    </w:t>
+      </w:r>
+      <w:proofErr w:type="spellStart"/>
+      <w:r>
+        <w:rPr>
+          <w:rFonts w:ascii="Courier New" w:eastAsia="Times New Roman" w:hAnsi="Courier New" w:cs="Courier New"/>
+          <w:sz w:val="20"/>
+          <w:szCs w:val="20"/>
+          <w:lang w:eastAsia="hu-HU"/>
+        </w:rPr>
+        <w:t>return</w:t>
+      </w:r>
+      <w:proofErr w:type="spellEnd"/>
+      <w:r>
+        <w:rPr>
+          <w:rFonts w:ascii="Courier New" w:eastAsia="Times New Roman" w:hAnsi="Courier New" w:cs="Courier New"/>
+          <w:sz w:val="20"/>
+          <w:szCs w:val="20"/>
+          <w:lang w:eastAsia="hu-HU"/>
+        </w:rPr>
+        <w:t xml:space="preserve"> </w:t>
+      </w:r>
+      <w:proofErr w:type="spellStart"/>
+      <w:r>
+        <w:rPr>
+          <w:rFonts w:ascii="Courier New" w:eastAsia="Times New Roman" w:hAnsi="Courier New" w:cs="Courier New"/>
+          <w:sz w:val="20"/>
+          <w:szCs w:val="20"/>
+          <w:lang w:eastAsia="hu-HU"/>
+        </w:rPr>
+        <w:t>datas</w:t>
+      </w:r>
+      <w:proofErr w:type="spellEnd"/>
+      <w:r>
+        <w:rPr>
+          <w:rFonts w:ascii="Courier New" w:eastAsia="Times New Roman" w:hAnsi="Courier New" w:cs="Courier New"/>
+          <w:sz w:val="20"/>
+          <w:szCs w:val="20"/>
+          <w:lang w:eastAsia="hu-HU"/>
+        </w:rPr>
+        <w:t>;</w:t>
+      </w:r>
+    </w:p>
+    <w:p>
+      <w:pPr>
+        <w:tabs>
+          <w:tab w:val="left" w:pos="916"/>
+          <w:tab w:val="left" w:pos="1832"/>
+          <w:tab w:val="left" w:pos="2748"/>
+          <w:tab w:val="left" w:pos="3664"/>
+          <w:tab w:val="left" w:pos="4580"/>
+          <w:tab w:val="left" w:pos="5496"/>
+          <w:tab w:val="left" w:pos="6412"/>
+          <w:tab w:val="left" w:pos="7328"/>
+          <w:tab w:val="left" w:pos="8244"/>
+          <w:tab w:val="left" w:pos="9160"/>
+          <w:tab w:val="left" w:pos="10076"/>
+          <w:tab w:val="left" w:pos="10992"/>
+          <w:tab w:val="left" w:pos="11908"/>
+          <w:tab w:val="left" w:pos="12824"/>
+          <w:tab w:val="left" w:pos="13740"/>
+          <w:tab w:val="left" w:pos="14656"/>
+        </w:tabs>
+        <w:spacing w:after="0" w:line="240" w:lineRule="auto"/>
+        <w:rPr>
+          <w:rFonts w:ascii="Courier New" w:eastAsia="Times New Roman" w:hAnsi="Courier New" w:cs="Courier New"/>
+          <w:sz w:val="20"/>
+          <w:szCs w:val="20"/>
+          <w:lang w:eastAsia="hu-HU"/>
+        </w:rPr>
+      </w:pPr>
+      <w:r>
+        <w:rPr>
+          <w:rFonts w:ascii="Courier New" w:eastAsia="Times New Roman" w:hAnsi="Courier New" w:cs="Courier New"/>
+          <w:sz w:val="20"/>
+          <w:szCs w:val="20"/>
+          <w:lang w:eastAsia="hu-HU"/>
+        </w:rPr>
+        <w:t>}</w:t>
+      </w:r>
+    </w:p>
+    <w:p>
+      <w:pPr>
+        <w:spacing w:before="100" w:beforeAutospacing="1" w:after="100" w:afterAutospacing="1" w:line="240" w:lineRule="auto"/>
+        <w:outlineLvl w:val="2"/>
+        <w:rPr>
+          <w:rFonts w:ascii="Times New Roman" w:eastAsia="Times New Roman" w:hAnsi="Times New Roman" w:cs="Times New Roman"/>
+          <w:b/>
+          <w:bCs/>
+          <w:sz w:val="27"/>
+          <w:szCs w:val="27"/>
+          <w:lang w:eastAsia="hu-HU"/>
+        </w:rPr>
+      </w:pPr>
+      <w:r>
+        <w:rPr>
+          <w:rFonts w:ascii="Times New Roman" w:eastAsia="Times New Roman" w:hAnsi="Times New Roman" w:cs="Times New Roman"/>
+          <w:b/>
+          <w:bCs/>
+          <w:sz w:val="27"/>
+          <w:szCs w:val="27"/>
+          <w:lang w:eastAsia="hu-HU"/>
+        </w:rPr>
+        <w:t>Fejlesztési környezet beállításai:</w:t>
+      </w:r>
+    </w:p>
+    <w:p>
+      <w:pPr>
+        <w:numPr>
+          <w:ilvl w:val="0"/>
+          <w:numId w:val="9"/>
+        </w:numPr>
+        <w:spacing w:before="100" w:beforeAutospacing="1" w:after="100" w:afterAutospacing="1" w:line="240" w:lineRule="auto"/>
+        <w:rPr>
+          <w:rFonts w:ascii="Times New Roman" w:eastAsia="Times New Roman" w:hAnsi="Times New Roman" w:cs="Times New Roman"/>
+          <w:sz w:val="24"/>
+          <w:szCs w:val="24"/>
+          <w:lang w:eastAsia="hu-HU"/>
+        </w:rPr>
+      </w:pPr>
+      <w:r>
+        <w:rPr>
+          <w:rFonts w:ascii="Times New Roman" w:eastAsia="Times New Roman" w:hAnsi="Times New Roman" w:cs="Times New Roman"/>
+          <w:b/>
+          <w:bCs/>
+          <w:sz w:val="24"/>
+          <w:szCs w:val="24"/>
+          <w:lang w:eastAsia="hu-HU"/>
+        </w:rPr>
+        <w:lastRenderedPageBreak/>
+        <w:t>Fejlesztői eszközök</w:t>
+      </w:r>
+      <w:r>
+        <w:rPr>
+          <w:rFonts w:ascii="Times New Roman" w:eastAsia="Times New Roman" w:hAnsi="Times New Roman" w:cs="Times New Roman"/>
+          <w:sz w:val="24"/>
+          <w:szCs w:val="24"/>
+          <w:lang w:eastAsia="hu-HU"/>
+        </w:rPr>
+        <w:t xml:space="preserve">: Visual </w:t>
+      </w:r>
+      <w:proofErr w:type="spellStart"/>
+      <w:r>
+        <w:rPr>
+          <w:rFonts w:ascii="Times New Roman" w:eastAsia="Times New Roman" w:hAnsi="Times New Roman" w:cs="Times New Roman"/>
+          <w:sz w:val="24"/>
+          <w:szCs w:val="24"/>
+          <w:lang w:eastAsia="hu-HU"/>
+        </w:rPr>
+        <w:t>Studio</w:t>
+      </w:r>
+      <w:proofErr w:type="spellEnd"/>
+      <w:r>
+        <w:rPr>
+          <w:rFonts w:ascii="Times New Roman" w:eastAsia="Times New Roman" w:hAnsi="Times New Roman" w:cs="Times New Roman"/>
+          <w:sz w:val="24"/>
+          <w:szCs w:val="24"/>
+          <w:lang w:eastAsia="hu-HU"/>
+        </w:rPr>
+        <w:t xml:space="preserve"> 2022</w:t>
+      </w:r>
+    </w:p>
+    <w:p>
+      <w:pPr>
+        <w:numPr>
+          <w:ilvl w:val="0"/>
+          <w:numId w:val="9"/>
+        </w:numPr>
+        <w:spacing w:before="100" w:beforeAutospacing="1" w:after="100" w:afterAutospacing="1" w:line="240" w:lineRule="auto"/>
+        <w:rPr>
+          <w:rFonts w:ascii="Times New Roman" w:eastAsia="Times New Roman" w:hAnsi="Times New Roman" w:cs="Times New Roman"/>
+          <w:sz w:val="24"/>
+          <w:szCs w:val="24"/>
+          <w:lang w:eastAsia="hu-HU"/>
+        </w:rPr>
+      </w:pPr>
+      <w:r>
+        <w:rPr>
+          <w:rFonts w:ascii="Times New Roman" w:eastAsia="Times New Roman" w:hAnsi="Times New Roman" w:cs="Times New Roman"/>
+          <w:b/>
+          <w:bCs/>
+          <w:sz w:val="24"/>
+          <w:szCs w:val="24"/>
+          <w:lang w:eastAsia="hu-HU"/>
+        </w:rPr>
+        <w:t>C# verzió</w:t>
+      </w:r>
+      <w:r>
+        <w:rPr>
+          <w:rFonts w:ascii="Times New Roman" w:eastAsia="Times New Roman" w:hAnsi="Times New Roman" w:cs="Times New Roman"/>
+          <w:sz w:val="24"/>
+          <w:szCs w:val="24"/>
+          <w:lang w:eastAsia="hu-HU"/>
+        </w:rPr>
+        <w:t>: 8.0 vagy újabb</w:t>
+      </w:r>
+    </w:p>
+    <w:p>
+      <w:pPr>
+        <w:numPr>
+          <w:ilvl w:val="0"/>
+          <w:numId w:val="9"/>
+        </w:numPr>
+        <w:spacing w:before="100" w:beforeAutospacing="1" w:after="100" w:afterAutospacing="1" w:line="240" w:lineRule="auto"/>
+        <w:rPr>
+          <w:rFonts w:ascii="Times New Roman" w:eastAsia="Times New Roman" w:hAnsi="Times New Roman" w:cs="Times New Roman"/>
+          <w:sz w:val="24"/>
+          <w:szCs w:val="24"/>
+          <w:lang w:eastAsia="hu-HU"/>
+        </w:rPr>
+      </w:pPr>
+      <w:r>
+        <w:rPr>
+          <w:rFonts w:ascii="Times New Roman" w:eastAsia="Times New Roman" w:hAnsi="Times New Roman" w:cs="Times New Roman"/>
+          <w:b/>
+          <w:bCs/>
+          <w:sz w:val="24"/>
+          <w:szCs w:val="24"/>
+          <w:lang w:eastAsia="hu-HU"/>
+        </w:rPr>
+        <w:t>.NET verzió</w:t>
+      </w:r>
+      <w:r>
+        <w:rPr>
+          <w:rFonts w:ascii="Times New Roman" w:eastAsia="Times New Roman" w:hAnsi="Times New Roman" w:cs="Times New Roman"/>
+          <w:sz w:val="24"/>
+          <w:szCs w:val="24"/>
+          <w:lang w:eastAsia="hu-HU"/>
+        </w:rPr>
+        <w:t xml:space="preserve">: .NET </w:t>
+      </w:r>
+      <w:proofErr w:type="spellStart"/>
+      <w:r>
+        <w:rPr>
+          <w:rFonts w:ascii="Times New Roman" w:eastAsia="Times New Roman" w:hAnsi="Times New Roman" w:cs="Times New Roman"/>
+          <w:sz w:val="24"/>
+          <w:szCs w:val="24"/>
+          <w:lang w:eastAsia="hu-HU"/>
+        </w:rPr>
+        <w:t>Core</w:t>
+      </w:r>
+      <w:proofErr w:type="spellEnd"/>
+      <w:r>
+        <w:rPr>
+          <w:rFonts w:ascii="Times New Roman" w:eastAsia="Times New Roman" w:hAnsi="Times New Roman" w:cs="Times New Roman"/>
+          <w:sz w:val="24"/>
+          <w:szCs w:val="24"/>
+          <w:lang w:eastAsia="hu-HU"/>
+        </w:rPr>
+        <w:t xml:space="preserve"> 3.1 vagy .NET 5</w:t>
+      </w:r>
+    </w:p>
+    <w:p>
+      <w:pPr>
+        <w:numPr>
+          <w:ilvl w:val="0"/>
+          <w:numId w:val="9"/>
+        </w:numPr>
+        <w:spacing w:before="100" w:beforeAutospacing="1" w:after="100" w:afterAutospacing="1" w:line="240" w:lineRule="auto"/>
+        <w:rPr>
+          <w:rFonts w:ascii="Times New Roman" w:eastAsia="Times New Roman" w:hAnsi="Times New Roman" w:cs="Times New Roman"/>
+          <w:sz w:val="24"/>
+          <w:szCs w:val="24"/>
+          <w:lang w:eastAsia="hu-HU"/>
+        </w:rPr>
+      </w:pPr>
+      <w:r>
+        <w:rPr>
+          <w:rFonts w:ascii="Times New Roman" w:eastAsia="Times New Roman" w:hAnsi="Times New Roman" w:cs="Times New Roman"/>
+          <w:b/>
+          <w:bCs/>
+          <w:sz w:val="24"/>
+          <w:szCs w:val="24"/>
+          <w:lang w:eastAsia="hu-HU"/>
+        </w:rPr>
+        <w:t>Szoftver futtatási környezet</w:t>
+      </w:r>
+      <w:r>
+        <w:rPr>
+          <w:rFonts w:ascii="Times New Roman" w:eastAsia="Times New Roman" w:hAnsi="Times New Roman" w:cs="Times New Roman"/>
+          <w:sz w:val="24"/>
+          <w:szCs w:val="24"/>
+          <w:lang w:eastAsia="hu-HU"/>
+        </w:rPr>
+        <w:t>: Windows 10 vagy újabb</w:t>
+      </w:r>
+    </w:p>
+    <w:p>
+      <w:pPr>
+        <w:spacing w:before="100" w:beforeAutospacing="1" w:after="100" w:afterAutospacing="1" w:line="240" w:lineRule="auto"/>
+        <w:outlineLvl w:val="1"/>
+        <w:rPr>
+          <w:rFonts w:ascii="Times New Roman" w:eastAsia="Times New Roman" w:hAnsi="Times New Roman" w:cs="Times New Roman"/>
+          <w:b/>
+          <w:bCs/>
+          <w:sz w:val="36"/>
+          <w:szCs w:val="36"/>
+          <w:lang w:eastAsia="hu-HU"/>
+        </w:rPr>
+      </w:pPr>
+      <w:r>
+        <w:rPr>
+          <w:rFonts w:ascii="Times New Roman" w:eastAsia="Times New Roman" w:hAnsi="Times New Roman" w:cs="Times New Roman"/>
+          <w:b/>
+          <w:bCs/>
+          <w:sz w:val="36"/>
+          <w:szCs w:val="36"/>
+          <w:lang w:eastAsia="hu-HU"/>
+        </w:rPr>
+        <w:t>4. Tesztelési dokumentáció</w:t>
+      </w:r>
+    </w:p>
+    <w:p>
+      <w:pPr>
+        <w:spacing w:before="100" w:beforeAutospacing="1" w:after="100" w:afterAutospacing="1" w:line="240" w:lineRule="auto"/>
+        <w:outlineLvl w:val="2"/>
+        <w:rPr>
+          <w:rFonts w:ascii="Times New Roman" w:eastAsia="Times New Roman" w:hAnsi="Times New Roman" w:cs="Times New Roman"/>
+          <w:b/>
+          <w:bCs/>
+          <w:sz w:val="27"/>
+          <w:szCs w:val="27"/>
+          <w:lang w:eastAsia="hu-HU"/>
+        </w:rPr>
+      </w:pPr>
+      <w:r>
+        <w:rPr>
+          <w:rFonts w:ascii="Times New Roman" w:eastAsia="Times New Roman" w:hAnsi="Times New Roman" w:cs="Times New Roman"/>
+          <w:b/>
+          <w:bCs/>
+          <w:sz w:val="27"/>
+          <w:szCs w:val="27"/>
+          <w:lang w:eastAsia="hu-HU"/>
+        </w:rPr>
+        <w:t>Tesztelési terv:</w:t>
+      </w:r>
+    </w:p>
+    <w:p>
+      <w:pPr>
+        <w:spacing w:before="100" w:beforeAutospacing="1" w:after="100" w:afterAutospacing="1" w:line="240" w:lineRule="auto"/>
+        <w:rPr>
+          <w:rFonts w:ascii="Times New Roman" w:eastAsia="Times New Roman" w:hAnsi="Times New Roman" w:cs="Times New Roman"/>
+          <w:sz w:val="24"/>
+          <w:szCs w:val="24"/>
+          <w:lang w:eastAsia="hu-HU"/>
+        </w:rPr>
+      </w:pPr>
+      <w:r>
+        <w:rPr>
+          <w:rFonts w:ascii="Times New Roman" w:eastAsia="Times New Roman" w:hAnsi="Times New Roman" w:cs="Times New Roman"/>
+          <w:sz w:val="24"/>
+          <w:szCs w:val="24"/>
+          <w:lang w:eastAsia="hu-HU"/>
+        </w:rPr>
+        <w:t>A tesztelés manuálisan történik a következő forgatókönyvek szerint:</w:t>
+      </w:r>
+    </w:p>
+    <w:p>
+      <w:pPr>
+        <w:numPr>
+          <w:ilvl w:val="0"/>
+          <w:numId w:val="10"/>
+        </w:numPr>
+        <w:spacing w:before="100" w:beforeAutospacing="1" w:after="100" w:afterAutospacing="1" w:line="240" w:lineRule="auto"/>
+        <w:rPr>
+          <w:rFonts w:ascii="Times New Roman" w:eastAsia="Times New Roman" w:hAnsi="Times New Roman" w:cs="Times New Roman"/>
+          <w:sz w:val="24"/>
+          <w:szCs w:val="24"/>
+          <w:lang w:eastAsia="hu-HU"/>
+        </w:rPr>
+      </w:pPr>
+      <w:r>
+        <w:rPr>
+          <w:rFonts w:ascii="Times New Roman" w:eastAsia="Times New Roman" w:hAnsi="Times New Roman" w:cs="Times New Roman"/>
+          <w:b/>
+          <w:bCs/>
+          <w:sz w:val="24"/>
+          <w:szCs w:val="24"/>
+          <w:lang w:eastAsia="hu-HU"/>
+        </w:rPr>
+        <w:t>Teszt 1</w:t>
+      </w:r>
+      <w:r>
+        <w:rPr>
+          <w:rFonts w:ascii="Times New Roman" w:eastAsia="Times New Roman" w:hAnsi="Times New Roman" w:cs="Times New Roman"/>
+          <w:sz w:val="24"/>
+          <w:szCs w:val="24"/>
+          <w:lang w:eastAsia="hu-HU"/>
+        </w:rPr>
+        <w:t>: Érvényes nevek és választások megadásakor a programnak helyesen kell kiszámítania a győztest.</w:t>
+      </w:r>
+    </w:p>
+    <w:p>
+      <w:pPr>
+        <w:numPr>
+          <w:ilvl w:val="0"/>
+          <w:numId w:val="10"/>
+        </w:numPr>
+        <w:spacing w:before="100" w:beforeAutospacing="1" w:after="100" w:afterAutospacing="1" w:line="240" w:lineRule="auto"/>
+        <w:rPr>
+          <w:rFonts w:ascii="Times New Roman" w:eastAsia="Times New Roman" w:hAnsi="Times New Roman" w:cs="Times New Roman"/>
+          <w:sz w:val="24"/>
+          <w:szCs w:val="24"/>
+          <w:lang w:eastAsia="hu-HU"/>
+        </w:rPr>
+      </w:pPr>
+      <w:r>
+        <w:rPr>
+          <w:rFonts w:ascii="Times New Roman" w:eastAsia="Times New Roman" w:hAnsi="Times New Roman" w:cs="Times New Roman"/>
+          <w:b/>
+          <w:bCs/>
+          <w:sz w:val="24"/>
+          <w:szCs w:val="24"/>
+          <w:lang w:eastAsia="hu-HU"/>
+        </w:rPr>
+        <w:t>Teszt 2</w:t>
+      </w:r>
+      <w:r>
+        <w:rPr>
+          <w:rFonts w:ascii="Times New Roman" w:eastAsia="Times New Roman" w:hAnsi="Times New Roman" w:cs="Times New Roman"/>
+          <w:sz w:val="24"/>
+          <w:szCs w:val="24"/>
+          <w:lang w:eastAsia="hu-HU"/>
+        </w:rPr>
+        <w:t>: Érvénytelen választások (nem szám) esetén a programnak ismételnie kell a kérést.</w:t>
+      </w:r>
+    </w:p>
+    <w:p>
+      <w:pPr>
+        <w:numPr>
+          <w:ilvl w:val="0"/>
+          <w:numId w:val="10"/>
+        </w:numPr>
+        <w:spacing w:before="100" w:beforeAutospacing="1" w:after="100" w:afterAutospacing="1" w:line="240" w:lineRule="auto"/>
+        <w:rPr>
+          <w:rFonts w:ascii="Times New Roman" w:eastAsia="Times New Roman" w:hAnsi="Times New Roman" w:cs="Times New Roman"/>
+          <w:sz w:val="24"/>
+          <w:szCs w:val="24"/>
+          <w:lang w:eastAsia="hu-HU"/>
+        </w:rPr>
+      </w:pPr>
+      <w:r>
+        <w:rPr>
+          <w:rFonts w:ascii="Times New Roman" w:eastAsia="Times New Roman" w:hAnsi="Times New Roman" w:cs="Times New Roman"/>
+          <w:b/>
+          <w:bCs/>
+          <w:sz w:val="24"/>
+          <w:szCs w:val="24"/>
+          <w:lang w:eastAsia="hu-HU"/>
+        </w:rPr>
+        <w:t>Teszt 3</w:t>
+      </w:r>
+      <w:r>
+        <w:rPr>
+          <w:rFonts w:ascii="Times New Roman" w:eastAsia="Times New Roman" w:hAnsi="Times New Roman" w:cs="Times New Roman"/>
+          <w:sz w:val="24"/>
+          <w:szCs w:val="24"/>
+          <w:lang w:eastAsia="hu-HU"/>
+        </w:rPr>
+        <w:t>: A fájl megfelelő frissítésének tesztelése, amikor a játék véget ér.</w:t>
+      </w:r>
+    </w:p>
+    <w:p>
+      <w:pPr>
+        <w:numPr>
+          <w:ilvl w:val="0"/>
+          <w:numId w:val="10"/>
+        </w:numPr>
+        <w:spacing w:before="100" w:beforeAutospacing="1" w:after="100" w:afterAutospacing="1" w:line="240" w:lineRule="auto"/>
+        <w:rPr>
+          <w:rFonts w:ascii="Times New Roman" w:eastAsia="Times New Roman" w:hAnsi="Times New Roman" w:cs="Times New Roman"/>
+          <w:sz w:val="24"/>
+          <w:szCs w:val="24"/>
+          <w:lang w:eastAsia="hu-HU"/>
+        </w:rPr>
+      </w:pPr>
+      <w:r>
+        <w:rPr>
+          <w:rFonts w:ascii="Times New Roman" w:eastAsia="Times New Roman" w:hAnsi="Times New Roman" w:cs="Times New Roman"/>
+          <w:b/>
+          <w:bCs/>
+          <w:sz w:val="24"/>
+          <w:szCs w:val="24"/>
+          <w:lang w:eastAsia="hu-HU"/>
+        </w:rPr>
+        <w:t>Teszt 4</w:t>
+      </w:r>
+      <w:r>
+        <w:rPr>
+          <w:rFonts w:ascii="Times New Roman" w:eastAsia="Times New Roman" w:hAnsi="Times New Roman" w:cs="Times New Roman"/>
+          <w:sz w:val="24"/>
+          <w:szCs w:val="24"/>
+          <w:lang w:eastAsia="hu-HU"/>
+        </w:rPr>
+        <w:t>: A statisztikák helyes számítása a mentett eredmények alapján.</w:t>
+      </w:r>
+    </w:p>
+    <w:p>
+      <w:pPr>
+        <w:spacing w:before="100" w:beforeAutospacing="1" w:after="100" w:afterAutospacing="1" w:line="240" w:lineRule="auto"/>
+        <w:outlineLvl w:val="2"/>
+        <w:rPr>
+          <w:rFonts w:ascii="Times New Roman" w:eastAsia="Times New Roman" w:hAnsi="Times New Roman" w:cs="Times New Roman"/>
+          <w:b/>
+          <w:bCs/>
+          <w:sz w:val="27"/>
+          <w:szCs w:val="27"/>
+          <w:lang w:eastAsia="hu-HU"/>
+        </w:rPr>
+      </w:pPr>
+      <w:r>
+        <w:rPr>
+          <w:rFonts w:ascii="Times New Roman" w:eastAsia="Times New Roman" w:hAnsi="Times New Roman" w:cs="Times New Roman"/>
+          <w:b/>
+          <w:bCs/>
+          <w:sz w:val="27"/>
+          <w:szCs w:val="27"/>
+          <w:lang w:eastAsia="hu-HU"/>
+        </w:rPr>
+        <w:t>Tesztesetek:</w:t>
+      </w:r>
+    </w:p>
+    <w:p>
+      <w:pPr>
+        <w:numPr>
+          <w:ilvl w:val="0"/>
+          <w:numId w:val="11"/>
+        </w:numPr>
+        <w:spacing w:before="100" w:beforeAutospacing="1" w:after="100" w:afterAutospacing="1" w:line="240" w:lineRule="auto"/>
+        <w:rPr>
+          <w:rFonts w:ascii="Times New Roman" w:eastAsia="Times New Roman" w:hAnsi="Times New Roman" w:cs="Times New Roman"/>
+          <w:sz w:val="24"/>
+          <w:szCs w:val="24"/>
+          <w:lang w:eastAsia="hu-HU"/>
+        </w:rPr>
+      </w:pPr>
+      <w:r>
+        <w:rPr>
+          <w:rFonts w:ascii="Times New Roman" w:eastAsia="Times New Roman" w:hAnsi="Times New Roman" w:cs="Times New Roman"/>
+          <w:b/>
+          <w:bCs/>
+          <w:sz w:val="24"/>
+          <w:szCs w:val="24"/>
+          <w:lang w:eastAsia="hu-HU"/>
+        </w:rPr>
+        <w:t>Eredmény mentése</w:t>
+      </w:r>
+      <w:r>
+        <w:rPr>
+          <w:rFonts w:ascii="Times New Roman" w:eastAsia="Times New Roman" w:hAnsi="Times New Roman" w:cs="Times New Roman"/>
+          <w:sz w:val="24"/>
+          <w:szCs w:val="24"/>
+          <w:lang w:eastAsia="hu-HU"/>
+        </w:rPr>
+        <w:t>: A programnak minden forduló után menteni kell a fájlba.</w:t>
+      </w:r>
+    </w:p>
+    <w:p>
+      <w:pPr>
+        <w:numPr>
+          <w:ilvl w:val="0"/>
+          <w:numId w:val="11"/>
+        </w:numPr>
+        <w:spacing w:before="100" w:beforeAutospacing="1" w:after="100" w:afterAutospacing="1" w:line="240" w:lineRule="auto"/>
+        <w:rPr>
+          <w:rFonts w:ascii="Times New Roman" w:eastAsia="Times New Roman" w:hAnsi="Times New Roman" w:cs="Times New Roman"/>
+          <w:sz w:val="24"/>
+          <w:szCs w:val="24"/>
+          <w:lang w:eastAsia="hu-HU"/>
+        </w:rPr>
+      </w:pPr>
+      <w:r>
+        <w:rPr>
+          <w:rFonts w:ascii="Times New Roman" w:eastAsia="Times New Roman" w:hAnsi="Times New Roman" w:cs="Times New Roman"/>
+          <w:b/>
+          <w:bCs/>
+          <w:sz w:val="24"/>
+          <w:szCs w:val="24"/>
+          <w:lang w:eastAsia="hu-HU"/>
+        </w:rPr>
+        <w:t>Statisztika helyes kiírása</w:t>
+      </w:r>
+      <w:r>
+        <w:rPr>
+          <w:rFonts w:ascii="Times New Roman" w:eastAsia="Times New Roman" w:hAnsi="Times New Roman" w:cs="Times New Roman"/>
+          <w:sz w:val="24"/>
+          <w:szCs w:val="24"/>
+          <w:lang w:eastAsia="hu-HU"/>
+        </w:rPr>
+        <w:t>: Ellenőrizni kell, hogy a statisztika a mentett eredmények alapján helyesen van-e kiszámítva.</w:t>
+      </w:r>
+    </w:p>
+    <w:p>
+      <w:pPr>
+        <w:spacing w:before="100" w:beforeAutospacing="1" w:after="100" w:afterAutospacing="1" w:line="240" w:lineRule="auto"/>
+        <w:outlineLvl w:val="2"/>
+        <w:rPr>
+          <w:rFonts w:ascii="Times New Roman" w:eastAsia="Times New Roman" w:hAnsi="Times New Roman" w:cs="Times New Roman"/>
+          <w:b/>
+          <w:bCs/>
+          <w:sz w:val="27"/>
+          <w:szCs w:val="27"/>
+          <w:lang w:eastAsia="hu-HU"/>
+        </w:rPr>
+      </w:pPr>
+      <w:r>
+        <w:rPr>
+          <w:rFonts w:ascii="Times New Roman" w:eastAsia="Times New Roman" w:hAnsi="Times New Roman" w:cs="Times New Roman"/>
+          <w:b/>
+          <w:bCs/>
+          <w:sz w:val="27"/>
+          <w:szCs w:val="27"/>
+          <w:lang w:eastAsia="hu-HU"/>
+        </w:rPr>
+        <w:t>Hibajelentések:</w:t>
+      </w:r>
+    </w:p>
+    <w:p>
+      <w:pPr>
+        <w:numPr>
+          <w:ilvl w:val="0"/>
+          <w:numId w:val="12"/>
+        </w:numPr>
+        <w:spacing w:before="100" w:beforeAutospacing="1" w:after="100" w:afterAutospacing="1" w:line="240" w:lineRule="auto"/>
+        <w:rPr>
+          <w:rFonts w:ascii="Times New Roman" w:eastAsia="Times New Roman" w:hAnsi="Times New Roman" w:cs="Times New Roman"/>
+          <w:sz w:val="24"/>
+          <w:szCs w:val="24"/>
+          <w:lang w:eastAsia="hu-HU"/>
+        </w:rPr>
+      </w:pPr>
+      <w:r>
+        <w:rPr>
+          <w:rFonts w:ascii="Times New Roman" w:eastAsia="Times New Roman" w:hAnsi="Times New Roman" w:cs="Times New Roman"/>
+          <w:sz w:val="24"/>
+          <w:szCs w:val="24"/>
+          <w:lang w:eastAsia="hu-HU"/>
+        </w:rPr>
+        <w:t>Ha a fájl nem írható (pl. nincs engedély), a program értesíti a felhasználót, és nem menti el az eredményeket.</w:t>
+      </w:r>
+    </w:p>
+    <w:p>
+      <w:pPr>
+        <w:spacing w:before="100" w:beforeAutospacing="1" w:after="100" w:afterAutospacing="1" w:line="240" w:lineRule="auto"/>
+        <w:outlineLvl w:val="1"/>
+        <w:rPr>
+          <w:rFonts w:ascii="Times New Roman" w:eastAsia="Times New Roman" w:hAnsi="Times New Roman" w:cs="Times New Roman"/>
+          <w:b/>
+          <w:bCs/>
+          <w:sz w:val="36"/>
+          <w:szCs w:val="36"/>
+          <w:lang w:eastAsia="hu-HU"/>
+        </w:rPr>
+      </w:pPr>
+      <w:r>
+        <w:rPr>
+          <w:rFonts w:ascii="Times New Roman" w:eastAsia="Times New Roman" w:hAnsi="Times New Roman" w:cs="Times New Roman"/>
+          <w:b/>
+          <w:bCs/>
+          <w:sz w:val="36"/>
+          <w:szCs w:val="36"/>
+          <w:lang w:eastAsia="hu-HU"/>
+        </w:rPr>
+        <w:t>5. Felhasználói dokumentáció</w:t>
+      </w:r>
+    </w:p>
+    <w:p>
+      <w:pPr>
+        <w:spacing w:before="100" w:beforeAutospacing="1" w:after="100" w:afterAutospacing="1" w:line="240" w:lineRule="auto"/>
+        <w:outlineLvl w:val="2"/>
+        <w:rPr>
+          <w:rFonts w:ascii="Times New Roman" w:eastAsia="Times New Roman" w:hAnsi="Times New Roman" w:cs="Times New Roman"/>
+          <w:b/>
+          <w:bCs/>
+          <w:sz w:val="27"/>
+          <w:szCs w:val="27"/>
+          <w:lang w:eastAsia="hu-HU"/>
+        </w:rPr>
+      </w:pPr>
+      <w:r>
+        <w:rPr>
+          <w:rFonts w:ascii="Times New Roman" w:eastAsia="Times New Roman" w:hAnsi="Times New Roman" w:cs="Times New Roman"/>
+          <w:b/>
+          <w:bCs/>
+          <w:sz w:val="27"/>
+          <w:szCs w:val="27"/>
+          <w:lang w:eastAsia="hu-HU"/>
+        </w:rPr>
+        <w:t>Felhasználói kézikönyv:</w:t>
+      </w:r>
+    </w:p>
+    <w:p>
+      <w:pPr>
+        <w:spacing w:before="100" w:beforeAutospacing="1" w:after="100" w:afterAutospacing="1" w:line="240" w:lineRule="auto"/>
+        <w:rPr>
+          <w:rFonts w:ascii="Times New Roman" w:eastAsia="Times New Roman" w:hAnsi="Times New Roman" w:cs="Times New Roman"/>
+          <w:sz w:val="24"/>
+          <w:szCs w:val="24"/>
+          <w:lang w:eastAsia="hu-HU"/>
+        </w:rPr>
+      </w:pPr>
+      <w:r>
+        <w:rPr>
+          <w:rFonts w:ascii="Times New Roman" w:eastAsia="Times New Roman" w:hAnsi="Times New Roman" w:cs="Times New Roman"/>
+          <w:sz w:val="24"/>
+          <w:szCs w:val="24"/>
+          <w:lang w:eastAsia="hu-HU"/>
+        </w:rPr>
+        <w:t>A felhasználónak meg kell adnia a két játékos nevét, majd választaniuk kell a három lehetőség közül: Kő, Papír, Olló. A játék maximum 10 fordulóból áll. Az eredményeket a program automatikusan rögzíti egy fájlban, és a végén megjeleníti a statisztikát.</w:t>
+      </w:r>
+    </w:p>
+    <w:p>
+      <w:pPr>
+        <w:spacing w:before="100" w:beforeAutospacing="1" w:after="100" w:afterAutospacing="1" w:line="240" w:lineRule="auto"/>
+        <w:outlineLvl w:val="2"/>
+        <w:rPr>
+          <w:rFonts w:ascii="Times New Roman" w:eastAsia="Times New Roman" w:hAnsi="Times New Roman" w:cs="Times New Roman"/>
+          <w:b/>
+          <w:bCs/>
+          <w:sz w:val="27"/>
+          <w:szCs w:val="27"/>
+          <w:lang w:eastAsia="hu-HU"/>
+        </w:rPr>
+      </w:pPr>
+      <w:r>
+        <w:rPr>
+          <w:rFonts w:ascii="Times New Roman" w:eastAsia="Times New Roman" w:hAnsi="Times New Roman" w:cs="Times New Roman"/>
+          <w:b/>
+          <w:bCs/>
+          <w:sz w:val="27"/>
+          <w:szCs w:val="27"/>
+          <w:lang w:eastAsia="hu-HU"/>
+        </w:rPr>
+        <w:t>Telepítési útmutató:</w:t>
+      </w:r>
+    </w:p>
+    <w:p>
+      <w:pPr>
+        <w:numPr>
+          <w:ilvl w:val="0"/>
+          <w:numId w:val="13"/>
+        </w:numPr>
+        <w:spacing w:before="100" w:beforeAutospacing="1" w:after="100" w:afterAutospacing="1" w:line="240" w:lineRule="auto"/>
+        <w:rPr>
+          <w:rFonts w:ascii="Times New Roman" w:eastAsia="Times New Roman" w:hAnsi="Times New Roman" w:cs="Times New Roman"/>
+          <w:sz w:val="24"/>
+          <w:szCs w:val="24"/>
+          <w:lang w:eastAsia="hu-HU"/>
+        </w:rPr>
+      </w:pPr>
+      <w:r>
+        <w:rPr>
+          <w:rFonts w:ascii="Times New Roman" w:eastAsia="Times New Roman" w:hAnsi="Times New Roman" w:cs="Times New Roman"/>
+          <w:sz w:val="24"/>
+          <w:szCs w:val="24"/>
+          <w:lang w:eastAsia="hu-HU"/>
+        </w:rPr>
+        <w:t>Töltse le a kódot a kívánt helyre.</w:t>
+      </w:r>
+    </w:p>
+    <w:p>
+      <w:pPr>
+        <w:numPr>
+          <w:ilvl w:val="0"/>
+          <w:numId w:val="13"/>
+        </w:numPr>
+        <w:spacing w:before="100" w:beforeAutospacing="1" w:after="100" w:afterAutospacing="1" w:line="240" w:lineRule="auto"/>
+        <w:rPr>
+          <w:rFonts w:ascii="Times New Roman" w:eastAsia="Times New Roman" w:hAnsi="Times New Roman" w:cs="Times New Roman"/>
+          <w:sz w:val="24"/>
+          <w:szCs w:val="24"/>
+          <w:lang w:eastAsia="hu-HU"/>
+        </w:rPr>
+      </w:pPr>
+      <w:r>
+        <w:rPr>
+          <w:rFonts w:ascii="Times New Roman" w:eastAsia="Times New Roman" w:hAnsi="Times New Roman" w:cs="Times New Roman"/>
+          <w:sz w:val="24"/>
+          <w:szCs w:val="24"/>
+          <w:lang w:eastAsia="hu-HU"/>
+        </w:rPr>
+        <w:t xml:space="preserve">Nyissa meg a projektet a Visual </w:t>
+      </w:r>
+      <w:proofErr w:type="spellStart"/>
+      <w:r>
+        <w:rPr>
+          <w:rFonts w:ascii="Times New Roman" w:eastAsia="Times New Roman" w:hAnsi="Times New Roman" w:cs="Times New Roman"/>
+          <w:sz w:val="24"/>
+          <w:szCs w:val="24"/>
+          <w:lang w:eastAsia="hu-HU"/>
+        </w:rPr>
+        <w:t>Studio</w:t>
+      </w:r>
+      <w:proofErr w:type="spellEnd"/>
+      <w:r>
+        <w:rPr>
+          <w:rFonts w:ascii="Times New Roman" w:eastAsia="Times New Roman" w:hAnsi="Times New Roman" w:cs="Times New Roman"/>
+          <w:sz w:val="24"/>
+          <w:szCs w:val="24"/>
+          <w:lang w:eastAsia="hu-HU"/>
+        </w:rPr>
+        <w:t>-ban.</w:t>
+      </w:r>
+    </w:p>
+    <w:p>
+      <w:pPr>
+        <w:numPr>
+          <w:ilvl w:val="0"/>
+          <w:numId w:val="13"/>
+        </w:numPr>
+        <w:spacing w:before="100" w:beforeAutospacing="1" w:after="100" w:afterAutospacing="1" w:line="240" w:lineRule="auto"/>
+        <w:rPr>
+          <w:rFonts w:ascii="Times New Roman" w:eastAsia="Times New Roman" w:hAnsi="Times New Roman" w:cs="Times New Roman"/>
+          <w:sz w:val="24"/>
+          <w:szCs w:val="24"/>
+          <w:lang w:eastAsia="hu-HU"/>
+        </w:rPr>
+      </w:pPr>
+      <w:r>
+        <w:rPr>
+          <w:rFonts w:ascii="Times New Roman" w:eastAsia="Times New Roman" w:hAnsi="Times New Roman" w:cs="Times New Roman"/>
+          <w:sz w:val="24"/>
+          <w:szCs w:val="24"/>
+          <w:lang w:eastAsia="hu-HU"/>
+        </w:rPr>
+        <w:t>Futtassa a programot.</w:t>
+      </w:r>
+    </w:p>
+    <w:p>
+      <w:pPr>
+        <w:spacing w:before="100" w:beforeAutospacing="1" w:after="100" w:afterAutospacing="1" w:line="240" w:lineRule="auto"/>
+        <w:outlineLvl w:val="2"/>
+        <w:rPr>
+          <w:rFonts w:ascii="Times New Roman" w:eastAsia="Times New Roman" w:hAnsi="Times New Roman" w:cs="Times New Roman"/>
+          <w:b/>
+          <w:bCs/>
+          <w:sz w:val="27"/>
+          <w:szCs w:val="27"/>
+          <w:lang w:eastAsia="hu-HU"/>
+        </w:rPr>
+      </w:pPr>
+      <w:r>
+        <w:rPr>
+          <w:rFonts w:ascii="Times New Roman" w:eastAsia="Times New Roman" w:hAnsi="Times New Roman" w:cs="Times New Roman"/>
+          <w:b/>
+          <w:bCs/>
+          <w:sz w:val="27"/>
+          <w:szCs w:val="27"/>
+          <w:lang w:eastAsia="hu-HU"/>
+        </w:rPr>
+        <w:t>Gyakran Ismételt Kérdések (GYIK):</w:t>
+      </w:r>
+    </w:p>
+    <w:p>
+      <w:pPr>
+        <w:spacing w:before="100" w:beforeAutospacing="1" w:after="100" w:afterAutospacing="1" w:line="240" w:lineRule="auto"/>
+        <w:rPr>
+          <w:rFonts w:ascii="Times New Roman" w:eastAsia="Times New Roman" w:hAnsi="Times New Roman" w:cs="Times New Roman"/>
+          <w:sz w:val="24"/>
+          <w:szCs w:val="24"/>
+          <w:lang w:eastAsia="hu-HU"/>
+        </w:rPr>
+      </w:pPr>
+      <w:r>
+        <w:rPr>
+          <w:rFonts w:ascii="Times New Roman" w:eastAsia="Times New Roman" w:hAnsi="Times New Roman" w:cs="Times New Roman"/>
+          <w:b/>
+          <w:bCs/>
+          <w:sz w:val="24"/>
+          <w:szCs w:val="24"/>
+          <w:lang w:eastAsia="hu-HU"/>
+        </w:rPr>
+        <w:t>Kérdés</w:t>
+      </w:r>
+      <w:r>
+        <w:rPr>
+          <w:rFonts w:ascii="Times New Roman" w:eastAsia="Times New Roman" w:hAnsi="Times New Roman" w:cs="Times New Roman"/>
+          <w:sz w:val="24"/>
+          <w:szCs w:val="24"/>
+          <w:lang w:eastAsia="hu-HU"/>
+        </w:rPr>
+        <w:t>: Mi történik, ha nem tudom beírni a választ?</w:t>
+      </w:r>
+      <w:r>
+        <w:rPr>
+          <w:rFonts w:ascii="Times New Roman" w:eastAsia="Times New Roman" w:hAnsi="Times New Roman" w:cs="Times New Roman"/>
+          <w:sz w:val="24"/>
+          <w:szCs w:val="24"/>
+          <w:lang w:eastAsia="hu-HU"/>
+        </w:rPr>
+        <w:br/>
+      </w:r>
+      <w:r>
+        <w:rPr>
+          <w:rFonts w:ascii="Times New Roman" w:eastAsia="Times New Roman" w:hAnsi="Times New Roman" w:cs="Times New Roman"/>
+          <w:b/>
+          <w:bCs/>
+          <w:sz w:val="24"/>
+          <w:szCs w:val="24"/>
+          <w:lang w:eastAsia="hu-HU"/>
+        </w:rPr>
+        <w:t>Válasz</w:t>
+      </w:r>
+      <w:r>
+        <w:rPr>
+          <w:rFonts w:ascii="Times New Roman" w:eastAsia="Times New Roman" w:hAnsi="Times New Roman" w:cs="Times New Roman"/>
+          <w:sz w:val="24"/>
+          <w:szCs w:val="24"/>
+          <w:lang w:eastAsia="hu-HU"/>
+        </w:rPr>
+        <w:t>: A program újra megkérdezi a választ, amíg érvényes választ nem adsz.</w:t>
+      </w:r>
+    </w:p>
+    <w:p>
+      <w:pPr>
+        <w:spacing w:before="100" w:beforeAutospacing="1" w:after="100" w:afterAutospacing="1" w:line="240" w:lineRule="auto"/>
+        <w:outlineLvl w:val="1"/>
+        <w:rPr>
+          <w:rFonts w:ascii="Times New Roman" w:eastAsia="Times New Roman" w:hAnsi="Times New Roman" w:cs="Times New Roman"/>
+          <w:b/>
+          <w:bCs/>
+          <w:sz w:val="36"/>
+          <w:szCs w:val="36"/>
+          <w:lang w:eastAsia="hu-HU"/>
+        </w:rPr>
+      </w:pPr>
+      <w:r>
+        <w:rPr>
+          <w:rFonts w:ascii="Times New Roman" w:eastAsia="Times New Roman" w:hAnsi="Times New Roman" w:cs="Times New Roman"/>
+          <w:b/>
+          <w:bCs/>
+          <w:sz w:val="36"/>
+          <w:szCs w:val="36"/>
+          <w:lang w:eastAsia="hu-HU"/>
+        </w:rPr>
+        <w:lastRenderedPageBreak/>
+        <w:t>6. Karbantarthatósági dokumentáció</w:t>
+      </w:r>
+    </w:p>
+    <w:p>
+      <w:pPr>
+        <w:spacing w:before="100" w:beforeAutospacing="1" w:after="100" w:afterAutospacing="1" w:line="240" w:lineRule="auto"/>
+        <w:outlineLvl w:val="2"/>
+        <w:rPr>
+          <w:rFonts w:ascii="Times New Roman" w:eastAsia="Times New Roman" w:hAnsi="Times New Roman" w:cs="Times New Roman"/>
+          <w:b/>
+          <w:bCs/>
+          <w:sz w:val="27"/>
+          <w:szCs w:val="27"/>
+          <w:lang w:eastAsia="hu-HU"/>
+        </w:rPr>
+      </w:pPr>
+      <w:r>
+        <w:rPr>
+          <w:rFonts w:ascii="Times New Roman" w:eastAsia="Times New Roman" w:hAnsi="Times New Roman" w:cs="Times New Roman"/>
+          <w:b/>
+          <w:bCs/>
+          <w:sz w:val="27"/>
+          <w:szCs w:val="27"/>
+          <w:lang w:eastAsia="hu-HU"/>
+        </w:rPr>
+        <w:t>Rendszerfrissítési útmutató:</w:t>
+      </w:r>
+    </w:p>
+    <w:p>
+      <w:pPr>
+        <w:numPr>
+          <w:ilvl w:val="0"/>
+          <w:numId w:val="14"/>
+        </w:numPr>
+        <w:spacing w:before="100" w:beforeAutospacing="1" w:after="100" w:afterAutospacing="1" w:line="240" w:lineRule="auto"/>
+        <w:rPr>
+          <w:rFonts w:ascii="Times New Roman" w:eastAsia="Times New Roman" w:hAnsi="Times New Roman" w:cs="Times New Roman"/>
+          <w:sz w:val="24"/>
+          <w:szCs w:val="24"/>
+          <w:lang w:eastAsia="hu-HU"/>
+        </w:rPr>
+      </w:pPr>
+      <w:r>
+        <w:rPr>
+          <w:rFonts w:ascii="Times New Roman" w:eastAsia="Times New Roman" w:hAnsi="Times New Roman" w:cs="Times New Roman"/>
+          <w:sz w:val="24"/>
+          <w:szCs w:val="24"/>
+          <w:lang w:eastAsia="hu-HU"/>
+        </w:rPr>
+        <w:t>A verziók kezelése a fájlkezelésben történik. A későbbiekben egy adatbázisra is át lehet térni, ha a programot bővíteni szeretnénk.</w:t>
+      </w:r>
+    </w:p>
+    <w:p>
+      <w:pPr>
+        <w:spacing w:before="100" w:beforeAutospacing="1" w:after="100" w:afterAutospacing="1" w:line="240" w:lineRule="auto"/>
+        <w:outlineLvl w:val="2"/>
+        <w:rPr>
+          <w:rFonts w:ascii="Times New Roman" w:eastAsia="Times New Roman" w:hAnsi="Times New Roman" w:cs="Times New Roman"/>
+          <w:b/>
+          <w:bCs/>
+          <w:sz w:val="27"/>
+          <w:szCs w:val="27"/>
+          <w:lang w:eastAsia="hu-HU"/>
+        </w:rPr>
+      </w:pPr>
+      <w:r>
+        <w:rPr>
+          <w:rFonts w:ascii="Times New Roman" w:eastAsia="Times New Roman" w:hAnsi="Times New Roman" w:cs="Times New Roman"/>
+          <w:b/>
+          <w:bCs/>
+          <w:sz w:val="27"/>
+          <w:szCs w:val="27"/>
+          <w:lang w:eastAsia="hu-HU"/>
+        </w:rPr>
+        <w:t>Hibaelhárítási útmutató:</w:t>
+      </w:r>
+    </w:p>
+    <w:p>
+      <w:pPr>
+        <w:numPr>
+          <w:ilvl w:val="0"/>
+          <w:numId w:val="15"/>
+        </w:numPr>
+        <w:spacing w:before="100" w:beforeAutospacing="1" w:after="100" w:afterAutospacing="1" w:line="240" w:lineRule="auto"/>
+        <w:rPr>
+          <w:rFonts w:ascii="Times New Roman" w:eastAsia="Times New Roman" w:hAnsi="Times New Roman" w:cs="Times New Roman"/>
+          <w:sz w:val="24"/>
+          <w:szCs w:val="24"/>
+          <w:lang w:eastAsia="hu-HU"/>
+        </w:rPr>
+      </w:pPr>
+      <w:r>
+        <w:rPr>
+          <w:rFonts w:ascii="Times New Roman" w:eastAsia="Times New Roman" w:hAnsi="Times New Roman" w:cs="Times New Roman"/>
+          <w:sz w:val="24"/>
+          <w:szCs w:val="24"/>
+          <w:lang w:eastAsia="hu-HU"/>
+        </w:rPr>
+        <w:t>Ha a fájl nem elérhető, ellenőrizze a fájlútvonalat és a hozzáférési jogokat.</w:t>
+      </w:r>
+    </w:p>
+    <w:p>
+      <w:pPr>
+        <w:numPr>
+          <w:ilvl w:val="0"/>
+          <w:numId w:val="15"/>
+        </w:numPr>
+        <w:spacing w:before="100" w:beforeAutospacing="1" w:after="100" w:afterAutospacing="1" w:line="240" w:lineRule="auto"/>
+        <w:rPr>
+          <w:rFonts w:ascii="Times New Roman" w:eastAsia="Times New Roman" w:hAnsi="Times New Roman" w:cs="Times New Roman"/>
+          <w:sz w:val="24"/>
+          <w:szCs w:val="24"/>
+          <w:lang w:eastAsia="hu-HU"/>
+        </w:rPr>
+      </w:pPr>
+      <w:r>
+        <w:rPr>
+          <w:rFonts w:ascii="Times New Roman" w:eastAsia="Times New Roman" w:hAnsi="Times New Roman" w:cs="Times New Roman"/>
+          <w:sz w:val="24"/>
+          <w:szCs w:val="24"/>
+          <w:lang w:eastAsia="hu-HU"/>
+        </w:rPr>
+        <w:t xml:space="preserve">Ha a program lefagy, </w:t>
+      </w:r>
+      <w:proofErr w:type="spellStart"/>
+      <w:r>
+        <w:rPr>
+          <w:rFonts w:ascii="Times New Roman" w:eastAsia="Times New Roman" w:hAnsi="Times New Roman" w:cs="Times New Roman"/>
+          <w:sz w:val="24"/>
+          <w:szCs w:val="24"/>
+          <w:lang w:eastAsia="hu-HU"/>
+        </w:rPr>
+        <w:t>győződjön</w:t>
+      </w:r>
+      <w:proofErr w:type="spellEnd"/>
+      <w:r>
+        <w:rPr>
+          <w:rFonts w:ascii="Times New Roman" w:eastAsia="Times New Roman" w:hAnsi="Times New Roman" w:cs="Times New Roman"/>
+          <w:sz w:val="24"/>
+          <w:szCs w:val="24"/>
+          <w:lang w:eastAsia="hu-HU"/>
+        </w:rPr>
+        <w:t xml:space="preserve"> meg róla, hogy minden bemenet helyes és a fájlok írhatók.</w:t>
+      </w:r>
+    </w:p>
+    <w:p>
+      <w:pPr>
+        <w:spacing w:before="100" w:beforeAutospacing="1" w:after="100" w:afterAutospacing="1" w:line="240" w:lineRule="auto"/>
+        <w:outlineLvl w:val="2"/>
+        <w:rPr>
+          <w:rFonts w:ascii="Times New Roman" w:eastAsia="Times New Roman" w:hAnsi="Times New Roman" w:cs="Times New Roman"/>
+          <w:b/>
+          <w:bCs/>
+          <w:sz w:val="27"/>
+          <w:szCs w:val="27"/>
+          <w:lang w:eastAsia="hu-HU"/>
+        </w:rPr>
+      </w:pPr>
+      <w:r>
+        <w:rPr>
+          <w:rFonts w:ascii="Times New Roman" w:eastAsia="Times New Roman" w:hAnsi="Times New Roman" w:cs="Times New Roman"/>
+          <w:b/>
+          <w:bCs/>
+          <w:sz w:val="27"/>
+          <w:szCs w:val="27"/>
+          <w:lang w:eastAsia="hu-HU"/>
+        </w:rPr>
+        <w:t>Karbantartási napló:</w:t>
+      </w:r>
+    </w:p>
+    <w:p>
+      <w:pPr>
+        <w:numPr>
+          <w:ilvl w:val="0"/>
+          <w:numId w:val="16"/>
+        </w:numPr>
+        <w:spacing w:before="100" w:beforeAutospacing="1" w:after="100" w:afterAutospacing="1" w:line="240" w:lineRule="auto"/>
+        <w:rPr>
+          <w:rFonts w:ascii="Times New Roman" w:eastAsia="Times New Roman" w:hAnsi="Times New Roman" w:cs="Times New Roman"/>
+          <w:sz w:val="24"/>
+          <w:szCs w:val="24"/>
+          <w:lang w:eastAsia="hu-HU"/>
+        </w:rPr>
+      </w:pPr>
+      <w:r>
+        <w:rPr>
+          <w:rFonts w:ascii="Times New Roman" w:eastAsia="Times New Roman" w:hAnsi="Times New Roman" w:cs="Times New Roman"/>
+          <w:sz w:val="24"/>
+          <w:szCs w:val="24"/>
+          <w:lang w:eastAsia="hu-HU"/>
+        </w:rPr>
+        <w:t>Verzió 1.0: Kezdeti verzió.</w:t>
+      </w:r>
+    </w:p>
+    <w:p>
+      <w:pPr>
+        <w:numPr>
+          <w:ilvl w:val="0"/>
+          <w:numId w:val="16"/>
+        </w:numPr>
+        <w:spacing w:before="100" w:beforeAutospacing="1" w:after="100" w:afterAutospacing="1" w:line="240" w:lineRule="auto"/>
+        <w:rPr>
+          <w:rFonts w:ascii="Times New Roman" w:eastAsia="Times New Roman" w:hAnsi="Times New Roman" w:cs="Times New Roman"/>
+          <w:sz w:val="24"/>
+          <w:szCs w:val="24"/>
+          <w:lang w:eastAsia="hu-HU"/>
+        </w:rPr>
+      </w:pPr>
+      <w:r>
+        <w:rPr>
+          <w:rFonts w:ascii="Times New Roman" w:eastAsia="Times New Roman" w:hAnsi="Times New Roman" w:cs="Times New Roman"/>
+          <w:sz w:val="24"/>
+          <w:szCs w:val="24"/>
+          <w:lang w:eastAsia="hu-HU"/>
+        </w:rPr>
+        <w:t>Verzió 1.1: Hibajavítás a fájlírásnál.</w:t>
+      </w:r>
+    </w:p>
+    <w:p>
+      <w:pPr>
+        <w:spacing w:before="100" w:beforeAutospacing="1" w:after="100" w:afterAutospacing="1" w:line="240" w:lineRule="auto"/>
+        <w:outlineLvl w:val="1"/>
+        <w:rPr>
+          <w:rFonts w:ascii="Times New Roman" w:eastAsia="Times New Roman" w:hAnsi="Times New Roman" w:cs="Times New Roman"/>
+          <w:b/>
+          <w:bCs/>
+          <w:sz w:val="36"/>
+          <w:szCs w:val="36"/>
+          <w:lang w:eastAsia="hu-HU"/>
+        </w:rPr>
+      </w:pPr>
+      <w:r>
+        <w:rPr>
+          <w:rFonts w:ascii="Times New Roman" w:eastAsia="Times New Roman" w:hAnsi="Times New Roman" w:cs="Times New Roman"/>
+          <w:b/>
+          <w:bCs/>
+          <w:sz w:val="36"/>
+          <w:szCs w:val="36"/>
+          <w:lang w:eastAsia="hu-HU"/>
+        </w:rPr>
+        <w:t>7. Projektmenedzsment dokumentáció</w:t>
+      </w:r>
+    </w:p>
+    <w:p>
+      <w:pPr>
+        <w:spacing w:before="100" w:beforeAutospacing="1" w:after="100" w:afterAutospacing="1" w:line="240" w:lineRule="auto"/>
+        <w:outlineLvl w:val="2"/>
+        <w:rPr>
+          <w:rFonts w:ascii="Times New Roman" w:eastAsia="Times New Roman" w:hAnsi="Times New Roman" w:cs="Times New Roman"/>
+          <w:b/>
+          <w:bCs/>
+          <w:sz w:val="27"/>
+          <w:szCs w:val="27"/>
+          <w:lang w:eastAsia="hu-HU"/>
+        </w:rPr>
+      </w:pPr>
+      <w:r>
+        <w:rPr>
+          <w:rFonts w:ascii="Times New Roman" w:eastAsia="Times New Roman" w:hAnsi="Times New Roman" w:cs="Times New Roman"/>
+          <w:b/>
+          <w:bCs/>
+          <w:sz w:val="27"/>
+          <w:szCs w:val="27"/>
+          <w:lang w:eastAsia="hu-HU"/>
+        </w:rPr>
+        <w:t>Projektterv:</w:t>
+      </w:r>
+    </w:p>
+    <w:p>
+      <w:pPr>
+        <w:numPr>
+          <w:ilvl w:val="0"/>
+          <w:numId w:val="17"/>
+        </w:numPr>
+        <w:spacing w:before="100" w:beforeAutospacing="1" w:after="100" w:afterAutospacing="1" w:line="240" w:lineRule="auto"/>
+        <w:rPr>
+          <w:rFonts w:ascii="Times New Roman" w:eastAsia="Times New Roman" w:hAnsi="Times New Roman" w:cs="Times New Roman"/>
+          <w:sz w:val="24"/>
+          <w:szCs w:val="24"/>
+          <w:lang w:eastAsia="hu-HU"/>
+        </w:rPr>
+      </w:pPr>
+      <w:r>
+        <w:rPr>
+          <w:rFonts w:ascii="Times New Roman" w:eastAsia="Times New Roman" w:hAnsi="Times New Roman" w:cs="Times New Roman"/>
+          <w:sz w:val="24"/>
+          <w:szCs w:val="24"/>
+          <w:lang w:eastAsia="hu-HU"/>
+        </w:rPr>
+        <w:t>Fejlesztés</w:t>
+      </w:r>
+      <w:r>
+        <w:rPr>
+          <w:rFonts w:ascii="Arial" w:eastAsia="Times New Roman" w:hAnsi="Arial" w:cs="Arial"/>
+          <w:vanish/>
+          <w:sz w:val="16"/>
+          <w:szCs w:val="16"/>
+          <w:lang w:eastAsia="hu-HU"/>
+        </w:rPr>
+        <w:t>Az űrlap alja</w:t>
+      </w:r>
+    </w:p>
+    <w:p/>
     <w:sectPr>
       <w:pgSz w:w="11906" w:h="16838"/>
       <w:pgMar w:top="1417" w:right="1417" w:bottom="1417" w:left="1417" w:header="708" w:footer="708" w:gutter="0"/>
@@ -225,6 +3589,566 @@
     </w:lvl>
   </w:abstractNum>
   <w:abstractNum w:abstractNumId="1" w15:restartNumberingAfterBreak="0">
+    <w:nsid w:val="11E06F33"/>
+    <w:multiLevelType w:val="multilevel"/>
+    <w:tmpl w:val="7C8A1C4A"/>
+    <w:lvl w:ilvl="0">
+      <w:start w:val="1"/>
+      <w:numFmt w:val="bullet"/>
+      <w:lvlText w:val=""/>
+      <w:lvlJc w:val="left"/>
+      <w:pPr>
+        <w:tabs>
+          <w:tab w:val="num" w:pos="720"/>
+        </w:tabs>
+        <w:ind w:left="720" w:hanging="360"/>
+      </w:pPr>
+      <w:rPr>
+        <w:rFonts w:ascii="Symbol" w:hAnsi="Symbol" w:hint="default"/>
+        <w:sz w:val="20"/>
+      </w:rPr>
+    </w:lvl>
+    <w:lvl w:ilvl="1" w:tentative="1">
+      <w:start w:val="1"/>
+      <w:numFmt w:val="bullet"/>
+      <w:lvlText w:val="o"/>
+      <w:lvlJc w:val="left"/>
+      <w:pPr>
+        <w:tabs>
+          <w:tab w:val="num" w:pos="1440"/>
+        </w:tabs>
+        <w:ind w:left="1440" w:hanging="360"/>
+      </w:pPr>
+      <w:rPr>
+        <w:rFonts w:ascii="Courier New" w:hAnsi="Courier New" w:hint="default"/>
+        <w:sz w:val="20"/>
+      </w:rPr>
+    </w:lvl>
+    <w:lvl w:ilvl="2" w:tentative="1">
+      <w:start w:val="1"/>
+      <w:numFmt w:val="bullet"/>
+      <w:lvlText w:val=""/>
+      <w:lvlJc w:val="left"/>
+      <w:pPr>
+        <w:tabs>
+          <w:tab w:val="num" w:pos="2160"/>
+        </w:tabs>
+        <w:ind w:left="2160" w:hanging="360"/>
+      </w:pPr>
+      <w:rPr>
+        <w:rFonts w:ascii="Wingdings" w:hAnsi="Wingdings" w:hint="default"/>
+        <w:sz w:val="20"/>
+      </w:rPr>
+    </w:lvl>
+    <w:lvl w:ilvl="3" w:tentative="1">
+      <w:start w:val="1"/>
+      <w:numFmt w:val="bullet"/>
+      <w:lvlText w:val=""/>
+      <w:lvlJc w:val="left"/>
+      <w:pPr>
+        <w:tabs>
+          <w:tab w:val="num" w:pos="2880"/>
+        </w:tabs>
+        <w:ind w:left="2880" w:hanging="360"/>
+      </w:pPr>
+      <w:rPr>
+        <w:rFonts w:ascii="Wingdings" w:hAnsi="Wingdings" w:hint="default"/>
+        <w:sz w:val="20"/>
+      </w:rPr>
+    </w:lvl>
+    <w:lvl w:ilvl="4" w:tentative="1">
+      <w:start w:val="1"/>
+      <w:numFmt w:val="bullet"/>
+      <w:lvlText w:val=""/>
+      <w:lvlJc w:val="left"/>
+      <w:pPr>
+        <w:tabs>
+          <w:tab w:val="num" w:pos="3600"/>
+        </w:tabs>
+        <w:ind w:left="3600" w:hanging="360"/>
+      </w:pPr>
+      <w:rPr>
+        <w:rFonts w:ascii="Wingdings" w:hAnsi="Wingdings" w:hint="default"/>
+        <w:sz w:val="20"/>
+      </w:rPr>
+    </w:lvl>
+    <w:lvl w:ilvl="5" w:tentative="1">
+      <w:start w:val="1"/>
+      <w:numFmt w:val="bullet"/>
+      <w:lvlText w:val=""/>
+      <w:lvlJc w:val="left"/>
+      <w:pPr>
+        <w:tabs>
+          <w:tab w:val="num" w:pos="4320"/>
+        </w:tabs>
+        <w:ind w:left="4320" w:hanging="360"/>
+      </w:pPr>
+      <w:rPr>
+        <w:rFonts w:ascii="Wingdings" w:hAnsi="Wingdings" w:hint="default"/>
+        <w:sz w:val="20"/>
+      </w:rPr>
+    </w:lvl>
+    <w:lvl w:ilvl="6" w:tentative="1">
+      <w:start w:val="1"/>
+      <w:numFmt w:val="bullet"/>
+      <w:lvlText w:val=""/>
+      <w:lvlJc w:val="left"/>
+      <w:pPr>
+        <w:tabs>
+          <w:tab w:val="num" w:pos="5040"/>
+        </w:tabs>
+        <w:ind w:left="5040" w:hanging="360"/>
+      </w:pPr>
+      <w:rPr>
+        <w:rFonts w:ascii="Wingdings" w:hAnsi="Wingdings" w:hint="default"/>
+        <w:sz w:val="20"/>
+      </w:rPr>
+    </w:lvl>
+    <w:lvl w:ilvl="7" w:tentative="1">
+      <w:start w:val="1"/>
+      <w:numFmt w:val="bullet"/>
+      <w:lvlText w:val=""/>
+      <w:lvlJc w:val="left"/>
+      <w:pPr>
+        <w:tabs>
+          <w:tab w:val="num" w:pos="5760"/>
+        </w:tabs>
+        <w:ind w:left="5760" w:hanging="360"/>
+      </w:pPr>
+      <w:rPr>
+        <w:rFonts w:ascii="Wingdings" w:hAnsi="Wingdings" w:hint="default"/>
+        <w:sz w:val="20"/>
+      </w:rPr>
+    </w:lvl>
+    <w:lvl w:ilvl="8" w:tentative="1">
+      <w:start w:val="1"/>
+      <w:numFmt w:val="bullet"/>
+      <w:lvlText w:val=""/>
+      <w:lvlJc w:val="left"/>
+      <w:pPr>
+        <w:tabs>
+          <w:tab w:val="num" w:pos="6480"/>
+        </w:tabs>
+        <w:ind w:left="6480" w:hanging="360"/>
+      </w:pPr>
+      <w:rPr>
+        <w:rFonts w:ascii="Wingdings" w:hAnsi="Wingdings" w:hint="default"/>
+        <w:sz w:val="20"/>
+      </w:rPr>
+    </w:lvl>
+  </w:abstractNum>
+  <w:abstractNum w:abstractNumId="2" w15:restartNumberingAfterBreak="0">
+    <w:nsid w:val="1E0B4C3A"/>
+    <w:multiLevelType w:val="multilevel"/>
+    <w:tmpl w:val="3B36FAB4"/>
+    <w:lvl w:ilvl="0">
+      <w:start w:val="1"/>
+      <w:numFmt w:val="bullet"/>
+      <w:lvlText w:val=""/>
+      <w:lvlJc w:val="left"/>
+      <w:pPr>
+        <w:tabs>
+          <w:tab w:val="num" w:pos="720"/>
+        </w:tabs>
+        <w:ind w:left="720" w:hanging="360"/>
+      </w:pPr>
+      <w:rPr>
+        <w:rFonts w:ascii="Symbol" w:hAnsi="Symbol" w:hint="default"/>
+        <w:sz w:val="20"/>
+      </w:rPr>
+    </w:lvl>
+    <w:lvl w:ilvl="1" w:tentative="1">
+      <w:start w:val="1"/>
+      <w:numFmt w:val="bullet"/>
+      <w:lvlText w:val="o"/>
+      <w:lvlJc w:val="left"/>
+      <w:pPr>
+        <w:tabs>
+          <w:tab w:val="num" w:pos="1440"/>
+        </w:tabs>
+        <w:ind w:left="1440" w:hanging="360"/>
+      </w:pPr>
+      <w:rPr>
+        <w:rFonts w:ascii="Courier New" w:hAnsi="Courier New" w:hint="default"/>
+        <w:sz w:val="20"/>
+      </w:rPr>
+    </w:lvl>
+    <w:lvl w:ilvl="2" w:tentative="1">
+      <w:start w:val="1"/>
+      <w:numFmt w:val="bullet"/>
+      <w:lvlText w:val=""/>
+      <w:lvlJc w:val="left"/>
+      <w:pPr>
+        <w:tabs>
+          <w:tab w:val="num" w:pos="2160"/>
+        </w:tabs>
+        <w:ind w:left="2160" w:hanging="360"/>
+      </w:pPr>
+      <w:rPr>
+        <w:rFonts w:ascii="Wingdings" w:hAnsi="Wingdings" w:hint="default"/>
+        <w:sz w:val="20"/>
+      </w:rPr>
+    </w:lvl>
+    <w:lvl w:ilvl="3" w:tentative="1">
+      <w:start w:val="1"/>
+      <w:numFmt w:val="bullet"/>
+      <w:lvlText w:val=""/>
+      <w:lvlJc w:val="left"/>
+      <w:pPr>
+        <w:tabs>
+          <w:tab w:val="num" w:pos="2880"/>
+        </w:tabs>
+        <w:ind w:left="2880" w:hanging="360"/>
+      </w:pPr>
+      <w:rPr>
+        <w:rFonts w:ascii="Wingdings" w:hAnsi="Wingdings" w:hint="default"/>
+        <w:sz w:val="20"/>
+      </w:rPr>
+    </w:lvl>
+    <w:lvl w:ilvl="4" w:tentative="1">
+      <w:start w:val="1"/>
+      <w:numFmt w:val="bullet"/>
+      <w:lvlText w:val=""/>
+      <w:lvlJc w:val="left"/>
+      <w:pPr>
+        <w:tabs>
+          <w:tab w:val="num" w:pos="3600"/>
+        </w:tabs>
+        <w:ind w:left="3600" w:hanging="360"/>
+      </w:pPr>
+      <w:rPr>
+        <w:rFonts w:ascii="Wingdings" w:hAnsi="Wingdings" w:hint="default"/>
+        <w:sz w:val="20"/>
+      </w:rPr>
+    </w:lvl>
+    <w:lvl w:ilvl="5" w:tentative="1">
+      <w:start w:val="1"/>
+      <w:numFmt w:val="bullet"/>
+      <w:lvlText w:val=""/>
+      <w:lvlJc w:val="left"/>
+      <w:pPr>
+        <w:tabs>
+          <w:tab w:val="num" w:pos="4320"/>
+        </w:tabs>
+        <w:ind w:left="4320" w:hanging="360"/>
+      </w:pPr>
+      <w:rPr>
+        <w:rFonts w:ascii="Wingdings" w:hAnsi="Wingdings" w:hint="default"/>
+        <w:sz w:val="20"/>
+      </w:rPr>
+    </w:lvl>
+    <w:lvl w:ilvl="6" w:tentative="1">
+      <w:start w:val="1"/>
+      <w:numFmt w:val="bullet"/>
+      <w:lvlText w:val=""/>
+      <w:lvlJc w:val="left"/>
+      <w:pPr>
+        <w:tabs>
+          <w:tab w:val="num" w:pos="5040"/>
+        </w:tabs>
+        <w:ind w:left="5040" w:hanging="360"/>
+      </w:pPr>
+      <w:rPr>
+        <w:rFonts w:ascii="Wingdings" w:hAnsi="Wingdings" w:hint="default"/>
+        <w:sz w:val="20"/>
+      </w:rPr>
+    </w:lvl>
+    <w:lvl w:ilvl="7" w:tentative="1">
+      <w:start w:val="1"/>
+      <w:numFmt w:val="bullet"/>
+      <w:lvlText w:val=""/>
+      <w:lvlJc w:val="left"/>
+      <w:pPr>
+        <w:tabs>
+          <w:tab w:val="num" w:pos="5760"/>
+        </w:tabs>
+        <w:ind w:left="5760" w:hanging="360"/>
+      </w:pPr>
+      <w:rPr>
+        <w:rFonts w:ascii="Wingdings" w:hAnsi="Wingdings" w:hint="default"/>
+        <w:sz w:val="20"/>
+      </w:rPr>
+    </w:lvl>
+    <w:lvl w:ilvl="8" w:tentative="1">
+      <w:start w:val="1"/>
+      <w:numFmt w:val="bullet"/>
+      <w:lvlText w:val=""/>
+      <w:lvlJc w:val="left"/>
+      <w:pPr>
+        <w:tabs>
+          <w:tab w:val="num" w:pos="6480"/>
+        </w:tabs>
+        <w:ind w:left="6480" w:hanging="360"/>
+      </w:pPr>
+      <w:rPr>
+        <w:rFonts w:ascii="Wingdings" w:hAnsi="Wingdings" w:hint="default"/>
+        <w:sz w:val="20"/>
+      </w:rPr>
+    </w:lvl>
+  </w:abstractNum>
+  <w:abstractNum w:abstractNumId="3" w15:restartNumberingAfterBreak="0">
+    <w:nsid w:val="31B9557E"/>
+    <w:multiLevelType w:val="multilevel"/>
+    <w:tmpl w:val="33944384"/>
+    <w:lvl w:ilvl="0">
+      <w:start w:val="1"/>
+      <w:numFmt w:val="bullet"/>
+      <w:lvlText w:val=""/>
+      <w:lvlJc w:val="left"/>
+      <w:pPr>
+        <w:tabs>
+          <w:tab w:val="num" w:pos="720"/>
+        </w:tabs>
+        <w:ind w:left="720" w:hanging="360"/>
+      </w:pPr>
+      <w:rPr>
+        <w:rFonts w:ascii="Symbol" w:hAnsi="Symbol" w:hint="default"/>
+        <w:sz w:val="20"/>
+      </w:rPr>
+    </w:lvl>
+    <w:lvl w:ilvl="1" w:tentative="1">
+      <w:start w:val="1"/>
+      <w:numFmt w:val="bullet"/>
+      <w:lvlText w:val="o"/>
+      <w:lvlJc w:val="left"/>
+      <w:pPr>
+        <w:tabs>
+          <w:tab w:val="num" w:pos="1440"/>
+        </w:tabs>
+        <w:ind w:left="1440" w:hanging="360"/>
+      </w:pPr>
+      <w:rPr>
+        <w:rFonts w:ascii="Courier New" w:hAnsi="Courier New" w:hint="default"/>
+        <w:sz w:val="20"/>
+      </w:rPr>
+    </w:lvl>
+    <w:lvl w:ilvl="2" w:tentative="1">
+      <w:start w:val="1"/>
+      <w:numFmt w:val="bullet"/>
+      <w:lvlText w:val=""/>
+      <w:lvlJc w:val="left"/>
+      <w:pPr>
+        <w:tabs>
+          <w:tab w:val="num" w:pos="2160"/>
+        </w:tabs>
+        <w:ind w:left="2160" w:hanging="360"/>
+      </w:pPr>
+      <w:rPr>
+        <w:rFonts w:ascii="Wingdings" w:hAnsi="Wingdings" w:hint="default"/>
+        <w:sz w:val="20"/>
+      </w:rPr>
+    </w:lvl>
+    <w:lvl w:ilvl="3" w:tentative="1">
+      <w:start w:val="1"/>
+      <w:numFmt w:val="bullet"/>
+      <w:lvlText w:val=""/>
+      <w:lvlJc w:val="left"/>
+      <w:pPr>
+        <w:tabs>
+          <w:tab w:val="num" w:pos="2880"/>
+        </w:tabs>
+        <w:ind w:left="2880" w:hanging="360"/>
+      </w:pPr>
+      <w:rPr>
+        <w:rFonts w:ascii="Wingdings" w:hAnsi="Wingdings" w:hint="default"/>
+        <w:sz w:val="20"/>
+      </w:rPr>
+    </w:lvl>
+    <w:lvl w:ilvl="4" w:tentative="1">
+      <w:start w:val="1"/>
+      <w:numFmt w:val="bullet"/>
+      <w:lvlText w:val=""/>
+      <w:lvlJc w:val="left"/>
+      <w:pPr>
+        <w:tabs>
+          <w:tab w:val="num" w:pos="3600"/>
+        </w:tabs>
+        <w:ind w:left="3600" w:hanging="360"/>
+      </w:pPr>
+      <w:rPr>
+        <w:rFonts w:ascii="Wingdings" w:hAnsi="Wingdings" w:hint="default"/>
+        <w:sz w:val="20"/>
+      </w:rPr>
+    </w:lvl>
+    <w:lvl w:ilvl="5" w:tentative="1">
+      <w:start w:val="1"/>
+      <w:numFmt w:val="bullet"/>
+      <w:lvlText w:val=""/>
+      <w:lvlJc w:val="left"/>
+      <w:pPr>
+        <w:tabs>
+          <w:tab w:val="num" w:pos="4320"/>
+        </w:tabs>
+        <w:ind w:left="4320" w:hanging="360"/>
+      </w:pPr>
+      <w:rPr>
+        <w:rFonts w:ascii="Wingdings" w:hAnsi="Wingdings" w:hint="default"/>
+        <w:sz w:val="20"/>
+      </w:rPr>
+    </w:lvl>
+    <w:lvl w:ilvl="6" w:tentative="1">
+      <w:start w:val="1"/>
+      <w:numFmt w:val="bullet"/>
+      <w:lvlText w:val=""/>
+      <w:lvlJc w:val="left"/>
+      <w:pPr>
+        <w:tabs>
+          <w:tab w:val="num" w:pos="5040"/>
+        </w:tabs>
+        <w:ind w:left="5040" w:hanging="360"/>
+      </w:pPr>
+      <w:rPr>
+        <w:rFonts w:ascii="Wingdings" w:hAnsi="Wingdings" w:hint="default"/>
+        <w:sz w:val="20"/>
+      </w:rPr>
+    </w:lvl>
+    <w:lvl w:ilvl="7" w:tentative="1">
+      <w:start w:val="1"/>
+      <w:numFmt w:val="bullet"/>
+      <w:lvlText w:val=""/>
+      <w:lvlJc w:val="left"/>
+      <w:pPr>
+        <w:tabs>
+          <w:tab w:val="num" w:pos="5760"/>
+        </w:tabs>
+        <w:ind w:left="5760" w:hanging="360"/>
+      </w:pPr>
+      <w:rPr>
+        <w:rFonts w:ascii="Wingdings" w:hAnsi="Wingdings" w:hint="default"/>
+        <w:sz w:val="20"/>
+      </w:rPr>
+    </w:lvl>
+    <w:lvl w:ilvl="8" w:tentative="1">
+      <w:start w:val="1"/>
+      <w:numFmt w:val="bullet"/>
+      <w:lvlText w:val=""/>
+      <w:lvlJc w:val="left"/>
+      <w:pPr>
+        <w:tabs>
+          <w:tab w:val="num" w:pos="6480"/>
+        </w:tabs>
+        <w:ind w:left="6480" w:hanging="360"/>
+      </w:pPr>
+      <w:rPr>
+        <w:rFonts w:ascii="Wingdings" w:hAnsi="Wingdings" w:hint="default"/>
+        <w:sz w:val="20"/>
+      </w:rPr>
+    </w:lvl>
+  </w:abstractNum>
+  <w:abstractNum w:abstractNumId="4" w15:restartNumberingAfterBreak="0">
+    <w:nsid w:val="31ED1412"/>
+    <w:multiLevelType w:val="multilevel"/>
+    <w:tmpl w:val="66C619DA"/>
+    <w:lvl w:ilvl="0">
+      <w:start w:val="1"/>
+      <w:numFmt w:val="decimal"/>
+      <w:lvlText w:val="%1."/>
+      <w:lvlJc w:val="left"/>
+      <w:pPr>
+        <w:tabs>
+          <w:tab w:val="num" w:pos="720"/>
+        </w:tabs>
+        <w:ind w:left="720" w:hanging="360"/>
+      </w:pPr>
+    </w:lvl>
+    <w:lvl w:ilvl="1" w:tentative="1">
+      <w:start w:val="1"/>
+      <w:numFmt w:val="decimal"/>
+      <w:lvlText w:val="%2."/>
+      <w:lvlJc w:val="left"/>
+      <w:pPr>
+        <w:tabs>
+          <w:tab w:val="num" w:pos="1440"/>
+        </w:tabs>
+        <w:ind w:left="1440" w:hanging="360"/>
+      </w:pPr>
+    </w:lvl>
+    <w:lvl w:ilvl="2" w:tentative="1">
+      <w:start w:val="1"/>
+      <w:numFmt w:val="decimal"/>
+      <w:lvlText w:val="%3."/>
+      <w:lvlJc w:val="left"/>
+      <w:pPr>
+        <w:tabs>
+          <w:tab w:val="num" w:pos="2160"/>
+        </w:tabs>
+        <w:ind w:left="2160" w:hanging="360"/>
+      </w:pPr>
+    </w:lvl>
+    <w:lvl w:ilvl="3" w:tentative="1">
+      <w:start w:val="1"/>
+      <w:numFmt w:val="decimal"/>
+      <w:lvlText w:val="%4."/>
+      <w:lvlJc w:val="left"/>
+      <w:pPr>
+        <w:tabs>
+          <w:tab w:val="num" w:pos="2880"/>
+        </w:tabs>
+        <w:ind w:left="2880" w:hanging="360"/>
+      </w:pPr>
+    </w:lvl>
+    <w:lvl w:ilvl="4" w:tentative="1">
+      <w:start w:val="1"/>
+      <w:numFmt w:val="decimal"/>
+      <w:lvlText w:val="%5."/>
+      <w:lvlJc w:val="left"/>
+      <w:pPr>
+        <w:tabs>
+          <w:tab w:val="num" w:pos="3600"/>
+        </w:tabs>
+        <w:ind w:left="3600" w:hanging="360"/>
+      </w:pPr>
+    </w:lvl>
+    <w:lvl w:ilvl="5" w:tentative="1">
+      <w:start w:val="1"/>
+      <w:numFmt w:val="decimal"/>
+      <w:lvlText w:val="%6."/>
+      <w:lvlJc w:val="left"/>
+      <w:pPr>
+        <w:tabs>
+          <w:tab w:val="num" w:pos="4320"/>
+        </w:tabs>
+        <w:ind w:left="4320" w:hanging="360"/>
+      </w:pPr>
+    </w:lvl>
+    <w:lvl w:ilvl="6" w:tentative="1">
+      <w:start w:val="1"/>
+      <w:numFmt w:val="decimal"/>
+      <w:lvlText w:val="%7."/>
+      <w:lvlJc w:val="left"/>
+      <w:pPr>
+        <w:tabs>
+          <w:tab w:val="num" w:pos="5040"/>
+        </w:tabs>
+        <w:ind w:left="5040" w:hanging="360"/>
+      </w:pPr>
+    </w:lvl>
+    <w:lvl w:ilvl="7" w:tentative="1">
+      <w:start w:val="1"/>
+      <w:numFmt w:val="decimal"/>
+      <w:lvlText w:val="%8."/>
+      <w:lvlJc w:val="left"/>
+      <w:pPr>
+        <w:tabs>
+          <w:tab w:val="num" w:pos="5760"/>
+        </w:tabs>
+        <w:ind w:left="5760" w:hanging="360"/>
+      </w:pPr>
+    </w:lvl>
+    <w:lvl w:ilvl="8" w:tentative="1">
+      <w:start w:val="1"/>
+      <w:numFmt w:val="decimal"/>
+      <w:lvlText w:val="%9."/>
+      <w:lvlJc w:val="left"/>
+      <w:pPr>
+        <w:tabs>
+          <w:tab w:val="num" w:pos="6480"/>
+        </w:tabs>
+        <w:ind w:left="6480" w:hanging="360"/>
+      </w:pPr>
+    </w:lvl>
+  </w:abstractNum>
+  <w:abstractNum w:abstractNumId="5" w15:restartNumberingAfterBreak="0">
     <w:nsid w:val="3F03233A"/>
     <w:multiLevelType w:val="hybridMultilevel"/>
     <w:tmpl w:val="2E2A7AB2"/>
@@ -310,11 +4234,1627 @@
       </w:pPr>
     </w:lvl>
   </w:abstractNum>
+  <w:abstractNum w:abstractNumId="6" w15:restartNumberingAfterBreak="0">
+    <w:nsid w:val="3FAC6F1B"/>
+    <w:multiLevelType w:val="multilevel"/>
+    <w:tmpl w:val="4B1E2D86"/>
+    <w:lvl w:ilvl="0">
+      <w:start w:val="1"/>
+      <w:numFmt w:val="decimal"/>
+      <w:lvlText w:val="%1."/>
+      <w:lvlJc w:val="left"/>
+      <w:pPr>
+        <w:tabs>
+          <w:tab w:val="num" w:pos="720"/>
+        </w:tabs>
+        <w:ind w:left="720" w:hanging="360"/>
+      </w:pPr>
+    </w:lvl>
+    <w:lvl w:ilvl="1" w:tentative="1">
+      <w:start w:val="1"/>
+      <w:numFmt w:val="decimal"/>
+      <w:lvlText w:val="%2."/>
+      <w:lvlJc w:val="left"/>
+      <w:pPr>
+        <w:tabs>
+          <w:tab w:val="num" w:pos="1440"/>
+        </w:tabs>
+        <w:ind w:left="1440" w:hanging="360"/>
+      </w:pPr>
+    </w:lvl>
+    <w:lvl w:ilvl="2" w:tentative="1">
+      <w:start w:val="1"/>
+      <w:numFmt w:val="decimal"/>
+      <w:lvlText w:val="%3."/>
+      <w:lvlJc w:val="left"/>
+      <w:pPr>
+        <w:tabs>
+          <w:tab w:val="num" w:pos="2160"/>
+        </w:tabs>
+        <w:ind w:left="2160" w:hanging="360"/>
+      </w:pPr>
+    </w:lvl>
+    <w:lvl w:ilvl="3" w:tentative="1">
+      <w:start w:val="1"/>
+      <w:numFmt w:val="decimal"/>
+      <w:lvlText w:val="%4."/>
+      <w:lvlJc w:val="left"/>
+      <w:pPr>
+        <w:tabs>
+          <w:tab w:val="num" w:pos="2880"/>
+        </w:tabs>
+        <w:ind w:left="2880" w:hanging="360"/>
+      </w:pPr>
+    </w:lvl>
+    <w:lvl w:ilvl="4" w:tentative="1">
+      <w:start w:val="1"/>
+      <w:numFmt w:val="decimal"/>
+      <w:lvlText w:val="%5."/>
+      <w:lvlJc w:val="left"/>
+      <w:pPr>
+        <w:tabs>
+          <w:tab w:val="num" w:pos="3600"/>
+        </w:tabs>
+        <w:ind w:left="3600" w:hanging="360"/>
+      </w:pPr>
+    </w:lvl>
+    <w:lvl w:ilvl="5" w:tentative="1">
+      <w:start w:val="1"/>
+      <w:numFmt w:val="decimal"/>
+      <w:lvlText w:val="%6."/>
+      <w:lvlJc w:val="left"/>
+      <w:pPr>
+        <w:tabs>
+          <w:tab w:val="num" w:pos="4320"/>
+        </w:tabs>
+        <w:ind w:left="4320" w:hanging="360"/>
+      </w:pPr>
+    </w:lvl>
+    <w:lvl w:ilvl="6" w:tentative="1">
+      <w:start w:val="1"/>
+      <w:numFmt w:val="decimal"/>
+      <w:lvlText w:val="%7."/>
+      <w:lvlJc w:val="left"/>
+      <w:pPr>
+        <w:tabs>
+          <w:tab w:val="num" w:pos="5040"/>
+        </w:tabs>
+        <w:ind w:left="5040" w:hanging="360"/>
+      </w:pPr>
+    </w:lvl>
+    <w:lvl w:ilvl="7" w:tentative="1">
+      <w:start w:val="1"/>
+      <w:numFmt w:val="decimal"/>
+      <w:lvlText w:val="%8."/>
+      <w:lvlJc w:val="left"/>
+      <w:pPr>
+        <w:tabs>
+          <w:tab w:val="num" w:pos="5760"/>
+        </w:tabs>
+        <w:ind w:left="5760" w:hanging="360"/>
+      </w:pPr>
+    </w:lvl>
+    <w:lvl w:ilvl="8" w:tentative="1">
+      <w:start w:val="1"/>
+      <w:numFmt w:val="decimal"/>
+      <w:lvlText w:val="%9."/>
+      <w:lvlJc w:val="left"/>
+      <w:pPr>
+        <w:tabs>
+          <w:tab w:val="num" w:pos="6480"/>
+        </w:tabs>
+        <w:ind w:left="6480" w:hanging="360"/>
+      </w:pPr>
+    </w:lvl>
+  </w:abstractNum>
+  <w:abstractNum w:abstractNumId="7" w15:restartNumberingAfterBreak="0">
+    <w:nsid w:val="403C75D9"/>
+    <w:multiLevelType w:val="multilevel"/>
+    <w:tmpl w:val="91A63884"/>
+    <w:lvl w:ilvl="0">
+      <w:start w:val="1"/>
+      <w:numFmt w:val="decimal"/>
+      <w:lvlText w:val="%1."/>
+      <w:lvlJc w:val="left"/>
+      <w:pPr>
+        <w:tabs>
+          <w:tab w:val="num" w:pos="720"/>
+        </w:tabs>
+        <w:ind w:left="720" w:hanging="360"/>
+      </w:pPr>
+    </w:lvl>
+    <w:lvl w:ilvl="1">
+      <w:start w:val="1"/>
+      <w:numFmt w:val="bullet"/>
+      <w:lvlText w:val="o"/>
+      <w:lvlJc w:val="left"/>
+      <w:pPr>
+        <w:tabs>
+          <w:tab w:val="num" w:pos="1440"/>
+        </w:tabs>
+        <w:ind w:left="1440" w:hanging="360"/>
+      </w:pPr>
+      <w:rPr>
+        <w:rFonts w:ascii="Courier New" w:hAnsi="Courier New" w:hint="default"/>
+        <w:sz w:val="20"/>
+      </w:rPr>
+    </w:lvl>
+    <w:lvl w:ilvl="2" w:tentative="1">
+      <w:start w:val="1"/>
+      <w:numFmt w:val="decimal"/>
+      <w:lvlText w:val="%3."/>
+      <w:lvlJc w:val="left"/>
+      <w:pPr>
+        <w:tabs>
+          <w:tab w:val="num" w:pos="2160"/>
+        </w:tabs>
+        <w:ind w:left="2160" w:hanging="360"/>
+      </w:pPr>
+    </w:lvl>
+    <w:lvl w:ilvl="3" w:tentative="1">
+      <w:start w:val="1"/>
+      <w:numFmt w:val="decimal"/>
+      <w:lvlText w:val="%4."/>
+      <w:lvlJc w:val="left"/>
+      <w:pPr>
+        <w:tabs>
+          <w:tab w:val="num" w:pos="2880"/>
+        </w:tabs>
+        <w:ind w:left="2880" w:hanging="360"/>
+      </w:pPr>
+    </w:lvl>
+    <w:lvl w:ilvl="4" w:tentative="1">
+      <w:start w:val="1"/>
+      <w:numFmt w:val="decimal"/>
+      <w:lvlText w:val="%5."/>
+      <w:lvlJc w:val="left"/>
+      <w:pPr>
+        <w:tabs>
+          <w:tab w:val="num" w:pos="3600"/>
+        </w:tabs>
+        <w:ind w:left="3600" w:hanging="360"/>
+      </w:pPr>
+    </w:lvl>
+    <w:lvl w:ilvl="5" w:tentative="1">
+      <w:start w:val="1"/>
+      <w:numFmt w:val="decimal"/>
+      <w:lvlText w:val="%6."/>
+      <w:lvlJc w:val="left"/>
+      <w:pPr>
+        <w:tabs>
+          <w:tab w:val="num" w:pos="4320"/>
+        </w:tabs>
+        <w:ind w:left="4320" w:hanging="360"/>
+      </w:pPr>
+    </w:lvl>
+    <w:lvl w:ilvl="6" w:tentative="1">
+      <w:start w:val="1"/>
+      <w:numFmt w:val="decimal"/>
+      <w:lvlText w:val="%7."/>
+      <w:lvlJc w:val="left"/>
+      <w:pPr>
+        <w:tabs>
+          <w:tab w:val="num" w:pos="5040"/>
+        </w:tabs>
+        <w:ind w:left="5040" w:hanging="360"/>
+      </w:pPr>
+    </w:lvl>
+    <w:lvl w:ilvl="7" w:tentative="1">
+      <w:start w:val="1"/>
+      <w:numFmt w:val="decimal"/>
+      <w:lvlText w:val="%8."/>
+      <w:lvlJc w:val="left"/>
+      <w:pPr>
+        <w:tabs>
+          <w:tab w:val="num" w:pos="5760"/>
+        </w:tabs>
+        <w:ind w:left="5760" w:hanging="360"/>
+      </w:pPr>
+    </w:lvl>
+    <w:lvl w:ilvl="8" w:tentative="1">
+      <w:start w:val="1"/>
+      <w:numFmt w:val="decimal"/>
+      <w:lvlText w:val="%9."/>
+      <w:lvlJc w:val="left"/>
+      <w:pPr>
+        <w:tabs>
+          <w:tab w:val="num" w:pos="6480"/>
+        </w:tabs>
+        <w:ind w:left="6480" w:hanging="360"/>
+      </w:pPr>
+    </w:lvl>
+  </w:abstractNum>
+  <w:abstractNum w:abstractNumId="8" w15:restartNumberingAfterBreak="0">
+    <w:nsid w:val="40E256FB"/>
+    <w:multiLevelType w:val="multilevel"/>
+    <w:tmpl w:val="42EE24CA"/>
+    <w:lvl w:ilvl="0">
+      <w:start w:val="1"/>
+      <w:numFmt w:val="bullet"/>
+      <w:lvlText w:val=""/>
+      <w:lvlJc w:val="left"/>
+      <w:pPr>
+        <w:tabs>
+          <w:tab w:val="num" w:pos="720"/>
+        </w:tabs>
+        <w:ind w:left="720" w:hanging="360"/>
+      </w:pPr>
+      <w:rPr>
+        <w:rFonts w:ascii="Symbol" w:hAnsi="Symbol" w:hint="default"/>
+        <w:sz w:val="20"/>
+      </w:rPr>
+    </w:lvl>
+    <w:lvl w:ilvl="1" w:tentative="1">
+      <w:start w:val="1"/>
+      <w:numFmt w:val="bullet"/>
+      <w:lvlText w:val="o"/>
+      <w:lvlJc w:val="left"/>
+      <w:pPr>
+        <w:tabs>
+          <w:tab w:val="num" w:pos="1440"/>
+        </w:tabs>
+        <w:ind w:left="1440" w:hanging="360"/>
+      </w:pPr>
+      <w:rPr>
+        <w:rFonts w:ascii="Courier New" w:hAnsi="Courier New" w:hint="default"/>
+        <w:sz w:val="20"/>
+      </w:rPr>
+    </w:lvl>
+    <w:lvl w:ilvl="2" w:tentative="1">
+      <w:start w:val="1"/>
+      <w:numFmt w:val="bullet"/>
+      <w:lvlText w:val=""/>
+      <w:lvlJc w:val="left"/>
+      <w:pPr>
+        <w:tabs>
+          <w:tab w:val="num" w:pos="2160"/>
+        </w:tabs>
+        <w:ind w:left="2160" w:hanging="360"/>
+      </w:pPr>
+      <w:rPr>
+        <w:rFonts w:ascii="Wingdings" w:hAnsi="Wingdings" w:hint="default"/>
+        <w:sz w:val="20"/>
+      </w:rPr>
+    </w:lvl>
+    <w:lvl w:ilvl="3" w:tentative="1">
+      <w:start w:val="1"/>
+      <w:numFmt w:val="bullet"/>
+      <w:lvlText w:val=""/>
+      <w:lvlJc w:val="left"/>
+      <w:pPr>
+        <w:tabs>
+          <w:tab w:val="num" w:pos="2880"/>
+        </w:tabs>
+        <w:ind w:left="2880" w:hanging="360"/>
+      </w:pPr>
+      <w:rPr>
+        <w:rFonts w:ascii="Wingdings" w:hAnsi="Wingdings" w:hint="default"/>
+        <w:sz w:val="20"/>
+      </w:rPr>
+    </w:lvl>
+    <w:lvl w:ilvl="4" w:tentative="1">
+      <w:start w:val="1"/>
+      <w:numFmt w:val="bullet"/>
+      <w:lvlText w:val=""/>
+      <w:lvlJc w:val="left"/>
+      <w:pPr>
+        <w:tabs>
+          <w:tab w:val="num" w:pos="3600"/>
+        </w:tabs>
+        <w:ind w:left="3600" w:hanging="360"/>
+      </w:pPr>
+      <w:rPr>
+        <w:rFonts w:ascii="Wingdings" w:hAnsi="Wingdings" w:hint="default"/>
+        <w:sz w:val="20"/>
+      </w:rPr>
+    </w:lvl>
+    <w:lvl w:ilvl="5" w:tentative="1">
+      <w:start w:val="1"/>
+      <w:numFmt w:val="bullet"/>
+      <w:lvlText w:val=""/>
+      <w:lvlJc w:val="left"/>
+      <w:pPr>
+        <w:tabs>
+          <w:tab w:val="num" w:pos="4320"/>
+        </w:tabs>
+        <w:ind w:left="4320" w:hanging="360"/>
+      </w:pPr>
+      <w:rPr>
+        <w:rFonts w:ascii="Wingdings" w:hAnsi="Wingdings" w:hint="default"/>
+        <w:sz w:val="20"/>
+      </w:rPr>
+    </w:lvl>
+    <w:lvl w:ilvl="6" w:tentative="1">
+      <w:start w:val="1"/>
+      <w:numFmt w:val="bullet"/>
+      <w:lvlText w:val=""/>
+      <w:lvlJc w:val="left"/>
+      <w:pPr>
+        <w:tabs>
+          <w:tab w:val="num" w:pos="5040"/>
+        </w:tabs>
+        <w:ind w:left="5040" w:hanging="360"/>
+      </w:pPr>
+      <w:rPr>
+        <w:rFonts w:ascii="Wingdings" w:hAnsi="Wingdings" w:hint="default"/>
+        <w:sz w:val="20"/>
+      </w:rPr>
+    </w:lvl>
+    <w:lvl w:ilvl="7" w:tentative="1">
+      <w:start w:val="1"/>
+      <w:numFmt w:val="bullet"/>
+      <w:lvlText w:val=""/>
+      <w:lvlJc w:val="left"/>
+      <w:pPr>
+        <w:tabs>
+          <w:tab w:val="num" w:pos="5760"/>
+        </w:tabs>
+        <w:ind w:left="5760" w:hanging="360"/>
+      </w:pPr>
+      <w:rPr>
+        <w:rFonts w:ascii="Wingdings" w:hAnsi="Wingdings" w:hint="default"/>
+        <w:sz w:val="20"/>
+      </w:rPr>
+    </w:lvl>
+    <w:lvl w:ilvl="8" w:tentative="1">
+      <w:start w:val="1"/>
+      <w:numFmt w:val="bullet"/>
+      <w:lvlText w:val=""/>
+      <w:lvlJc w:val="left"/>
+      <w:pPr>
+        <w:tabs>
+          <w:tab w:val="num" w:pos="6480"/>
+        </w:tabs>
+        <w:ind w:left="6480" w:hanging="360"/>
+      </w:pPr>
+      <w:rPr>
+        <w:rFonts w:ascii="Wingdings" w:hAnsi="Wingdings" w:hint="default"/>
+        <w:sz w:val="20"/>
+      </w:rPr>
+    </w:lvl>
+  </w:abstractNum>
+  <w:abstractNum w:abstractNumId="9" w15:restartNumberingAfterBreak="0">
+    <w:nsid w:val="46E46C2E"/>
+    <w:multiLevelType w:val="multilevel"/>
+    <w:tmpl w:val="D7A0B8F6"/>
+    <w:lvl w:ilvl="0">
+      <w:start w:val="1"/>
+      <w:numFmt w:val="bullet"/>
+      <w:lvlText w:val=""/>
+      <w:lvlJc w:val="left"/>
+      <w:pPr>
+        <w:tabs>
+          <w:tab w:val="num" w:pos="720"/>
+        </w:tabs>
+        <w:ind w:left="720" w:hanging="360"/>
+      </w:pPr>
+      <w:rPr>
+        <w:rFonts w:ascii="Symbol" w:hAnsi="Symbol" w:hint="default"/>
+        <w:sz w:val="20"/>
+      </w:rPr>
+    </w:lvl>
+    <w:lvl w:ilvl="1" w:tentative="1">
+      <w:start w:val="1"/>
+      <w:numFmt w:val="bullet"/>
+      <w:lvlText w:val="o"/>
+      <w:lvlJc w:val="left"/>
+      <w:pPr>
+        <w:tabs>
+          <w:tab w:val="num" w:pos="1440"/>
+        </w:tabs>
+        <w:ind w:left="1440" w:hanging="360"/>
+      </w:pPr>
+      <w:rPr>
+        <w:rFonts w:ascii="Courier New" w:hAnsi="Courier New" w:hint="default"/>
+        <w:sz w:val="20"/>
+      </w:rPr>
+    </w:lvl>
+    <w:lvl w:ilvl="2" w:tentative="1">
+      <w:start w:val="1"/>
+      <w:numFmt w:val="bullet"/>
+      <w:lvlText w:val=""/>
+      <w:lvlJc w:val="left"/>
+      <w:pPr>
+        <w:tabs>
+          <w:tab w:val="num" w:pos="2160"/>
+        </w:tabs>
+        <w:ind w:left="2160" w:hanging="360"/>
+      </w:pPr>
+      <w:rPr>
+        <w:rFonts w:ascii="Wingdings" w:hAnsi="Wingdings" w:hint="default"/>
+        <w:sz w:val="20"/>
+      </w:rPr>
+    </w:lvl>
+    <w:lvl w:ilvl="3" w:tentative="1">
+      <w:start w:val="1"/>
+      <w:numFmt w:val="bullet"/>
+      <w:lvlText w:val=""/>
+      <w:lvlJc w:val="left"/>
+      <w:pPr>
+        <w:tabs>
+          <w:tab w:val="num" w:pos="2880"/>
+        </w:tabs>
+        <w:ind w:left="2880" w:hanging="360"/>
+      </w:pPr>
+      <w:rPr>
+        <w:rFonts w:ascii="Wingdings" w:hAnsi="Wingdings" w:hint="default"/>
+        <w:sz w:val="20"/>
+      </w:rPr>
+    </w:lvl>
+    <w:lvl w:ilvl="4" w:tentative="1">
+      <w:start w:val="1"/>
+      <w:numFmt w:val="bullet"/>
+      <w:lvlText w:val=""/>
+      <w:lvlJc w:val="left"/>
+      <w:pPr>
+        <w:tabs>
+          <w:tab w:val="num" w:pos="3600"/>
+        </w:tabs>
+        <w:ind w:left="3600" w:hanging="360"/>
+      </w:pPr>
+      <w:rPr>
+        <w:rFonts w:ascii="Wingdings" w:hAnsi="Wingdings" w:hint="default"/>
+        <w:sz w:val="20"/>
+      </w:rPr>
+    </w:lvl>
+    <w:lvl w:ilvl="5" w:tentative="1">
+      <w:start w:val="1"/>
+      <w:numFmt w:val="bullet"/>
+      <w:lvlText w:val=""/>
+      <w:lvlJc w:val="left"/>
+      <w:pPr>
+        <w:tabs>
+          <w:tab w:val="num" w:pos="4320"/>
+        </w:tabs>
+        <w:ind w:left="4320" w:hanging="360"/>
+      </w:pPr>
+      <w:rPr>
+        <w:rFonts w:ascii="Wingdings" w:hAnsi="Wingdings" w:hint="default"/>
+        <w:sz w:val="20"/>
+      </w:rPr>
+    </w:lvl>
+    <w:lvl w:ilvl="6" w:tentative="1">
+      <w:start w:val="1"/>
+      <w:numFmt w:val="bullet"/>
+      <w:lvlText w:val=""/>
+      <w:lvlJc w:val="left"/>
+      <w:pPr>
+        <w:tabs>
+          <w:tab w:val="num" w:pos="5040"/>
+        </w:tabs>
+        <w:ind w:left="5040" w:hanging="360"/>
+      </w:pPr>
+      <w:rPr>
+        <w:rFonts w:ascii="Wingdings" w:hAnsi="Wingdings" w:hint="default"/>
+        <w:sz w:val="20"/>
+      </w:rPr>
+    </w:lvl>
+    <w:lvl w:ilvl="7" w:tentative="1">
+      <w:start w:val="1"/>
+      <w:numFmt w:val="bullet"/>
+      <w:lvlText w:val=""/>
+      <w:lvlJc w:val="left"/>
+      <w:pPr>
+        <w:tabs>
+          <w:tab w:val="num" w:pos="5760"/>
+        </w:tabs>
+        <w:ind w:left="5760" w:hanging="360"/>
+      </w:pPr>
+      <w:rPr>
+        <w:rFonts w:ascii="Wingdings" w:hAnsi="Wingdings" w:hint="default"/>
+        <w:sz w:val="20"/>
+      </w:rPr>
+    </w:lvl>
+    <w:lvl w:ilvl="8" w:tentative="1">
+      <w:start w:val="1"/>
+      <w:numFmt w:val="bullet"/>
+      <w:lvlText w:val=""/>
+      <w:lvlJc w:val="left"/>
+      <w:pPr>
+        <w:tabs>
+          <w:tab w:val="num" w:pos="6480"/>
+        </w:tabs>
+        <w:ind w:left="6480" w:hanging="360"/>
+      </w:pPr>
+      <w:rPr>
+        <w:rFonts w:ascii="Wingdings" w:hAnsi="Wingdings" w:hint="default"/>
+        <w:sz w:val="20"/>
+      </w:rPr>
+    </w:lvl>
+  </w:abstractNum>
+  <w:abstractNum w:abstractNumId="10" w15:restartNumberingAfterBreak="0">
+    <w:nsid w:val="49C85485"/>
+    <w:multiLevelType w:val="multilevel"/>
+    <w:tmpl w:val="5702494C"/>
+    <w:lvl w:ilvl="0">
+      <w:start w:val="1"/>
+      <w:numFmt w:val="bullet"/>
+      <w:lvlText w:val=""/>
+      <w:lvlJc w:val="left"/>
+      <w:pPr>
+        <w:tabs>
+          <w:tab w:val="num" w:pos="720"/>
+        </w:tabs>
+        <w:ind w:left="720" w:hanging="360"/>
+      </w:pPr>
+      <w:rPr>
+        <w:rFonts w:ascii="Symbol" w:hAnsi="Symbol" w:hint="default"/>
+        <w:sz w:val="20"/>
+      </w:rPr>
+    </w:lvl>
+    <w:lvl w:ilvl="1" w:tentative="1">
+      <w:start w:val="1"/>
+      <w:numFmt w:val="bullet"/>
+      <w:lvlText w:val="o"/>
+      <w:lvlJc w:val="left"/>
+      <w:pPr>
+        <w:tabs>
+          <w:tab w:val="num" w:pos="1440"/>
+        </w:tabs>
+        <w:ind w:left="1440" w:hanging="360"/>
+      </w:pPr>
+      <w:rPr>
+        <w:rFonts w:ascii="Courier New" w:hAnsi="Courier New" w:hint="default"/>
+        <w:sz w:val="20"/>
+      </w:rPr>
+    </w:lvl>
+    <w:lvl w:ilvl="2" w:tentative="1">
+      <w:start w:val="1"/>
+      <w:numFmt w:val="bullet"/>
+      <w:lvlText w:val=""/>
+      <w:lvlJc w:val="left"/>
+      <w:pPr>
+        <w:tabs>
+          <w:tab w:val="num" w:pos="2160"/>
+        </w:tabs>
+        <w:ind w:left="2160" w:hanging="360"/>
+      </w:pPr>
+      <w:rPr>
+        <w:rFonts w:ascii="Wingdings" w:hAnsi="Wingdings" w:hint="default"/>
+        <w:sz w:val="20"/>
+      </w:rPr>
+    </w:lvl>
+    <w:lvl w:ilvl="3" w:tentative="1">
+      <w:start w:val="1"/>
+      <w:numFmt w:val="bullet"/>
+      <w:lvlText w:val=""/>
+      <w:lvlJc w:val="left"/>
+      <w:pPr>
+        <w:tabs>
+          <w:tab w:val="num" w:pos="2880"/>
+        </w:tabs>
+        <w:ind w:left="2880" w:hanging="360"/>
+      </w:pPr>
+      <w:rPr>
+        <w:rFonts w:ascii="Wingdings" w:hAnsi="Wingdings" w:hint="default"/>
+        <w:sz w:val="20"/>
+      </w:rPr>
+    </w:lvl>
+    <w:lvl w:ilvl="4" w:tentative="1">
+      <w:start w:val="1"/>
+      <w:numFmt w:val="bullet"/>
+      <w:lvlText w:val=""/>
+      <w:lvlJc w:val="left"/>
+      <w:pPr>
+        <w:tabs>
+          <w:tab w:val="num" w:pos="3600"/>
+        </w:tabs>
+        <w:ind w:left="3600" w:hanging="360"/>
+      </w:pPr>
+      <w:rPr>
+        <w:rFonts w:ascii="Wingdings" w:hAnsi="Wingdings" w:hint="default"/>
+        <w:sz w:val="20"/>
+      </w:rPr>
+    </w:lvl>
+    <w:lvl w:ilvl="5" w:tentative="1">
+      <w:start w:val="1"/>
+      <w:numFmt w:val="bullet"/>
+      <w:lvlText w:val=""/>
+      <w:lvlJc w:val="left"/>
+      <w:pPr>
+        <w:tabs>
+          <w:tab w:val="num" w:pos="4320"/>
+        </w:tabs>
+        <w:ind w:left="4320" w:hanging="360"/>
+      </w:pPr>
+      <w:rPr>
+        <w:rFonts w:ascii="Wingdings" w:hAnsi="Wingdings" w:hint="default"/>
+        <w:sz w:val="20"/>
+      </w:rPr>
+    </w:lvl>
+    <w:lvl w:ilvl="6" w:tentative="1">
+      <w:start w:val="1"/>
+      <w:numFmt w:val="bullet"/>
+      <w:lvlText w:val=""/>
+      <w:lvlJc w:val="left"/>
+      <w:pPr>
+        <w:tabs>
+          <w:tab w:val="num" w:pos="5040"/>
+        </w:tabs>
+        <w:ind w:left="5040" w:hanging="360"/>
+      </w:pPr>
+      <w:rPr>
+        <w:rFonts w:ascii="Wingdings" w:hAnsi="Wingdings" w:hint="default"/>
+        <w:sz w:val="20"/>
+      </w:rPr>
+    </w:lvl>
+    <w:lvl w:ilvl="7" w:tentative="1">
+      <w:start w:val="1"/>
+      <w:numFmt w:val="bullet"/>
+      <w:lvlText w:val=""/>
+      <w:lvlJc w:val="left"/>
+      <w:pPr>
+        <w:tabs>
+          <w:tab w:val="num" w:pos="5760"/>
+        </w:tabs>
+        <w:ind w:left="5760" w:hanging="360"/>
+      </w:pPr>
+      <w:rPr>
+        <w:rFonts w:ascii="Wingdings" w:hAnsi="Wingdings" w:hint="default"/>
+        <w:sz w:val="20"/>
+      </w:rPr>
+    </w:lvl>
+    <w:lvl w:ilvl="8" w:tentative="1">
+      <w:start w:val="1"/>
+      <w:numFmt w:val="bullet"/>
+      <w:lvlText w:val=""/>
+      <w:lvlJc w:val="left"/>
+      <w:pPr>
+        <w:tabs>
+          <w:tab w:val="num" w:pos="6480"/>
+        </w:tabs>
+        <w:ind w:left="6480" w:hanging="360"/>
+      </w:pPr>
+      <w:rPr>
+        <w:rFonts w:ascii="Wingdings" w:hAnsi="Wingdings" w:hint="default"/>
+        <w:sz w:val="20"/>
+      </w:rPr>
+    </w:lvl>
+  </w:abstractNum>
+  <w:abstractNum w:abstractNumId="11" w15:restartNumberingAfterBreak="0">
+    <w:nsid w:val="4CF05A78"/>
+    <w:multiLevelType w:val="multilevel"/>
+    <w:tmpl w:val="D136AC3E"/>
+    <w:lvl w:ilvl="0">
+      <w:start w:val="1"/>
+      <w:numFmt w:val="bullet"/>
+      <w:lvlText w:val=""/>
+      <w:lvlJc w:val="left"/>
+      <w:pPr>
+        <w:tabs>
+          <w:tab w:val="num" w:pos="720"/>
+        </w:tabs>
+        <w:ind w:left="720" w:hanging="360"/>
+      </w:pPr>
+      <w:rPr>
+        <w:rFonts w:ascii="Symbol" w:hAnsi="Symbol" w:hint="default"/>
+        <w:sz w:val="20"/>
+      </w:rPr>
+    </w:lvl>
+    <w:lvl w:ilvl="1" w:tentative="1">
+      <w:start w:val="1"/>
+      <w:numFmt w:val="bullet"/>
+      <w:lvlText w:val="o"/>
+      <w:lvlJc w:val="left"/>
+      <w:pPr>
+        <w:tabs>
+          <w:tab w:val="num" w:pos="1440"/>
+        </w:tabs>
+        <w:ind w:left="1440" w:hanging="360"/>
+      </w:pPr>
+      <w:rPr>
+        <w:rFonts w:ascii="Courier New" w:hAnsi="Courier New" w:hint="default"/>
+        <w:sz w:val="20"/>
+      </w:rPr>
+    </w:lvl>
+    <w:lvl w:ilvl="2" w:tentative="1">
+      <w:start w:val="1"/>
+      <w:numFmt w:val="bullet"/>
+      <w:lvlText w:val=""/>
+      <w:lvlJc w:val="left"/>
+      <w:pPr>
+        <w:tabs>
+          <w:tab w:val="num" w:pos="2160"/>
+        </w:tabs>
+        <w:ind w:left="2160" w:hanging="360"/>
+      </w:pPr>
+      <w:rPr>
+        <w:rFonts w:ascii="Wingdings" w:hAnsi="Wingdings" w:hint="default"/>
+        <w:sz w:val="20"/>
+      </w:rPr>
+    </w:lvl>
+    <w:lvl w:ilvl="3" w:tentative="1">
+      <w:start w:val="1"/>
+      <w:numFmt w:val="bullet"/>
+      <w:lvlText w:val=""/>
+      <w:lvlJc w:val="left"/>
+      <w:pPr>
+        <w:tabs>
+          <w:tab w:val="num" w:pos="2880"/>
+        </w:tabs>
+        <w:ind w:left="2880" w:hanging="360"/>
+      </w:pPr>
+      <w:rPr>
+        <w:rFonts w:ascii="Wingdings" w:hAnsi="Wingdings" w:hint="default"/>
+        <w:sz w:val="20"/>
+      </w:rPr>
+    </w:lvl>
+    <w:lvl w:ilvl="4" w:tentative="1">
+      <w:start w:val="1"/>
+      <w:numFmt w:val="bullet"/>
+      <w:lvlText w:val=""/>
+      <w:lvlJc w:val="left"/>
+      <w:pPr>
+        <w:tabs>
+          <w:tab w:val="num" w:pos="3600"/>
+        </w:tabs>
+        <w:ind w:left="3600" w:hanging="360"/>
+      </w:pPr>
+      <w:rPr>
+        <w:rFonts w:ascii="Wingdings" w:hAnsi="Wingdings" w:hint="default"/>
+        <w:sz w:val="20"/>
+      </w:rPr>
+    </w:lvl>
+    <w:lvl w:ilvl="5" w:tentative="1">
+      <w:start w:val="1"/>
+      <w:numFmt w:val="bullet"/>
+      <w:lvlText w:val=""/>
+      <w:lvlJc w:val="left"/>
+      <w:pPr>
+        <w:tabs>
+          <w:tab w:val="num" w:pos="4320"/>
+        </w:tabs>
+        <w:ind w:left="4320" w:hanging="360"/>
+      </w:pPr>
+      <w:rPr>
+        <w:rFonts w:ascii="Wingdings" w:hAnsi="Wingdings" w:hint="default"/>
+        <w:sz w:val="20"/>
+      </w:rPr>
+    </w:lvl>
+    <w:lvl w:ilvl="6" w:tentative="1">
+      <w:start w:val="1"/>
+      <w:numFmt w:val="bullet"/>
+      <w:lvlText w:val=""/>
+      <w:lvlJc w:val="left"/>
+      <w:pPr>
+        <w:tabs>
+          <w:tab w:val="num" w:pos="5040"/>
+        </w:tabs>
+        <w:ind w:left="5040" w:hanging="360"/>
+      </w:pPr>
+      <w:rPr>
+        <w:rFonts w:ascii="Wingdings" w:hAnsi="Wingdings" w:hint="default"/>
+        <w:sz w:val="20"/>
+      </w:rPr>
+    </w:lvl>
+    <w:lvl w:ilvl="7" w:tentative="1">
+      <w:start w:val="1"/>
+      <w:numFmt w:val="bullet"/>
+      <w:lvlText w:val=""/>
+      <w:lvlJc w:val="left"/>
+      <w:pPr>
+        <w:tabs>
+          <w:tab w:val="num" w:pos="5760"/>
+        </w:tabs>
+        <w:ind w:left="5760" w:hanging="360"/>
+      </w:pPr>
+      <w:rPr>
+        <w:rFonts w:ascii="Wingdings" w:hAnsi="Wingdings" w:hint="default"/>
+        <w:sz w:val="20"/>
+      </w:rPr>
+    </w:lvl>
+    <w:lvl w:ilvl="8" w:tentative="1">
+      <w:start w:val="1"/>
+      <w:numFmt w:val="bullet"/>
+      <w:lvlText w:val=""/>
+      <w:lvlJc w:val="left"/>
+      <w:pPr>
+        <w:tabs>
+          <w:tab w:val="num" w:pos="6480"/>
+        </w:tabs>
+        <w:ind w:left="6480" w:hanging="360"/>
+      </w:pPr>
+      <w:rPr>
+        <w:rFonts w:ascii="Wingdings" w:hAnsi="Wingdings" w:hint="default"/>
+        <w:sz w:val="20"/>
+      </w:rPr>
+    </w:lvl>
+  </w:abstractNum>
+  <w:abstractNum w:abstractNumId="12" w15:restartNumberingAfterBreak="0">
+    <w:nsid w:val="5AE54C6E"/>
+    <w:multiLevelType w:val="multilevel"/>
+    <w:tmpl w:val="C5306FB6"/>
+    <w:lvl w:ilvl="0">
+      <w:start w:val="1"/>
+      <w:numFmt w:val="bullet"/>
+      <w:lvlText w:val=""/>
+      <w:lvlJc w:val="left"/>
+      <w:pPr>
+        <w:tabs>
+          <w:tab w:val="num" w:pos="720"/>
+        </w:tabs>
+        <w:ind w:left="720" w:hanging="360"/>
+      </w:pPr>
+      <w:rPr>
+        <w:rFonts w:ascii="Symbol" w:hAnsi="Symbol" w:hint="default"/>
+        <w:sz w:val="20"/>
+      </w:rPr>
+    </w:lvl>
+    <w:lvl w:ilvl="1" w:tentative="1">
+      <w:start w:val="1"/>
+      <w:numFmt w:val="bullet"/>
+      <w:lvlText w:val="o"/>
+      <w:lvlJc w:val="left"/>
+      <w:pPr>
+        <w:tabs>
+          <w:tab w:val="num" w:pos="1440"/>
+        </w:tabs>
+        <w:ind w:left="1440" w:hanging="360"/>
+      </w:pPr>
+      <w:rPr>
+        <w:rFonts w:ascii="Courier New" w:hAnsi="Courier New" w:hint="default"/>
+        <w:sz w:val="20"/>
+      </w:rPr>
+    </w:lvl>
+    <w:lvl w:ilvl="2" w:tentative="1">
+      <w:start w:val="1"/>
+      <w:numFmt w:val="bullet"/>
+      <w:lvlText w:val=""/>
+      <w:lvlJc w:val="left"/>
+      <w:pPr>
+        <w:tabs>
+          <w:tab w:val="num" w:pos="2160"/>
+        </w:tabs>
+        <w:ind w:left="2160" w:hanging="360"/>
+      </w:pPr>
+      <w:rPr>
+        <w:rFonts w:ascii="Wingdings" w:hAnsi="Wingdings" w:hint="default"/>
+        <w:sz w:val="20"/>
+      </w:rPr>
+    </w:lvl>
+    <w:lvl w:ilvl="3" w:tentative="1">
+      <w:start w:val="1"/>
+      <w:numFmt w:val="bullet"/>
+      <w:lvlText w:val=""/>
+      <w:lvlJc w:val="left"/>
+      <w:pPr>
+        <w:tabs>
+          <w:tab w:val="num" w:pos="2880"/>
+        </w:tabs>
+        <w:ind w:left="2880" w:hanging="360"/>
+      </w:pPr>
+      <w:rPr>
+        <w:rFonts w:ascii="Wingdings" w:hAnsi="Wingdings" w:hint="default"/>
+        <w:sz w:val="20"/>
+      </w:rPr>
+    </w:lvl>
+    <w:lvl w:ilvl="4" w:tentative="1">
+      <w:start w:val="1"/>
+      <w:numFmt w:val="bullet"/>
+      <w:lvlText w:val=""/>
+      <w:lvlJc w:val="left"/>
+      <w:pPr>
+        <w:tabs>
+          <w:tab w:val="num" w:pos="3600"/>
+        </w:tabs>
+        <w:ind w:left="3600" w:hanging="360"/>
+      </w:pPr>
+      <w:rPr>
+        <w:rFonts w:ascii="Wingdings" w:hAnsi="Wingdings" w:hint="default"/>
+        <w:sz w:val="20"/>
+      </w:rPr>
+    </w:lvl>
+    <w:lvl w:ilvl="5" w:tentative="1">
+      <w:start w:val="1"/>
+      <w:numFmt w:val="bullet"/>
+      <w:lvlText w:val=""/>
+      <w:lvlJc w:val="left"/>
+      <w:pPr>
+        <w:tabs>
+          <w:tab w:val="num" w:pos="4320"/>
+        </w:tabs>
+        <w:ind w:left="4320" w:hanging="360"/>
+      </w:pPr>
+      <w:rPr>
+        <w:rFonts w:ascii="Wingdings" w:hAnsi="Wingdings" w:hint="default"/>
+        <w:sz w:val="20"/>
+      </w:rPr>
+    </w:lvl>
+    <w:lvl w:ilvl="6" w:tentative="1">
+      <w:start w:val="1"/>
+      <w:numFmt w:val="bullet"/>
+      <w:lvlText w:val=""/>
+      <w:lvlJc w:val="left"/>
+      <w:pPr>
+        <w:tabs>
+          <w:tab w:val="num" w:pos="5040"/>
+        </w:tabs>
+        <w:ind w:left="5040" w:hanging="360"/>
+      </w:pPr>
+      <w:rPr>
+        <w:rFonts w:ascii="Wingdings" w:hAnsi="Wingdings" w:hint="default"/>
+        <w:sz w:val="20"/>
+      </w:rPr>
+    </w:lvl>
+    <w:lvl w:ilvl="7" w:tentative="1">
+      <w:start w:val="1"/>
+      <w:numFmt w:val="bullet"/>
+      <w:lvlText w:val=""/>
+      <w:lvlJc w:val="left"/>
+      <w:pPr>
+        <w:tabs>
+          <w:tab w:val="num" w:pos="5760"/>
+        </w:tabs>
+        <w:ind w:left="5760" w:hanging="360"/>
+      </w:pPr>
+      <w:rPr>
+        <w:rFonts w:ascii="Wingdings" w:hAnsi="Wingdings" w:hint="default"/>
+        <w:sz w:val="20"/>
+      </w:rPr>
+    </w:lvl>
+    <w:lvl w:ilvl="8" w:tentative="1">
+      <w:start w:val="1"/>
+      <w:numFmt w:val="bullet"/>
+      <w:lvlText w:val=""/>
+      <w:lvlJc w:val="left"/>
+      <w:pPr>
+        <w:tabs>
+          <w:tab w:val="num" w:pos="6480"/>
+        </w:tabs>
+        <w:ind w:left="6480" w:hanging="360"/>
+      </w:pPr>
+      <w:rPr>
+        <w:rFonts w:ascii="Wingdings" w:hAnsi="Wingdings" w:hint="default"/>
+        <w:sz w:val="20"/>
+      </w:rPr>
+    </w:lvl>
+  </w:abstractNum>
+  <w:abstractNum w:abstractNumId="13" w15:restartNumberingAfterBreak="0">
+    <w:nsid w:val="5E2E5442"/>
+    <w:multiLevelType w:val="multilevel"/>
+    <w:tmpl w:val="3D4A9A46"/>
+    <w:lvl w:ilvl="0">
+      <w:start w:val="1"/>
+      <w:numFmt w:val="bullet"/>
+      <w:lvlText w:val=""/>
+      <w:lvlJc w:val="left"/>
+      <w:pPr>
+        <w:tabs>
+          <w:tab w:val="num" w:pos="720"/>
+        </w:tabs>
+        <w:ind w:left="720" w:hanging="360"/>
+      </w:pPr>
+      <w:rPr>
+        <w:rFonts w:ascii="Symbol" w:hAnsi="Symbol" w:hint="default"/>
+        <w:sz w:val="20"/>
+      </w:rPr>
+    </w:lvl>
+    <w:lvl w:ilvl="1" w:tentative="1">
+      <w:start w:val="1"/>
+      <w:numFmt w:val="bullet"/>
+      <w:lvlText w:val="o"/>
+      <w:lvlJc w:val="left"/>
+      <w:pPr>
+        <w:tabs>
+          <w:tab w:val="num" w:pos="1440"/>
+        </w:tabs>
+        <w:ind w:left="1440" w:hanging="360"/>
+      </w:pPr>
+      <w:rPr>
+        <w:rFonts w:ascii="Courier New" w:hAnsi="Courier New" w:hint="default"/>
+        <w:sz w:val="20"/>
+      </w:rPr>
+    </w:lvl>
+    <w:lvl w:ilvl="2" w:tentative="1">
+      <w:start w:val="1"/>
+      <w:numFmt w:val="bullet"/>
+      <w:lvlText w:val=""/>
+      <w:lvlJc w:val="left"/>
+      <w:pPr>
+        <w:tabs>
+          <w:tab w:val="num" w:pos="2160"/>
+        </w:tabs>
+        <w:ind w:left="2160" w:hanging="360"/>
+      </w:pPr>
+      <w:rPr>
+        <w:rFonts w:ascii="Wingdings" w:hAnsi="Wingdings" w:hint="default"/>
+        <w:sz w:val="20"/>
+      </w:rPr>
+    </w:lvl>
+    <w:lvl w:ilvl="3" w:tentative="1">
+      <w:start w:val="1"/>
+      <w:numFmt w:val="bullet"/>
+      <w:lvlText w:val=""/>
+      <w:lvlJc w:val="left"/>
+      <w:pPr>
+        <w:tabs>
+          <w:tab w:val="num" w:pos="2880"/>
+        </w:tabs>
+        <w:ind w:left="2880" w:hanging="360"/>
+      </w:pPr>
+      <w:rPr>
+        <w:rFonts w:ascii="Wingdings" w:hAnsi="Wingdings" w:hint="default"/>
+        <w:sz w:val="20"/>
+      </w:rPr>
+    </w:lvl>
+    <w:lvl w:ilvl="4" w:tentative="1">
+      <w:start w:val="1"/>
+      <w:numFmt w:val="bullet"/>
+      <w:lvlText w:val=""/>
+      <w:lvlJc w:val="left"/>
+      <w:pPr>
+        <w:tabs>
+          <w:tab w:val="num" w:pos="3600"/>
+        </w:tabs>
+        <w:ind w:left="3600" w:hanging="360"/>
+      </w:pPr>
+      <w:rPr>
+        <w:rFonts w:ascii="Wingdings" w:hAnsi="Wingdings" w:hint="default"/>
+        <w:sz w:val="20"/>
+      </w:rPr>
+    </w:lvl>
+    <w:lvl w:ilvl="5" w:tentative="1">
+      <w:start w:val="1"/>
+      <w:numFmt w:val="bullet"/>
+      <w:lvlText w:val=""/>
+      <w:lvlJc w:val="left"/>
+      <w:pPr>
+        <w:tabs>
+          <w:tab w:val="num" w:pos="4320"/>
+        </w:tabs>
+        <w:ind w:left="4320" w:hanging="360"/>
+      </w:pPr>
+      <w:rPr>
+        <w:rFonts w:ascii="Wingdings" w:hAnsi="Wingdings" w:hint="default"/>
+        <w:sz w:val="20"/>
+      </w:rPr>
+    </w:lvl>
+    <w:lvl w:ilvl="6" w:tentative="1">
+      <w:start w:val="1"/>
+      <w:numFmt w:val="bullet"/>
+      <w:lvlText w:val=""/>
+      <w:lvlJc w:val="left"/>
+      <w:pPr>
+        <w:tabs>
+          <w:tab w:val="num" w:pos="5040"/>
+        </w:tabs>
+        <w:ind w:left="5040" w:hanging="360"/>
+      </w:pPr>
+      <w:rPr>
+        <w:rFonts w:ascii="Wingdings" w:hAnsi="Wingdings" w:hint="default"/>
+        <w:sz w:val="20"/>
+      </w:rPr>
+    </w:lvl>
+    <w:lvl w:ilvl="7" w:tentative="1">
+      <w:start w:val="1"/>
+      <w:numFmt w:val="bullet"/>
+      <w:lvlText w:val=""/>
+      <w:lvlJc w:val="left"/>
+      <w:pPr>
+        <w:tabs>
+          <w:tab w:val="num" w:pos="5760"/>
+        </w:tabs>
+        <w:ind w:left="5760" w:hanging="360"/>
+      </w:pPr>
+      <w:rPr>
+        <w:rFonts w:ascii="Wingdings" w:hAnsi="Wingdings" w:hint="default"/>
+        <w:sz w:val="20"/>
+      </w:rPr>
+    </w:lvl>
+    <w:lvl w:ilvl="8" w:tentative="1">
+      <w:start w:val="1"/>
+      <w:numFmt w:val="bullet"/>
+      <w:lvlText w:val=""/>
+      <w:lvlJc w:val="left"/>
+      <w:pPr>
+        <w:tabs>
+          <w:tab w:val="num" w:pos="6480"/>
+        </w:tabs>
+        <w:ind w:left="6480" w:hanging="360"/>
+      </w:pPr>
+      <w:rPr>
+        <w:rFonts w:ascii="Wingdings" w:hAnsi="Wingdings" w:hint="default"/>
+        <w:sz w:val="20"/>
+      </w:rPr>
+    </w:lvl>
+  </w:abstractNum>
+  <w:abstractNum w:abstractNumId="14" w15:restartNumberingAfterBreak="0">
+    <w:nsid w:val="627871A1"/>
+    <w:multiLevelType w:val="multilevel"/>
+    <w:tmpl w:val="FFA646BE"/>
+    <w:lvl w:ilvl="0">
+      <w:start w:val="1"/>
+      <w:numFmt w:val="bullet"/>
+      <w:lvlText w:val=""/>
+      <w:lvlJc w:val="left"/>
+      <w:pPr>
+        <w:tabs>
+          <w:tab w:val="num" w:pos="720"/>
+        </w:tabs>
+        <w:ind w:left="720" w:hanging="360"/>
+      </w:pPr>
+      <w:rPr>
+        <w:rFonts w:ascii="Symbol" w:hAnsi="Symbol" w:hint="default"/>
+        <w:sz w:val="20"/>
+      </w:rPr>
+    </w:lvl>
+    <w:lvl w:ilvl="1" w:tentative="1">
+      <w:start w:val="1"/>
+      <w:numFmt w:val="bullet"/>
+      <w:lvlText w:val="o"/>
+      <w:lvlJc w:val="left"/>
+      <w:pPr>
+        <w:tabs>
+          <w:tab w:val="num" w:pos="1440"/>
+        </w:tabs>
+        <w:ind w:left="1440" w:hanging="360"/>
+      </w:pPr>
+      <w:rPr>
+        <w:rFonts w:ascii="Courier New" w:hAnsi="Courier New" w:hint="default"/>
+        <w:sz w:val="20"/>
+      </w:rPr>
+    </w:lvl>
+    <w:lvl w:ilvl="2" w:tentative="1">
+      <w:start w:val="1"/>
+      <w:numFmt w:val="bullet"/>
+      <w:lvlText w:val=""/>
+      <w:lvlJc w:val="left"/>
+      <w:pPr>
+        <w:tabs>
+          <w:tab w:val="num" w:pos="2160"/>
+        </w:tabs>
+        <w:ind w:left="2160" w:hanging="360"/>
+      </w:pPr>
+      <w:rPr>
+        <w:rFonts w:ascii="Wingdings" w:hAnsi="Wingdings" w:hint="default"/>
+        <w:sz w:val="20"/>
+      </w:rPr>
+    </w:lvl>
+    <w:lvl w:ilvl="3" w:tentative="1">
+      <w:start w:val="1"/>
+      <w:numFmt w:val="bullet"/>
+      <w:lvlText w:val=""/>
+      <w:lvlJc w:val="left"/>
+      <w:pPr>
+        <w:tabs>
+          <w:tab w:val="num" w:pos="2880"/>
+        </w:tabs>
+        <w:ind w:left="2880" w:hanging="360"/>
+      </w:pPr>
+      <w:rPr>
+        <w:rFonts w:ascii="Wingdings" w:hAnsi="Wingdings" w:hint="default"/>
+        <w:sz w:val="20"/>
+      </w:rPr>
+    </w:lvl>
+    <w:lvl w:ilvl="4" w:tentative="1">
+      <w:start w:val="1"/>
+      <w:numFmt w:val="bullet"/>
+      <w:lvlText w:val=""/>
+      <w:lvlJc w:val="left"/>
+      <w:pPr>
+        <w:tabs>
+          <w:tab w:val="num" w:pos="3600"/>
+        </w:tabs>
+        <w:ind w:left="3600" w:hanging="360"/>
+      </w:pPr>
+      <w:rPr>
+        <w:rFonts w:ascii="Wingdings" w:hAnsi="Wingdings" w:hint="default"/>
+        <w:sz w:val="20"/>
+      </w:rPr>
+    </w:lvl>
+    <w:lvl w:ilvl="5" w:tentative="1">
+      <w:start w:val="1"/>
+      <w:numFmt w:val="bullet"/>
+      <w:lvlText w:val=""/>
+      <w:lvlJc w:val="left"/>
+      <w:pPr>
+        <w:tabs>
+          <w:tab w:val="num" w:pos="4320"/>
+        </w:tabs>
+        <w:ind w:left="4320" w:hanging="360"/>
+      </w:pPr>
+      <w:rPr>
+        <w:rFonts w:ascii="Wingdings" w:hAnsi="Wingdings" w:hint="default"/>
+        <w:sz w:val="20"/>
+      </w:rPr>
+    </w:lvl>
+    <w:lvl w:ilvl="6" w:tentative="1">
+      <w:start w:val="1"/>
+      <w:numFmt w:val="bullet"/>
+      <w:lvlText w:val=""/>
+      <w:lvlJc w:val="left"/>
+      <w:pPr>
+        <w:tabs>
+          <w:tab w:val="num" w:pos="5040"/>
+        </w:tabs>
+        <w:ind w:left="5040" w:hanging="360"/>
+      </w:pPr>
+      <w:rPr>
+        <w:rFonts w:ascii="Wingdings" w:hAnsi="Wingdings" w:hint="default"/>
+        <w:sz w:val="20"/>
+      </w:rPr>
+    </w:lvl>
+    <w:lvl w:ilvl="7" w:tentative="1">
+      <w:start w:val="1"/>
+      <w:numFmt w:val="bullet"/>
+      <w:lvlText w:val=""/>
+      <w:lvlJc w:val="left"/>
+      <w:pPr>
+        <w:tabs>
+          <w:tab w:val="num" w:pos="5760"/>
+        </w:tabs>
+        <w:ind w:left="5760" w:hanging="360"/>
+      </w:pPr>
+      <w:rPr>
+        <w:rFonts w:ascii="Wingdings" w:hAnsi="Wingdings" w:hint="default"/>
+        <w:sz w:val="20"/>
+      </w:rPr>
+    </w:lvl>
+    <w:lvl w:ilvl="8" w:tentative="1">
+      <w:start w:val="1"/>
+      <w:numFmt w:val="bullet"/>
+      <w:lvlText w:val=""/>
+      <w:lvlJc w:val="left"/>
+      <w:pPr>
+        <w:tabs>
+          <w:tab w:val="num" w:pos="6480"/>
+        </w:tabs>
+        <w:ind w:left="6480" w:hanging="360"/>
+      </w:pPr>
+      <w:rPr>
+        <w:rFonts w:ascii="Wingdings" w:hAnsi="Wingdings" w:hint="default"/>
+        <w:sz w:val="20"/>
+      </w:rPr>
+    </w:lvl>
+  </w:abstractNum>
+  <w:abstractNum w:abstractNumId="15" w15:restartNumberingAfterBreak="0">
+    <w:nsid w:val="6FE61C69"/>
+    <w:multiLevelType w:val="multilevel"/>
+    <w:tmpl w:val="6074C4CE"/>
+    <w:lvl w:ilvl="0">
+      <w:start w:val="1"/>
+      <w:numFmt w:val="bullet"/>
+      <w:lvlText w:val=""/>
+      <w:lvlJc w:val="left"/>
+      <w:pPr>
+        <w:tabs>
+          <w:tab w:val="num" w:pos="720"/>
+        </w:tabs>
+        <w:ind w:left="720" w:hanging="360"/>
+      </w:pPr>
+      <w:rPr>
+        <w:rFonts w:ascii="Symbol" w:hAnsi="Symbol" w:hint="default"/>
+        <w:sz w:val="20"/>
+      </w:rPr>
+    </w:lvl>
+    <w:lvl w:ilvl="1" w:tentative="1">
+      <w:start w:val="1"/>
+      <w:numFmt w:val="bullet"/>
+      <w:lvlText w:val="o"/>
+      <w:lvlJc w:val="left"/>
+      <w:pPr>
+        <w:tabs>
+          <w:tab w:val="num" w:pos="1440"/>
+        </w:tabs>
+        <w:ind w:left="1440" w:hanging="360"/>
+      </w:pPr>
+      <w:rPr>
+        <w:rFonts w:ascii="Courier New" w:hAnsi="Courier New" w:hint="default"/>
+        <w:sz w:val="20"/>
+      </w:rPr>
+    </w:lvl>
+    <w:lvl w:ilvl="2" w:tentative="1">
+      <w:start w:val="1"/>
+      <w:numFmt w:val="bullet"/>
+      <w:lvlText w:val=""/>
+      <w:lvlJc w:val="left"/>
+      <w:pPr>
+        <w:tabs>
+          <w:tab w:val="num" w:pos="2160"/>
+        </w:tabs>
+        <w:ind w:left="2160" w:hanging="360"/>
+      </w:pPr>
+      <w:rPr>
+        <w:rFonts w:ascii="Wingdings" w:hAnsi="Wingdings" w:hint="default"/>
+        <w:sz w:val="20"/>
+      </w:rPr>
+    </w:lvl>
+    <w:lvl w:ilvl="3" w:tentative="1">
+      <w:start w:val="1"/>
+      <w:numFmt w:val="bullet"/>
+      <w:lvlText w:val=""/>
+      <w:lvlJc w:val="left"/>
+      <w:pPr>
+        <w:tabs>
+          <w:tab w:val="num" w:pos="2880"/>
+        </w:tabs>
+        <w:ind w:left="2880" w:hanging="360"/>
+      </w:pPr>
+      <w:rPr>
+        <w:rFonts w:ascii="Wingdings" w:hAnsi="Wingdings" w:hint="default"/>
+        <w:sz w:val="20"/>
+      </w:rPr>
+    </w:lvl>
+    <w:lvl w:ilvl="4" w:tentative="1">
+      <w:start w:val="1"/>
+      <w:numFmt w:val="bullet"/>
+      <w:lvlText w:val=""/>
+      <w:lvlJc w:val="left"/>
+      <w:pPr>
+        <w:tabs>
+          <w:tab w:val="num" w:pos="3600"/>
+        </w:tabs>
+        <w:ind w:left="3600" w:hanging="360"/>
+      </w:pPr>
+      <w:rPr>
+        <w:rFonts w:ascii="Wingdings" w:hAnsi="Wingdings" w:hint="default"/>
+        <w:sz w:val="20"/>
+      </w:rPr>
+    </w:lvl>
+    <w:lvl w:ilvl="5" w:tentative="1">
+      <w:start w:val="1"/>
+      <w:numFmt w:val="bullet"/>
+      <w:lvlText w:val=""/>
+      <w:lvlJc w:val="left"/>
+      <w:pPr>
+        <w:tabs>
+          <w:tab w:val="num" w:pos="4320"/>
+        </w:tabs>
+        <w:ind w:left="4320" w:hanging="360"/>
+      </w:pPr>
+      <w:rPr>
+        <w:rFonts w:ascii="Wingdings" w:hAnsi="Wingdings" w:hint="default"/>
+        <w:sz w:val="20"/>
+      </w:rPr>
+    </w:lvl>
+    <w:lvl w:ilvl="6" w:tentative="1">
+      <w:start w:val="1"/>
+      <w:numFmt w:val="bullet"/>
+      <w:lvlText w:val=""/>
+      <w:lvlJc w:val="left"/>
+      <w:pPr>
+        <w:tabs>
+          <w:tab w:val="num" w:pos="5040"/>
+        </w:tabs>
+        <w:ind w:left="5040" w:hanging="360"/>
+      </w:pPr>
+      <w:rPr>
+        <w:rFonts w:ascii="Wingdings" w:hAnsi="Wingdings" w:hint="default"/>
+        <w:sz w:val="20"/>
+      </w:rPr>
+    </w:lvl>
+    <w:lvl w:ilvl="7" w:tentative="1">
+      <w:start w:val="1"/>
+      <w:numFmt w:val="bullet"/>
+      <w:lvlText w:val=""/>
+      <w:lvlJc w:val="left"/>
+      <w:pPr>
+        <w:tabs>
+          <w:tab w:val="num" w:pos="5760"/>
+        </w:tabs>
+        <w:ind w:left="5760" w:hanging="360"/>
+      </w:pPr>
+      <w:rPr>
+        <w:rFonts w:ascii="Wingdings" w:hAnsi="Wingdings" w:hint="default"/>
+        <w:sz w:val="20"/>
+      </w:rPr>
+    </w:lvl>
+    <w:lvl w:ilvl="8" w:tentative="1">
+      <w:start w:val="1"/>
+      <w:numFmt w:val="bullet"/>
+      <w:lvlText w:val=""/>
+      <w:lvlJc w:val="left"/>
+      <w:pPr>
+        <w:tabs>
+          <w:tab w:val="num" w:pos="6480"/>
+        </w:tabs>
+        <w:ind w:left="6480" w:hanging="360"/>
+      </w:pPr>
+      <w:rPr>
+        <w:rFonts w:ascii="Wingdings" w:hAnsi="Wingdings" w:hint="default"/>
+        <w:sz w:val="20"/>
+      </w:rPr>
+    </w:lvl>
+  </w:abstractNum>
+  <w:abstractNum w:abstractNumId="16" w15:restartNumberingAfterBreak="0">
+    <w:nsid w:val="792D078C"/>
+    <w:multiLevelType w:val="multilevel"/>
+    <w:tmpl w:val="843C52AC"/>
+    <w:lvl w:ilvl="0">
+      <w:start w:val="1"/>
+      <w:numFmt w:val="bullet"/>
+      <w:lvlText w:val=""/>
+      <w:lvlJc w:val="left"/>
+      <w:pPr>
+        <w:tabs>
+          <w:tab w:val="num" w:pos="720"/>
+        </w:tabs>
+        <w:ind w:left="720" w:hanging="360"/>
+      </w:pPr>
+      <w:rPr>
+        <w:rFonts w:ascii="Symbol" w:hAnsi="Symbol" w:hint="default"/>
+        <w:sz w:val="20"/>
+      </w:rPr>
+    </w:lvl>
+    <w:lvl w:ilvl="1" w:tentative="1">
+      <w:start w:val="1"/>
+      <w:numFmt w:val="bullet"/>
+      <w:lvlText w:val="o"/>
+      <w:lvlJc w:val="left"/>
+      <w:pPr>
+        <w:tabs>
+          <w:tab w:val="num" w:pos="1440"/>
+        </w:tabs>
+        <w:ind w:left="1440" w:hanging="360"/>
+      </w:pPr>
+      <w:rPr>
+        <w:rFonts w:ascii="Courier New" w:hAnsi="Courier New" w:hint="default"/>
+        <w:sz w:val="20"/>
+      </w:rPr>
+    </w:lvl>
+    <w:lvl w:ilvl="2" w:tentative="1">
+      <w:start w:val="1"/>
+      <w:numFmt w:val="bullet"/>
+      <w:lvlText w:val=""/>
+      <w:lvlJc w:val="left"/>
+      <w:pPr>
+        <w:tabs>
+          <w:tab w:val="num" w:pos="2160"/>
+        </w:tabs>
+        <w:ind w:left="2160" w:hanging="360"/>
+      </w:pPr>
+      <w:rPr>
+        <w:rFonts w:ascii="Wingdings" w:hAnsi="Wingdings" w:hint="default"/>
+        <w:sz w:val="20"/>
+      </w:rPr>
+    </w:lvl>
+    <w:lvl w:ilvl="3" w:tentative="1">
+      <w:start w:val="1"/>
+      <w:numFmt w:val="bullet"/>
+      <w:lvlText w:val=""/>
+      <w:lvlJc w:val="left"/>
+      <w:pPr>
+        <w:tabs>
+          <w:tab w:val="num" w:pos="2880"/>
+        </w:tabs>
+        <w:ind w:left="2880" w:hanging="360"/>
+      </w:pPr>
+      <w:rPr>
+        <w:rFonts w:ascii="Wingdings" w:hAnsi="Wingdings" w:hint="default"/>
+        <w:sz w:val="20"/>
+      </w:rPr>
+    </w:lvl>
+    <w:lvl w:ilvl="4" w:tentative="1">
+      <w:start w:val="1"/>
+      <w:numFmt w:val="bullet"/>
+      <w:lvlText w:val=""/>
+      <w:lvlJc w:val="left"/>
+      <w:pPr>
+        <w:tabs>
+          <w:tab w:val="num" w:pos="3600"/>
+        </w:tabs>
+        <w:ind w:left="3600" w:hanging="360"/>
+      </w:pPr>
+      <w:rPr>
+        <w:rFonts w:ascii="Wingdings" w:hAnsi="Wingdings" w:hint="default"/>
+        <w:sz w:val="20"/>
+      </w:rPr>
+    </w:lvl>
+    <w:lvl w:ilvl="5" w:tentative="1">
+      <w:start w:val="1"/>
+      <w:numFmt w:val="bullet"/>
+      <w:lvlText w:val=""/>
+      <w:lvlJc w:val="left"/>
+      <w:pPr>
+        <w:tabs>
+          <w:tab w:val="num" w:pos="4320"/>
+        </w:tabs>
+        <w:ind w:left="4320" w:hanging="360"/>
+      </w:pPr>
+      <w:rPr>
+        <w:rFonts w:ascii="Wingdings" w:hAnsi="Wingdings" w:hint="default"/>
+        <w:sz w:val="20"/>
+      </w:rPr>
+    </w:lvl>
+    <w:lvl w:ilvl="6" w:tentative="1">
+      <w:start w:val="1"/>
+      <w:numFmt w:val="bullet"/>
+      <w:lvlText w:val=""/>
+      <w:lvlJc w:val="left"/>
+      <w:pPr>
+        <w:tabs>
+          <w:tab w:val="num" w:pos="5040"/>
+        </w:tabs>
+        <w:ind w:left="5040" w:hanging="360"/>
+      </w:pPr>
+      <w:rPr>
+        <w:rFonts w:ascii="Wingdings" w:hAnsi="Wingdings" w:hint="default"/>
+        <w:sz w:val="20"/>
+      </w:rPr>
+    </w:lvl>
+    <w:lvl w:ilvl="7" w:tentative="1">
+      <w:start w:val="1"/>
+      <w:numFmt w:val="bullet"/>
+      <w:lvlText w:val=""/>
+      <w:lvlJc w:val="left"/>
+      <w:pPr>
+        <w:tabs>
+          <w:tab w:val="num" w:pos="5760"/>
+        </w:tabs>
+        <w:ind w:left="5760" w:hanging="360"/>
+      </w:pPr>
+      <w:rPr>
+        <w:rFonts w:ascii="Wingdings" w:hAnsi="Wingdings" w:hint="default"/>
+        <w:sz w:val="20"/>
+      </w:rPr>
+    </w:lvl>
+    <w:lvl w:ilvl="8" w:tentative="1">
+      <w:start w:val="1"/>
+      <w:numFmt w:val="bullet"/>
+      <w:lvlText w:val=""/>
+      <w:lvlJc w:val="left"/>
+      <w:pPr>
+        <w:tabs>
+          <w:tab w:val="num" w:pos="6480"/>
+        </w:tabs>
+        <w:ind w:left="6480" w:hanging="360"/>
+      </w:pPr>
+      <w:rPr>
+        <w:rFonts w:ascii="Wingdings" w:hAnsi="Wingdings" w:hint="default"/>
+        <w:sz w:val="20"/>
+      </w:rPr>
+    </w:lvl>
+  </w:abstractNum>
   <w:num w:numId="1">
-    <w:abstractNumId w:val="1"/>
+    <w:abstractNumId w:val="5"/>
   </w:num>
   <w:num w:numId="2">
     <w:abstractNumId w:val="0"/>
+  </w:num>
+  <w:num w:numId="3">
+    <w:abstractNumId w:val="13"/>
+  </w:num>
+  <w:num w:numId="4">
+    <w:abstractNumId w:val="15"/>
+  </w:num>
+  <w:num w:numId="5">
+    <w:abstractNumId w:val="14"/>
+  </w:num>
+  <w:num w:numId="6">
+    <w:abstractNumId w:val="4"/>
+  </w:num>
+  <w:num w:numId="7">
+    <w:abstractNumId w:val="7"/>
+  </w:num>
+  <w:num w:numId="8">
+    <w:abstractNumId w:val="10"/>
+  </w:num>
+  <w:num w:numId="9">
+    <w:abstractNumId w:val="11"/>
+  </w:num>
+  <w:num w:numId="10">
+    <w:abstractNumId w:val="3"/>
+  </w:num>
+  <w:num w:numId="11">
+    <w:abstractNumId w:val="9"/>
+  </w:num>
+  <w:num w:numId="12">
+    <w:abstractNumId w:val="2"/>
+  </w:num>
+  <w:num w:numId="13">
+    <w:abstractNumId w:val="6"/>
+  </w:num>
+  <w:num w:numId="14">
+    <w:abstractNumId w:val="12"/>
+  </w:num>
+  <w:num w:numId="15">
+    <w:abstractNumId w:val="16"/>
+  </w:num>
+  <w:num w:numId="16">
+    <w:abstractNumId w:val="1"/>
+  </w:num>
+  <w:num w:numId="17">
+    <w:abstractNumId w:val="8"/>
   </w:num>
 </w:numbering>
 </file>
@@ -717,6 +6257,46 @@
     <w:name w:val="Normal"/>
     <w:qFormat/>
   </w:style>
+  <w:style w:type="paragraph" w:styleId="Cmsor2">
+    <w:name w:val="heading 2"/>
+    <w:basedOn w:val="Norml"/>
+    <w:link w:val="Cmsor2Char"/>
+    <w:uiPriority w:val="9"/>
+    <w:qFormat/>
+    <w:rsid w:val="00877DE0"/>
+    <w:pPr>
+      <w:spacing w:before="100" w:beforeAutospacing="1" w:after="100" w:afterAutospacing="1" w:line="240" w:lineRule="auto"/>
+      <w:outlineLvl w:val="1"/>
+    </w:pPr>
+    <w:rPr>
+      <w:rFonts w:ascii="Times New Roman" w:eastAsia="Times New Roman" w:hAnsi="Times New Roman" w:cs="Times New Roman"/>
+      <w:b/>
+      <w:bCs/>
+      <w:sz w:val="36"/>
+      <w:szCs w:val="36"/>
+      <w:lang w:eastAsia="hu-HU"/>
+    </w:rPr>
+  </w:style>
+  <w:style w:type="paragraph" w:styleId="Cmsor3">
+    <w:name w:val="heading 3"/>
+    <w:basedOn w:val="Norml"/>
+    <w:link w:val="Cmsor3Char"/>
+    <w:uiPriority w:val="9"/>
+    <w:qFormat/>
+    <w:rsid w:val="00877DE0"/>
+    <w:pPr>
+      <w:spacing w:before="100" w:beforeAutospacing="1" w:after="100" w:afterAutospacing="1" w:line="240" w:lineRule="auto"/>
+      <w:outlineLvl w:val="2"/>
+    </w:pPr>
+    <w:rPr>
+      <w:rFonts w:ascii="Times New Roman" w:eastAsia="Times New Roman" w:hAnsi="Times New Roman" w:cs="Times New Roman"/>
+      <w:b/>
+      <w:bCs/>
+      <w:sz w:val="27"/>
+      <w:szCs w:val="27"/>
+      <w:lang w:eastAsia="hu-HU"/>
+    </w:rPr>
+  </w:style>
   <w:style w:type="character" w:default="1" w:styleId="Bekezdsalapbettpusa">
     <w:name w:val="Default Paragraph Font"/>
     <w:uiPriority w:val="1"/>
@@ -754,6 +6334,264 @@
       <w:ind w:left="720"/>
       <w:contextualSpacing/>
     </w:pPr>
+  </w:style>
+  <w:style w:type="character" w:customStyle="1" w:styleId="Cmsor2Char">
+    <w:name w:val="Címsor 2 Char"/>
+    <w:basedOn w:val="Bekezdsalapbettpusa"/>
+    <w:link w:val="Cmsor2"/>
+    <w:uiPriority w:val="9"/>
+    <w:rsid w:val="00877DE0"/>
+    <w:rPr>
+      <w:rFonts w:ascii="Times New Roman" w:eastAsia="Times New Roman" w:hAnsi="Times New Roman" w:cs="Times New Roman"/>
+      <w:b/>
+      <w:bCs/>
+      <w:sz w:val="36"/>
+      <w:szCs w:val="36"/>
+      <w:lang w:eastAsia="hu-HU"/>
+    </w:rPr>
+  </w:style>
+  <w:style w:type="character" w:customStyle="1" w:styleId="Cmsor3Char">
+    <w:name w:val="Címsor 3 Char"/>
+    <w:basedOn w:val="Bekezdsalapbettpusa"/>
+    <w:link w:val="Cmsor3"/>
+    <w:uiPriority w:val="9"/>
+    <w:rsid w:val="00877DE0"/>
+    <w:rPr>
+      <w:rFonts w:ascii="Times New Roman" w:eastAsia="Times New Roman" w:hAnsi="Times New Roman" w:cs="Times New Roman"/>
+      <w:b/>
+      <w:bCs/>
+      <w:sz w:val="27"/>
+      <w:szCs w:val="27"/>
+      <w:lang w:eastAsia="hu-HU"/>
+    </w:rPr>
+  </w:style>
+  <w:style w:type="paragraph" w:styleId="NormlWeb">
+    <w:name w:val="Normal (Web)"/>
+    <w:basedOn w:val="Norml"/>
+    <w:uiPriority w:val="99"/>
+    <w:semiHidden/>
+    <w:unhideWhenUsed/>
+    <w:rsid w:val="00877DE0"/>
+    <w:pPr>
+      <w:spacing w:before="100" w:beforeAutospacing="1" w:after="100" w:afterAutospacing="1" w:line="240" w:lineRule="auto"/>
+    </w:pPr>
+    <w:rPr>
+      <w:rFonts w:ascii="Times New Roman" w:eastAsia="Times New Roman" w:hAnsi="Times New Roman" w:cs="Times New Roman"/>
+      <w:sz w:val="24"/>
+      <w:szCs w:val="24"/>
+      <w:lang w:eastAsia="hu-HU"/>
+    </w:rPr>
+  </w:style>
+  <w:style w:type="character" w:styleId="Kiemels2">
+    <w:name w:val="Strong"/>
+    <w:basedOn w:val="Bekezdsalapbettpusa"/>
+    <w:uiPriority w:val="22"/>
+    <w:qFormat/>
+    <w:rsid w:val="00877DE0"/>
+    <w:rPr>
+      <w:b/>
+      <w:bCs/>
+    </w:rPr>
+  </w:style>
+  <w:style w:type="paragraph" w:styleId="HTML-kntformzott">
+    <w:name w:val="HTML Preformatted"/>
+    <w:basedOn w:val="Norml"/>
+    <w:link w:val="HTML-kntformzottChar"/>
+    <w:uiPriority w:val="99"/>
+    <w:semiHidden/>
+    <w:unhideWhenUsed/>
+    <w:rsid w:val="00877DE0"/>
+    <w:pPr>
+      <w:tabs>
+        <w:tab w:val="left" w:pos="916"/>
+        <w:tab w:val="left" w:pos="1832"/>
+        <w:tab w:val="left" w:pos="2748"/>
+        <w:tab w:val="left" w:pos="3664"/>
+        <w:tab w:val="left" w:pos="4580"/>
+        <w:tab w:val="left" w:pos="5496"/>
+        <w:tab w:val="left" w:pos="6412"/>
+        <w:tab w:val="left" w:pos="7328"/>
+        <w:tab w:val="left" w:pos="8244"/>
+        <w:tab w:val="left" w:pos="9160"/>
+        <w:tab w:val="left" w:pos="10076"/>
+        <w:tab w:val="left" w:pos="10992"/>
+        <w:tab w:val="left" w:pos="11908"/>
+        <w:tab w:val="left" w:pos="12824"/>
+        <w:tab w:val="left" w:pos="13740"/>
+        <w:tab w:val="left" w:pos="14656"/>
+      </w:tabs>
+      <w:spacing w:after="0" w:line="240" w:lineRule="auto"/>
+    </w:pPr>
+    <w:rPr>
+      <w:rFonts w:ascii="Courier New" w:eastAsia="Times New Roman" w:hAnsi="Courier New" w:cs="Courier New"/>
+      <w:sz w:val="20"/>
+      <w:szCs w:val="20"/>
+      <w:lang w:eastAsia="hu-HU"/>
+    </w:rPr>
+  </w:style>
+  <w:style w:type="character" w:customStyle="1" w:styleId="HTML-kntformzottChar">
+    <w:name w:val="HTML-ként formázott Char"/>
+    <w:basedOn w:val="Bekezdsalapbettpusa"/>
+    <w:link w:val="HTML-kntformzott"/>
+    <w:uiPriority w:val="99"/>
+    <w:semiHidden/>
+    <w:rsid w:val="00877DE0"/>
+    <w:rPr>
+      <w:rFonts w:ascii="Courier New" w:eastAsia="Times New Roman" w:hAnsi="Courier New" w:cs="Courier New"/>
+      <w:sz w:val="20"/>
+      <w:szCs w:val="20"/>
+      <w:lang w:eastAsia="hu-HU"/>
+    </w:rPr>
+  </w:style>
+  <w:style w:type="character" w:styleId="HTML-kd">
+    <w:name w:val="HTML Code"/>
+    <w:basedOn w:val="Bekezdsalapbettpusa"/>
+    <w:uiPriority w:val="99"/>
+    <w:semiHidden/>
+    <w:unhideWhenUsed/>
+    <w:rsid w:val="00877DE0"/>
+    <w:rPr>
+      <w:rFonts w:ascii="Courier New" w:eastAsia="Times New Roman" w:hAnsi="Courier New" w:cs="Courier New"/>
+      <w:sz w:val="20"/>
+      <w:szCs w:val="20"/>
+    </w:rPr>
+  </w:style>
+  <w:style w:type="character" w:customStyle="1" w:styleId="hljs-comment">
+    <w:name w:val="hljs-comment"/>
+    <w:basedOn w:val="Bekezdsalapbettpusa"/>
+    <w:rsid w:val="00877DE0"/>
+  </w:style>
+  <w:style w:type="character" w:customStyle="1" w:styleId="hljs-section">
+    <w:name w:val="hljs-section"/>
+    <w:basedOn w:val="Bekezdsalapbettpusa"/>
+    <w:rsid w:val="00877DE0"/>
+  </w:style>
+  <w:style w:type="character" w:customStyle="1" w:styleId="hljs-function">
+    <w:name w:val="hljs-function"/>
+    <w:basedOn w:val="Bekezdsalapbettpusa"/>
+    <w:rsid w:val="00877DE0"/>
+  </w:style>
+  <w:style w:type="character" w:customStyle="1" w:styleId="hljs-keyword">
+    <w:name w:val="hljs-keyword"/>
+    <w:basedOn w:val="Bekezdsalapbettpusa"/>
+    <w:rsid w:val="00877DE0"/>
+  </w:style>
+  <w:style w:type="character" w:customStyle="1" w:styleId="hljs-builtin">
+    <w:name w:val="hljs-built_in"/>
+    <w:basedOn w:val="Bekezdsalapbettpusa"/>
+    <w:rsid w:val="00877DE0"/>
+  </w:style>
+  <w:style w:type="character" w:customStyle="1" w:styleId="hljs-title">
+    <w:name w:val="hljs-title"/>
+    <w:basedOn w:val="Bekezdsalapbettpusa"/>
+    <w:rsid w:val="00877DE0"/>
+  </w:style>
+  <w:style w:type="character" w:customStyle="1" w:styleId="hljs-params">
+    <w:name w:val="hljs-params"/>
+    <w:basedOn w:val="Bekezdsalapbettpusa"/>
+    <w:rsid w:val="00877DE0"/>
+  </w:style>
+  <w:style w:type="character" w:customStyle="1" w:styleId="overflow-hidden">
+    <w:name w:val="overflow-hidden"/>
+    <w:basedOn w:val="Bekezdsalapbettpusa"/>
+    <w:rsid w:val="00877DE0"/>
+  </w:style>
+  <w:style w:type="paragraph" w:styleId="z-Akrdvteteje">
+    <w:name w:val="HTML Top of Form"/>
+    <w:basedOn w:val="Norml"/>
+    <w:next w:val="Norml"/>
+    <w:link w:val="z-AkrdvtetejeChar"/>
+    <w:hidden/>
+    <w:uiPriority w:val="99"/>
+    <w:semiHidden/>
+    <w:unhideWhenUsed/>
+    <w:rsid w:val="00877DE0"/>
+    <w:pPr>
+      <w:pBdr>
+        <w:bottom w:val="single" w:sz="6" w:space="1" w:color="auto"/>
+      </w:pBdr>
+      <w:spacing w:after="0" w:line="240" w:lineRule="auto"/>
+      <w:jc w:val="center"/>
+    </w:pPr>
+    <w:rPr>
+      <w:rFonts w:ascii="Arial" w:eastAsia="Times New Roman" w:hAnsi="Arial" w:cs="Arial"/>
+      <w:vanish/>
+      <w:sz w:val="16"/>
+      <w:szCs w:val="16"/>
+      <w:lang w:eastAsia="hu-HU"/>
+    </w:rPr>
+  </w:style>
+  <w:style w:type="character" w:customStyle="1" w:styleId="z-AkrdvtetejeChar">
+    <w:name w:val="z-A kérdőív teteje Char"/>
+    <w:basedOn w:val="Bekezdsalapbettpusa"/>
+    <w:link w:val="z-Akrdvteteje"/>
+    <w:uiPriority w:val="99"/>
+    <w:semiHidden/>
+    <w:rsid w:val="00877DE0"/>
+    <w:rPr>
+      <w:rFonts w:ascii="Arial" w:eastAsia="Times New Roman" w:hAnsi="Arial" w:cs="Arial"/>
+      <w:vanish/>
+      <w:sz w:val="16"/>
+      <w:szCs w:val="16"/>
+      <w:lang w:eastAsia="hu-HU"/>
+    </w:rPr>
+  </w:style>
+  <w:style w:type="character" w:customStyle="1" w:styleId="text-sm">
+    <w:name w:val="text-sm"/>
+    <w:basedOn w:val="Bekezdsalapbettpusa"/>
+    <w:rsid w:val="00877DE0"/>
+  </w:style>
+  <w:style w:type="character" w:styleId="Hiperhivatkozs">
+    <w:name w:val="Hyperlink"/>
+    <w:basedOn w:val="Bekezdsalapbettpusa"/>
+    <w:uiPriority w:val="99"/>
+    <w:semiHidden/>
+    <w:unhideWhenUsed/>
+    <w:rsid w:val="00877DE0"/>
+    <w:rPr>
+      <w:color w:val="0000FF"/>
+      <w:u w:val="single"/>
+    </w:rPr>
+  </w:style>
+  <w:style w:type="paragraph" w:styleId="z-Akrdvalja">
+    <w:name w:val="HTML Bottom of Form"/>
+    <w:basedOn w:val="Norml"/>
+    <w:next w:val="Norml"/>
+    <w:link w:val="z-AkrdvaljaChar"/>
+    <w:hidden/>
+    <w:uiPriority w:val="99"/>
+    <w:semiHidden/>
+    <w:unhideWhenUsed/>
+    <w:rsid w:val="00877DE0"/>
+    <w:pPr>
+      <w:pBdr>
+        <w:top w:val="single" w:sz="6" w:space="1" w:color="auto"/>
+      </w:pBdr>
+      <w:spacing w:after="0" w:line="240" w:lineRule="auto"/>
+      <w:jc w:val="center"/>
+    </w:pPr>
+    <w:rPr>
+      <w:rFonts w:ascii="Arial" w:eastAsia="Times New Roman" w:hAnsi="Arial" w:cs="Arial"/>
+      <w:vanish/>
+      <w:sz w:val="16"/>
+      <w:szCs w:val="16"/>
+      <w:lang w:eastAsia="hu-HU"/>
+    </w:rPr>
+  </w:style>
+  <w:style w:type="character" w:customStyle="1" w:styleId="z-AkrdvaljaChar">
+    <w:name w:val="z-A kérdőív alja Char"/>
+    <w:basedOn w:val="Bekezdsalapbettpusa"/>
+    <w:link w:val="z-Akrdvalja"/>
+    <w:uiPriority w:val="99"/>
+    <w:semiHidden/>
+    <w:rsid w:val="00877DE0"/>
+    <w:rPr>
+      <w:rFonts w:ascii="Arial" w:eastAsia="Times New Roman" w:hAnsi="Arial" w:cs="Arial"/>
+      <w:vanish/>
+      <w:sz w:val="16"/>
+      <w:szCs w:val="16"/>
+      <w:lang w:eastAsia="hu-HU"/>
+    </w:rPr>
   </w:style>
 </w:styles>
 </file>
